--- a/Angular Notes.docx
+++ b/Angular Notes.docx
@@ -7872,6 +7872,947 @@
     </w:p>
     <w:p>
       <w:pPr>
+        <w:pStyle w:val="Heading1"/>
+        <w:rPr>
+          <w:rFonts w:asciiTheme="minorHAnsi" w:hAnsiTheme="minorHAnsi" w:cstheme="minorHAnsi"/>
+          <w:b/>
+          <w:color w:val="auto"/>
+          <w:sz w:val="24"/>
+          <w:szCs w:val="24"/>
+        </w:rPr>
+      </w:pPr>
+      <w:r>
+        <w:rPr>
+          <w:rStyle w:val="HTMLCode"/>
+          <w:rFonts w:asciiTheme="minorHAnsi" w:eastAsiaTheme="majorEastAsia" w:hAnsiTheme="minorHAnsi" w:cstheme="minorHAnsi"/>
+          <w:b/>
+          <w:color w:val="auto"/>
+          <w:sz w:val="24"/>
+          <w:szCs w:val="24"/>
+        </w:rPr>
+        <w:t>CanActivate</w:t>
+      </w:r>
+    </w:p>
+    <w:p>
+      <w:pPr>
+        <w:rPr>
+          <w:rFonts w:cstheme="minorHAnsi"/>
+          <w:b/>
+          <w:sz w:val="20"/>
+          <w:szCs w:val="20"/>
+        </w:rPr>
+      </w:pPr>
+      <w:r>
+        <w:rPr>
+          <w:rFonts w:cstheme="minorHAnsi"/>
+          <w:b/>
+          <w:sz w:val="20"/>
+          <w:szCs w:val="20"/>
+        </w:rPr>
+        <w:t>AuthGuard</w:t>
+      </w:r>
+      <w:r>
+        <w:rPr>
+          <w:rFonts w:cstheme="minorHAnsi"/>
+          <w:b/>
+          <w:sz w:val="20"/>
+          <w:szCs w:val="20"/>
+        </w:rPr>
+        <w:t>.ts</w:t>
+      </w:r>
+    </w:p>
+    <w:p>
+      <w:pPr>
+        <w:rPr>
+          <w:rFonts w:ascii="Courier New" w:hAnsi="Courier New" w:cs="Courier New"/>
+          <w:sz w:val="20"/>
+          <w:szCs w:val="20"/>
+        </w:rPr>
+      </w:pPr>
+      <w:r>
+        <w:rPr>
+          <w:rFonts w:ascii="Courier New" w:hAnsi="Courier New" w:cs="Courier New"/>
+          <w:sz w:val="20"/>
+          <w:szCs w:val="20"/>
+        </w:rPr>
+        <w:t>import { Injectable } from '@angular/core';</w:t>
+      </w:r>
+    </w:p>
+    <w:p>
+      <w:pPr>
+        <w:rPr>
+          <w:rFonts w:ascii="Courier New" w:hAnsi="Courier New" w:cs="Courier New"/>
+          <w:sz w:val="20"/>
+          <w:szCs w:val="20"/>
+        </w:rPr>
+      </w:pPr>
+      <w:r>
+        <w:rPr>
+          <w:rFonts w:ascii="Courier New" w:hAnsi="Courier New" w:cs="Courier New"/>
+          <w:sz w:val="20"/>
+          <w:szCs w:val="20"/>
+        </w:rPr>
+        <w:t>import {</w:t>
+      </w:r>
+    </w:p>
+    <w:p>
+      <w:pPr>
+        <w:rPr>
+          <w:rFonts w:ascii="Courier New" w:hAnsi="Courier New" w:cs="Courier New"/>
+          <w:sz w:val="20"/>
+          <w:szCs w:val="20"/>
+        </w:rPr>
+      </w:pPr>
+      <w:r>
+        <w:rPr>
+          <w:rFonts w:ascii="Courier New" w:hAnsi="Courier New" w:cs="Courier New"/>
+          <w:sz w:val="20"/>
+          <w:szCs w:val="20"/>
+        </w:rPr>
+        <w:t xml:space="preserve">  CanActivate,</w:t>
+      </w:r>
+    </w:p>
+    <w:p>
+      <w:pPr>
+        <w:rPr>
+          <w:rFonts w:ascii="Courier New" w:hAnsi="Courier New" w:cs="Courier New"/>
+          <w:sz w:val="20"/>
+          <w:szCs w:val="20"/>
+        </w:rPr>
+      </w:pPr>
+      <w:r>
+        <w:rPr>
+          <w:rFonts w:ascii="Courier New" w:hAnsi="Courier New" w:cs="Courier New"/>
+          <w:sz w:val="20"/>
+          <w:szCs w:val="20"/>
+        </w:rPr>
+        <w:t xml:space="preserve">  Router</w:t>
+      </w:r>
+    </w:p>
+    <w:p>
+      <w:pPr>
+        <w:rPr>
+          <w:rFonts w:ascii="Courier New" w:hAnsi="Courier New" w:cs="Courier New"/>
+          <w:sz w:val="20"/>
+          <w:szCs w:val="20"/>
+        </w:rPr>
+      </w:pPr>
+      <w:r>
+        <w:rPr>
+          <w:rFonts w:ascii="Courier New" w:hAnsi="Courier New" w:cs="Courier New"/>
+          <w:sz w:val="20"/>
+          <w:szCs w:val="20"/>
+        </w:rPr>
+        <w:t>} from '@angular/router';</w:t>
+      </w:r>
+    </w:p>
+    <w:p>
+      <w:pPr>
+        <w:rPr>
+          <w:rFonts w:ascii="Courier New" w:hAnsi="Courier New" w:cs="Courier New"/>
+          <w:sz w:val="20"/>
+          <w:szCs w:val="20"/>
+        </w:rPr>
+      </w:pPr>
+    </w:p>
+    <w:p>
+      <w:pPr>
+        <w:rPr>
+          <w:rFonts w:ascii="Courier New" w:hAnsi="Courier New" w:cs="Courier New"/>
+          <w:sz w:val="20"/>
+          <w:szCs w:val="20"/>
+        </w:rPr>
+      </w:pPr>
+      <w:r>
+        <w:rPr>
+          <w:rFonts w:ascii="Courier New" w:hAnsi="Courier New" w:cs="Courier New"/>
+          <w:sz w:val="20"/>
+          <w:szCs w:val="20"/>
+        </w:rPr>
+        <w:t>@Injectable({</w:t>
+      </w:r>
+    </w:p>
+    <w:p>
+      <w:pPr>
+        <w:rPr>
+          <w:rFonts w:ascii="Courier New" w:hAnsi="Courier New" w:cs="Courier New"/>
+          <w:sz w:val="20"/>
+          <w:szCs w:val="20"/>
+        </w:rPr>
+      </w:pPr>
+      <w:r>
+        <w:rPr>
+          <w:rFonts w:ascii="Courier New" w:hAnsi="Courier New" w:cs="Courier New"/>
+          <w:sz w:val="20"/>
+          <w:szCs w:val="20"/>
+        </w:rPr>
+        <w:t xml:space="preserve">  providedIn: 'root'</w:t>
+      </w:r>
+    </w:p>
+    <w:p>
+      <w:pPr>
+        <w:rPr>
+          <w:rFonts w:ascii="Courier New" w:hAnsi="Courier New" w:cs="Courier New"/>
+          <w:sz w:val="20"/>
+          <w:szCs w:val="20"/>
+        </w:rPr>
+      </w:pPr>
+      <w:r>
+        <w:rPr>
+          <w:rFonts w:ascii="Courier New" w:hAnsi="Courier New" w:cs="Courier New"/>
+          <w:sz w:val="20"/>
+          <w:szCs w:val="20"/>
+        </w:rPr>
+        <w:t>})</w:t>
+      </w:r>
+    </w:p>
+    <w:p>
+      <w:pPr>
+        <w:rPr>
+          <w:rFonts w:ascii="Courier New" w:hAnsi="Courier New" w:cs="Courier New"/>
+          <w:sz w:val="20"/>
+          <w:szCs w:val="20"/>
+        </w:rPr>
+      </w:pPr>
+      <w:r>
+        <w:rPr>
+          <w:rFonts w:ascii="Courier New" w:hAnsi="Courier New" w:cs="Courier New"/>
+          <w:sz w:val="20"/>
+          <w:szCs w:val="20"/>
+        </w:rPr>
+        <w:t>export class Aut</w:t>
+      </w:r>
+      <w:r>
+        <w:rPr>
+          <w:rFonts w:ascii="Courier New" w:hAnsi="Courier New" w:cs="Courier New"/>
+          <w:sz w:val="20"/>
+          <w:szCs w:val="20"/>
+        </w:rPr>
+        <w:t>hGuard implements CanActivate {</w:t>
+      </w:r>
+    </w:p>
+    <w:p>
+      <w:pPr>
+        <w:rPr>
+          <w:rFonts w:ascii="Courier New" w:hAnsi="Courier New" w:cs="Courier New"/>
+          <w:sz w:val="20"/>
+          <w:szCs w:val="20"/>
+        </w:rPr>
+      </w:pPr>
+      <w:r>
+        <w:rPr>
+          <w:rFonts w:ascii="Courier New" w:hAnsi="Courier New" w:cs="Courier New"/>
+          <w:sz w:val="20"/>
+          <w:szCs w:val="20"/>
+        </w:rPr>
+        <w:t xml:space="preserve">  constru</w:t>
+      </w:r>
+      <w:r>
+        <w:rPr>
+          <w:rFonts w:ascii="Courier New" w:hAnsi="Courier New" w:cs="Courier New"/>
+          <w:sz w:val="20"/>
+          <w:szCs w:val="20"/>
+        </w:rPr>
+        <w:t>ctor(private router: Router) {}</w:t>
+      </w:r>
+    </w:p>
+    <w:p>
+      <w:pPr>
+        <w:rPr>
+          <w:rFonts w:ascii="Courier New" w:hAnsi="Courier New" w:cs="Courier New"/>
+          <w:sz w:val="20"/>
+          <w:szCs w:val="20"/>
+        </w:rPr>
+      </w:pPr>
+      <w:r>
+        <w:rPr>
+          <w:rFonts w:ascii="Courier New" w:hAnsi="Courier New" w:cs="Courier New"/>
+          <w:sz w:val="20"/>
+          <w:szCs w:val="20"/>
+        </w:rPr>
+        <w:t xml:space="preserve">  canActivate(): boolean {</w:t>
+      </w:r>
+    </w:p>
+    <w:p>
+      <w:pPr>
+        <w:rPr>
+          <w:rFonts w:ascii="Courier New" w:hAnsi="Courier New" w:cs="Courier New"/>
+          <w:sz w:val="20"/>
+          <w:szCs w:val="20"/>
+        </w:rPr>
+      </w:pPr>
+      <w:r>
+        <w:rPr>
+          <w:rFonts w:ascii="Courier New" w:hAnsi="Courier New" w:cs="Courier New"/>
+          <w:sz w:val="20"/>
+          <w:szCs w:val="20"/>
+        </w:rPr>
+        <w:t xml:space="preserve">    const isLoggedIn = false;</w:t>
+      </w:r>
+    </w:p>
+    <w:p>
+      <w:pPr>
+        <w:rPr>
+          <w:rFonts w:ascii="Courier New" w:hAnsi="Courier New" w:cs="Courier New"/>
+          <w:sz w:val="20"/>
+          <w:szCs w:val="20"/>
+        </w:rPr>
+      </w:pPr>
+      <w:r>
+        <w:rPr>
+          <w:rFonts w:ascii="Courier New" w:hAnsi="Courier New" w:cs="Courier New"/>
+          <w:sz w:val="20"/>
+          <w:szCs w:val="20"/>
+        </w:rPr>
+        <w:t xml:space="preserve">    if (isLoggedIn) {</w:t>
+      </w:r>
+    </w:p>
+    <w:p>
+      <w:pPr>
+        <w:rPr>
+          <w:rFonts w:ascii="Courier New" w:hAnsi="Courier New" w:cs="Courier New"/>
+          <w:sz w:val="20"/>
+          <w:szCs w:val="20"/>
+        </w:rPr>
+      </w:pPr>
+      <w:r>
+        <w:rPr>
+          <w:rFonts w:ascii="Courier New" w:hAnsi="Courier New" w:cs="Courier New"/>
+          <w:sz w:val="20"/>
+          <w:szCs w:val="20"/>
+        </w:rPr>
+        <w:t xml:space="preserve">      return true;</w:t>
+      </w:r>
+    </w:p>
+    <w:p>
+      <w:pPr>
+        <w:rPr>
+          <w:rFonts w:ascii="Courier New" w:hAnsi="Courier New" w:cs="Courier New"/>
+          <w:sz w:val="20"/>
+          <w:szCs w:val="20"/>
+        </w:rPr>
+      </w:pPr>
+      <w:r>
+        <w:rPr>
+          <w:rFonts w:ascii="Courier New" w:hAnsi="Courier New" w:cs="Courier New"/>
+          <w:sz w:val="20"/>
+          <w:szCs w:val="20"/>
+        </w:rPr>
+        <w:t xml:space="preserve">    } else {</w:t>
+      </w:r>
+    </w:p>
+    <w:p>
+      <w:pPr>
+        <w:rPr>
+          <w:rFonts w:ascii="Courier New" w:hAnsi="Courier New" w:cs="Courier New"/>
+          <w:sz w:val="20"/>
+          <w:szCs w:val="20"/>
+        </w:rPr>
+      </w:pPr>
+      <w:r>
+        <w:rPr>
+          <w:rFonts w:ascii="Courier New" w:hAnsi="Courier New" w:cs="Courier New"/>
+          <w:sz w:val="20"/>
+          <w:szCs w:val="20"/>
+        </w:rPr>
+        <w:t xml:space="preserve">      this.router.navigate(['/login']);</w:t>
+      </w:r>
+    </w:p>
+    <w:p>
+      <w:pPr>
+        <w:rPr>
+          <w:rFonts w:ascii="Courier New" w:hAnsi="Courier New" w:cs="Courier New"/>
+          <w:sz w:val="20"/>
+          <w:szCs w:val="20"/>
+        </w:rPr>
+      </w:pPr>
+      <w:r>
+        <w:rPr>
+          <w:rFonts w:ascii="Courier New" w:hAnsi="Courier New" w:cs="Courier New"/>
+          <w:sz w:val="20"/>
+          <w:szCs w:val="20"/>
+        </w:rPr>
+        <w:t xml:space="preserve">      return false;</w:t>
+      </w:r>
+    </w:p>
+    <w:p>
+      <w:pPr>
+        <w:rPr>
+          <w:rFonts w:ascii="Courier New" w:hAnsi="Courier New" w:cs="Courier New"/>
+          <w:sz w:val="20"/>
+          <w:szCs w:val="20"/>
+        </w:rPr>
+      </w:pPr>
+      <w:r>
+        <w:rPr>
+          <w:rFonts w:ascii="Courier New" w:hAnsi="Courier New" w:cs="Courier New"/>
+          <w:sz w:val="20"/>
+          <w:szCs w:val="20"/>
+        </w:rPr>
+        <w:t xml:space="preserve">    }</w:t>
+      </w:r>
+    </w:p>
+    <w:p>
+      <w:pPr>
+        <w:rPr>
+          <w:rFonts w:ascii="Courier New" w:hAnsi="Courier New" w:cs="Courier New"/>
+          <w:sz w:val="20"/>
+          <w:szCs w:val="20"/>
+        </w:rPr>
+      </w:pPr>
+      <w:r>
+        <w:rPr>
+          <w:rFonts w:ascii="Courier New" w:hAnsi="Courier New" w:cs="Courier New"/>
+          <w:sz w:val="20"/>
+          <w:szCs w:val="20"/>
+        </w:rPr>
+        <w:t xml:space="preserve">  }</w:t>
+      </w:r>
+    </w:p>
+    <w:p>
+      <w:pPr>
+        <w:rPr>
+          <w:rFonts w:ascii="Courier New" w:hAnsi="Courier New" w:cs="Courier New"/>
+          <w:sz w:val="20"/>
+          <w:szCs w:val="20"/>
+        </w:rPr>
+      </w:pPr>
+      <w:r>
+        <w:rPr>
+          <w:rFonts w:ascii="Courier New" w:hAnsi="Courier New" w:cs="Courier New"/>
+          <w:sz w:val="20"/>
+          <w:szCs w:val="20"/>
+        </w:rPr>
+        <w:t>}</w:t>
+      </w:r>
+    </w:p>
+    <w:p>
+      <w:pPr>
+        <w:rPr>
+          <w:rStyle w:val="g"/>
+          <w:rFonts w:ascii="Courier New" w:hAnsi="Courier New" w:cs="Courier New"/>
+          <w:b/>
+          <w:sz w:val="20"/>
+          <w:szCs w:val="20"/>
+        </w:rPr>
+      </w:pPr>
+      <w:r>
+        <w:rPr>
+          <w:rStyle w:val="g"/>
+          <w:rFonts w:ascii="Courier New" w:hAnsi="Courier New" w:cs="Courier New"/>
+          <w:b/>
+          <w:sz w:val="20"/>
+          <w:szCs w:val="20"/>
+        </w:rPr>
+        <w:t>Routing.ts</w:t>
+      </w:r>
+    </w:p>
+    <w:p>
+      <w:pPr>
+        <w:rPr>
+          <w:rFonts w:ascii="Courier New" w:hAnsi="Courier New" w:cs="Courier New"/>
+          <w:b/>
+          <w:sz w:val="20"/>
+          <w:szCs w:val="20"/>
+        </w:rPr>
+      </w:pPr>
+      <w:r>
+        <w:rPr>
+          <w:rStyle w:val="g"/>
+          <w:rFonts w:ascii="Courier New" w:hAnsi="Courier New" w:cs="Courier New"/>
+          <w:sz w:val="20"/>
+          <w:szCs w:val="20"/>
+        </w:rPr>
+        <w:t>const</w:t>
+      </w:r>
+      <w:r>
+        <w:rPr>
+          <w:rFonts w:ascii="Courier New" w:hAnsi="Courier New" w:cs="Courier New"/>
+          <w:sz w:val="20"/>
+          <w:szCs w:val="20"/>
+        </w:rPr>
+        <w:t xml:space="preserve"> </w:t>
+      </w:r>
+      <w:r>
+        <w:rPr>
+          <w:rStyle w:val="m"/>
+          <w:rFonts w:ascii="Courier New" w:hAnsi="Courier New" w:cs="Courier New"/>
+          <w:sz w:val="20"/>
+          <w:szCs w:val="20"/>
+        </w:rPr>
+        <w:t>routes</w:t>
+      </w:r>
+      <w:r>
+        <w:rPr>
+          <w:rFonts w:ascii="Courier New" w:hAnsi="Courier New" w:cs="Courier New"/>
+          <w:sz w:val="20"/>
+          <w:szCs w:val="20"/>
+        </w:rPr>
+        <w:t xml:space="preserve"> </w:t>
+      </w:r>
+      <w:r>
+        <w:rPr>
+          <w:rStyle w:val="g"/>
+          <w:rFonts w:ascii="Courier New" w:hAnsi="Courier New" w:cs="Courier New"/>
+          <w:sz w:val="20"/>
+          <w:szCs w:val="20"/>
+        </w:rPr>
+        <w:t>=</w:t>
+      </w:r>
+      <w:r>
+        <w:rPr>
+          <w:rFonts w:ascii="Courier New" w:hAnsi="Courier New" w:cs="Courier New"/>
+          <w:sz w:val="20"/>
+          <w:szCs w:val="20"/>
+        </w:rPr>
+        <w:t xml:space="preserve"> [</w:t>
+      </w:r>
+      <w:r>
+        <w:rPr>
+          <w:rFonts w:ascii="Courier New" w:hAnsi="Courier New" w:cs="Courier New"/>
+          <w:sz w:val="20"/>
+          <w:szCs w:val="20"/>
+        </w:rPr>
+        <w:br/>
+        <w:t>{</w:t>
+      </w:r>
+      <w:r>
+        <w:rPr>
+          <w:rFonts w:ascii="Courier New" w:hAnsi="Courier New" w:cs="Courier New"/>
+          <w:sz w:val="20"/>
+          <w:szCs w:val="20"/>
+        </w:rPr>
+        <w:br/>
+      </w:r>
+      <w:r>
+        <w:rPr>
+          <w:rFonts w:ascii="Courier New" w:hAnsi="Courier New" w:cs="Courier New"/>
+          <w:sz w:val="20"/>
+          <w:szCs w:val="20"/>
+        </w:rPr>
+        <w:lastRenderedPageBreak/>
+        <w:t xml:space="preserve">path: </w:t>
+      </w:r>
+      <w:r>
+        <w:rPr>
+          <w:rStyle w:val="k"/>
+          <w:rFonts w:ascii="Courier New" w:hAnsi="Courier New" w:cs="Courier New"/>
+          <w:sz w:val="20"/>
+          <w:szCs w:val="20"/>
+        </w:rPr>
+        <w:t>'dashboard'</w:t>
+      </w:r>
+      <w:r>
+        <w:rPr>
+          <w:rFonts w:ascii="Courier New" w:hAnsi="Courier New" w:cs="Courier New"/>
+          <w:sz w:val="20"/>
+          <w:szCs w:val="20"/>
+        </w:rPr>
+        <w:t>,</w:t>
+      </w:r>
+      <w:r>
+        <w:rPr>
+          <w:rFonts w:ascii="Courier New" w:hAnsi="Courier New" w:cs="Courier New"/>
+          <w:sz w:val="20"/>
+          <w:szCs w:val="20"/>
+        </w:rPr>
+        <w:br/>
+        <w:t xml:space="preserve">component: </w:t>
+      </w:r>
+      <w:r>
+        <w:rPr>
+          <w:rStyle w:val="m"/>
+          <w:rFonts w:ascii="Courier New" w:hAnsi="Courier New" w:cs="Courier New"/>
+          <w:sz w:val="20"/>
+          <w:szCs w:val="20"/>
+        </w:rPr>
+        <w:t>DashboardComponent</w:t>
+      </w:r>
+      <w:r>
+        <w:rPr>
+          <w:rFonts w:ascii="Courier New" w:hAnsi="Courier New" w:cs="Courier New"/>
+          <w:sz w:val="20"/>
+          <w:szCs w:val="20"/>
+        </w:rPr>
+        <w:t>,</w:t>
+      </w:r>
+      <w:r>
+        <w:rPr>
+          <w:rFonts w:ascii="Courier New" w:hAnsi="Courier New" w:cs="Courier New"/>
+          <w:sz w:val="20"/>
+          <w:szCs w:val="20"/>
+        </w:rPr>
+        <w:br/>
+        <w:t>canActivate: [</w:t>
+      </w:r>
+      <w:r>
+        <w:rPr>
+          <w:rStyle w:val="m"/>
+          <w:rFonts w:ascii="Courier New" w:hAnsi="Courier New" w:cs="Courier New"/>
+          <w:sz w:val="20"/>
+          <w:szCs w:val="20"/>
+        </w:rPr>
+        <w:t>AuthGuard</w:t>
+      </w:r>
+      <w:r>
+        <w:rPr>
+          <w:rFonts w:ascii="Courier New" w:hAnsi="Courier New" w:cs="Courier New"/>
+          <w:sz w:val="20"/>
+          <w:szCs w:val="20"/>
+        </w:rPr>
+        <w:t>]</w:t>
+      </w:r>
+      <w:r>
+        <w:rPr>
+          <w:rFonts w:ascii="Courier New" w:hAnsi="Courier New" w:cs="Courier New"/>
+          <w:sz w:val="20"/>
+          <w:szCs w:val="20"/>
+        </w:rPr>
+        <w:br/>
+        <w:t>}</w:t>
+      </w:r>
+      <w:r>
+        <w:rPr>
+          <w:rFonts w:ascii="Courier New" w:hAnsi="Courier New" w:cs="Courier New"/>
+          <w:sz w:val="20"/>
+          <w:szCs w:val="20"/>
+        </w:rPr>
+        <w:br/>
+        <w:t>];</w:t>
+      </w:r>
+      <w:r>
+        <w:rPr>
+          <w:rFonts w:ascii="Courier New" w:hAnsi="Courier New" w:cs="Courier New"/>
+          <w:b/>
+          <w:sz w:val="20"/>
+          <w:szCs w:val="20"/>
+        </w:rPr>
+        <w:t xml:space="preserve"> </w:t>
+      </w:r>
+    </w:p>
+    <w:p>
+      <w:pPr>
+        <w:pStyle w:val="Heading1"/>
+        <w:rPr>
+          <w:rStyle w:val="HTMLCode"/>
+          <w:rFonts w:asciiTheme="minorHAnsi" w:eastAsiaTheme="majorEastAsia" w:hAnsiTheme="minorHAnsi" w:cstheme="minorHAnsi"/>
+          <w:b/>
+          <w:color w:val="auto"/>
+          <w:sz w:val="22"/>
+          <w:szCs w:val="22"/>
+        </w:rPr>
+      </w:pPr>
+      <w:r>
+        <w:rPr>
+          <w:rStyle w:val="HTMLCode"/>
+          <w:rFonts w:asciiTheme="minorHAnsi" w:eastAsiaTheme="majorEastAsia" w:hAnsiTheme="minorHAnsi" w:cstheme="minorHAnsi"/>
+          <w:b/>
+          <w:color w:val="auto"/>
+          <w:sz w:val="22"/>
+          <w:szCs w:val="22"/>
+        </w:rPr>
+        <w:t>CanActivateChild</w:t>
+      </w:r>
+    </w:p>
+    <w:p>
+      <w:pPr>
+        <w:pStyle w:val="Heading1"/>
+        <w:rPr>
+          <w:rFonts w:asciiTheme="minorHAnsi" w:hAnsiTheme="minorHAnsi" w:cstheme="minorHAnsi"/>
+          <w:b/>
+          <w:color w:val="auto"/>
+          <w:sz w:val="22"/>
+          <w:szCs w:val="22"/>
+        </w:rPr>
+      </w:pPr>
+      <w:r>
+        <w:rPr>
+          <w:rFonts w:asciiTheme="minorHAnsi" w:hAnsiTheme="minorHAnsi" w:cstheme="minorHAnsi"/>
+          <w:color w:val="auto"/>
+          <w:sz w:val="20"/>
+          <w:szCs w:val="20"/>
+        </w:rPr>
+        <w:t>Checks before opening child routes.</w:t>
+      </w:r>
+    </w:p>
+    <w:p>
+      <w:pPr>
+        <w:pStyle w:val="Heading2"/>
+        <w:rPr>
+          <w:rFonts w:asciiTheme="minorHAnsi" w:hAnsiTheme="minorHAnsi" w:cstheme="minorHAnsi"/>
+          <w:sz w:val="20"/>
+          <w:szCs w:val="20"/>
+        </w:rPr>
+      </w:pPr>
+      <w:r>
+        <w:rPr>
+          <w:rFonts w:asciiTheme="minorHAnsi" w:hAnsiTheme="minorHAnsi" w:cstheme="minorHAnsi"/>
+          <w:sz w:val="20"/>
+          <w:szCs w:val="20"/>
+        </w:rPr>
+        <w:t>Example Routes</w:t>
+      </w:r>
+    </w:p>
+    <w:p>
+      <w:pPr>
+        <w:pStyle w:val="code"/>
+      </w:pPr>
+      <w:r>
+        <w:rPr>
+          <w:rStyle w:val="HTMLCode"/>
+        </w:rPr>
+        <w:t>{</w:t>
+      </w:r>
+      <w:r>
+        <w:br/>
+      </w:r>
+      <w:r>
+        <w:rPr>
+          <w:rStyle w:val="HTMLCode"/>
+        </w:rPr>
+        <w:t xml:space="preserve">  </w:t>
+      </w:r>
+      <w:r>
+        <w:rPr>
+          <w:rStyle w:val="o"/>
+        </w:rPr>
+        <w:t>path</w:t>
+      </w:r>
+      <w:r>
+        <w:rPr>
+          <w:rStyle w:val="HTMLCode"/>
+        </w:rPr>
+        <w:t xml:space="preserve">: </w:t>
+      </w:r>
+      <w:r>
+        <w:rPr>
+          <w:rStyle w:val="k"/>
+        </w:rPr>
+        <w:t>'admin'</w:t>
+      </w:r>
+      <w:r>
+        <w:rPr>
+          <w:rStyle w:val="HTMLCode"/>
+        </w:rPr>
+        <w:t>,</w:t>
+      </w:r>
+      <w:r>
+        <w:br/>
+      </w:r>
+      <w:r>
+        <w:rPr>
+          <w:rStyle w:val="HTMLCode"/>
+        </w:rPr>
+        <w:t xml:space="preserve">  </w:t>
+      </w:r>
+      <w:r>
+        <w:rPr>
+          <w:rStyle w:val="m"/>
+        </w:rPr>
+        <w:t>component</w:t>
+      </w:r>
+      <w:r>
+        <w:rPr>
+          <w:rStyle w:val="HTMLCode"/>
+        </w:rPr>
+        <w:t xml:space="preserve">: </w:t>
+      </w:r>
+      <w:r>
+        <w:rPr>
+          <w:rStyle w:val="m"/>
+        </w:rPr>
+        <w:t>AdminComponent</w:t>
+      </w:r>
+      <w:r>
+        <w:rPr>
+          <w:rStyle w:val="HTMLCode"/>
+        </w:rPr>
+        <w:t>,</w:t>
+      </w:r>
+      <w:r>
+        <w:br/>
+      </w:r>
+      <w:r>
+        <w:rPr>
+          <w:rStyle w:val="HTMLCode"/>
+        </w:rPr>
+        <w:t xml:space="preserve">  </w:t>
+      </w:r>
+      <w:r>
+        <w:rPr>
+          <w:rStyle w:val="m"/>
+        </w:rPr>
+        <w:t>canActivateChild</w:t>
+      </w:r>
+      <w:r>
+        <w:rPr>
+          <w:rStyle w:val="HTMLCode"/>
+        </w:rPr>
+        <w:t>: [</w:t>
+      </w:r>
+      <w:r>
+        <w:rPr>
+          <w:rStyle w:val="m"/>
+        </w:rPr>
+        <w:t>AuthGuard</w:t>
+      </w:r>
+      <w:r>
+        <w:rPr>
+          <w:rStyle w:val="HTMLCode"/>
+        </w:rPr>
+        <w:t>],</w:t>
+      </w:r>
+      <w:r>
+        <w:br/>
+      </w:r>
+      <w:r>
+        <w:rPr>
+          <w:rStyle w:val="HTMLCode"/>
+        </w:rPr>
+        <w:t xml:space="preserve">  </w:t>
+      </w:r>
+      <w:r>
+        <w:rPr>
+          <w:rStyle w:val="m"/>
+        </w:rPr>
+        <w:t>children</w:t>
+      </w:r>
+      <w:r>
+        <w:rPr>
+          <w:rStyle w:val="HTMLCode"/>
+        </w:rPr>
+        <w:t>: [</w:t>
+      </w:r>
+      <w:r>
+        <w:br/>
+      </w:r>
+      <w:r>
+        <w:rPr>
+          <w:rStyle w:val="HTMLCode"/>
+        </w:rPr>
+        <w:t xml:space="preserve">    {</w:t>
+      </w:r>
+      <w:r>
+        <w:br/>
+      </w:r>
+      <w:r>
+        <w:rPr>
+          <w:rStyle w:val="HTMLCode"/>
+        </w:rPr>
+        <w:t xml:space="preserve">      path: </w:t>
+      </w:r>
+      <w:r>
+        <w:rPr>
+          <w:rStyle w:val="k"/>
+        </w:rPr>
+        <w:t>'users'</w:t>
+      </w:r>
+      <w:r>
+        <w:rPr>
+          <w:rStyle w:val="HTMLCode"/>
+        </w:rPr>
+        <w:t>,</w:t>
+      </w:r>
+      <w:r>
+        <w:br/>
+      </w:r>
+      <w:r>
+        <w:rPr>
+          <w:rStyle w:val="HTMLCode"/>
+        </w:rPr>
+        <w:t xml:space="preserve">      component: </w:t>
+      </w:r>
+      <w:r>
+        <w:rPr>
+          <w:rStyle w:val="m"/>
+        </w:rPr>
+        <w:t>UsersComponent</w:t>
+      </w:r>
+      <w:r>
+        <w:br/>
+      </w:r>
+      <w:r>
+        <w:rPr>
+          <w:rStyle w:val="HTMLCode"/>
+        </w:rPr>
+        <w:t xml:space="preserve">    },</w:t>
+      </w:r>
+      <w:r>
+        <w:br/>
+      </w:r>
+      <w:r>
+        <w:rPr>
+          <w:rStyle w:val="HTMLCode"/>
+        </w:rPr>
+        <w:t xml:space="preserve">    {</w:t>
+      </w:r>
+      <w:r>
+        <w:br/>
+      </w:r>
+      <w:r>
+        <w:rPr>
+          <w:rStyle w:val="HTMLCode"/>
+        </w:rPr>
+        <w:t xml:space="preserve">      path: </w:t>
+      </w:r>
+      <w:r>
+        <w:rPr>
+          <w:rStyle w:val="k"/>
+        </w:rPr>
+        <w:t>'settings'</w:t>
+      </w:r>
+      <w:r>
+        <w:rPr>
+          <w:rStyle w:val="HTMLCode"/>
+        </w:rPr>
+        <w:t>,</w:t>
+      </w:r>
+      <w:r>
+        <w:br/>
+      </w:r>
+      <w:r>
+        <w:rPr>
+          <w:rStyle w:val="HTMLCode"/>
+        </w:rPr>
+        <w:t xml:space="preserve">      component: </w:t>
+      </w:r>
+      <w:r>
+        <w:rPr>
+          <w:rStyle w:val="m"/>
+        </w:rPr>
+        <w:t>SettingsComponent</w:t>
+      </w:r>
+      <w:r>
+        <w:br/>
+      </w:r>
+      <w:r>
+        <w:rPr>
+          <w:rStyle w:val="HTMLCode"/>
+        </w:rPr>
+        <w:t xml:space="preserve">    }</w:t>
+      </w:r>
+      <w:r>
+        <w:br/>
+      </w:r>
+      <w:r>
+        <w:rPr>
+          <w:rStyle w:val="HTMLCode"/>
+        </w:rPr>
+        <w:t xml:space="preserve">  ]</w:t>
+      </w:r>
+    </w:p>
+    <w:p>
+      <w:pPr>
+        <w:rPr>
+          <w:rFonts w:ascii="Courier New" w:hAnsi="Courier New" w:cs="Courier New"/>
+          <w:b/>
+          <w:sz w:val="20"/>
+          <w:szCs w:val="20"/>
+        </w:rPr>
+      </w:pPr>
+    </w:p>
+    <w:p>
+      <w:pPr>
         <w:pStyle w:val="ListParagraph"/>
         <w:numPr>
           <w:ilvl w:val="0"/>
@@ -8031,6 +8972,7 @@
           <w:szCs w:val="28"/>
           <w:lang w:eastAsia="en-IN"/>
         </w:rPr>
+        <w:lastRenderedPageBreak/>
         <w:drawing>
           <wp:inline distT="0" distB="0" distL="0" distR="0" wp14:anchorId="0B646621" wp14:editId="315E3DBD">
             <wp:extent cx="6754168" cy="2838846"/>
@@ -8087,7 +9029,6 @@
           <w:sz w:val="28"/>
           <w:szCs w:val="28"/>
         </w:rPr>
-        <w:lastRenderedPageBreak/>
         <w:t>ViewChild and ViewChildren</w:t>
       </w:r>
     </w:p>
@@ -8272,6 +9213,7 @@
           <w:sz w:val="28"/>
           <w:szCs w:val="28"/>
         </w:rPr>
+        <w:lastRenderedPageBreak/>
         <w:t>Interceptor</w:t>
       </w:r>
     </w:p>
@@ -8322,8 +9264,10 @@
       <w:r>
         <w:rPr>
           <w:b/>
+          <w:noProof/>
           <w:sz w:val="28"/>
           <w:szCs w:val="28"/>
+          <w:lang w:eastAsia="en-IN"/>
         </w:rPr>
         <w:drawing>
           <wp:inline distT="0" distB="0" distL="0" distR="0" wp14:anchorId="28E82FE7" wp14:editId="4FFBA186">
@@ -8374,10 +9318,11 @@
       <w:r>
         <w:rPr>
           <w:b/>
+          <w:noProof/>
           <w:sz w:val="28"/>
           <w:szCs w:val="28"/>
-        </w:rPr>
-        <w:lastRenderedPageBreak/>
+          <w:lang w:eastAsia="en-IN"/>
+        </w:rPr>
         <w:drawing>
           <wp:inline distT="0" distB="0" distL="0" distR="0" wp14:anchorId="5BAE9162" wp14:editId="17DBEFDA">
             <wp:extent cx="5654361" cy="2447925"/>
@@ -8446,8 +9391,10 @@
         <w:rPr>
           <w:b/>
           <w:caps/>
+          <w:noProof/>
           <w:sz w:val="28"/>
           <w:szCs w:val="28"/>
+          <w:lang w:eastAsia="en-IN"/>
         </w:rPr>
         <w:drawing>
           <wp:inline distT="0" distB="0" distL="0" distR="0" wp14:anchorId="0DF25CDC" wp14:editId="2E9FFC3C">
@@ -8485,8 +9432,6 @@
           </wp:inline>
         </w:drawing>
       </w:r>
-      <w:bookmarkStart w:id="0" w:name="_GoBack"/>
-      <w:bookmarkEnd w:id="0"/>
     </w:p>
     <w:p>
       <w:pPr>
@@ -8609,6 +9554,7 @@
           <w:noProof/>
           <w:lang w:eastAsia="en-IN"/>
         </w:rPr>
+        <w:lastRenderedPageBreak/>
         <w:drawing>
           <wp:inline distT="0" distB="0" distL="0" distR="0" wp14:anchorId="0F355601" wp14:editId="4AFEAD37">
             <wp:extent cx="6840220" cy="1858010"/>
@@ -8695,30 +9641,6 @@
           </wp:inline>
         </w:drawing>
       </w:r>
-    </w:p>
-    <w:p>
-      <w:pPr>
-        <w:ind w:left="360"/>
-        <w:rPr>
-          <w:b/>
-        </w:rPr>
-      </w:pPr>
-    </w:p>
-    <w:p>
-      <w:pPr>
-        <w:ind w:left="360"/>
-        <w:rPr>
-          <w:b/>
-        </w:rPr>
-      </w:pPr>
-    </w:p>
-    <w:p>
-      <w:pPr>
-        <w:ind w:left="360"/>
-        <w:rPr>
-          <w:b/>
-        </w:rPr>
-      </w:pPr>
     </w:p>
     <w:p>
       <w:pPr>
@@ -9609,7 +10531,22 @@
           <w:rFonts w:cs="Courier New"/>
           <w:b/>
         </w:rPr>
-        <w:t>Below URL Implements</w:t>
+        <w:t>Below URL Implementation</w:t>
+      </w:r>
+    </w:p>
+    <w:p>
+      <w:pPr>
+        <w:rPr>
+          <w:rFonts w:cs="Courier New"/>
+          <w:b/>
+        </w:rPr>
+      </w:pPr>
+      <w:r>
+        <w:rPr>
+          <w:rFonts w:cs="Courier New"/>
+          <w:b/>
+        </w:rPr>
+        <w:t>First in link to new component</w:t>
       </w:r>
     </w:p>
     <w:p>
@@ -9649,18 +10586,8 @@
         <w:shd w:val="clear" w:color="auto" w:fill="FFFFFF"/>
         <w:spacing w:after="0" w:line="285" w:lineRule="atLeast"/>
         <w:rPr>
-          <w:rFonts w:ascii="Courier New" w:eastAsia="Times New Roman" w:hAnsi="Courier New" w:cs="Courier New"/>
-          <w:color w:val="000000" w:themeColor="text1"/>
-          <w:lang w:eastAsia="en-IN"/>
-        </w:rPr>
-      </w:pPr>
-    </w:p>
-    <w:p>
-      <w:pPr>
-        <w:shd w:val="clear" w:color="auto" w:fill="FFFFFF"/>
-        <w:spacing w:after="0" w:line="285" w:lineRule="atLeast"/>
-        <w:rPr>
-          <w:rFonts w:ascii="Courier New" w:eastAsia="Times New Roman" w:hAnsi="Courier New" w:cs="Courier New"/>
+          <w:rFonts w:eastAsia="Times New Roman" w:cs="Courier New"/>
+          <w:b/>
           <w:color w:val="000000" w:themeColor="text1"/>
           <w:lang w:eastAsia="en-IN"/>
         </w:rPr>
@@ -9702,138 +10629,105 @@
         <w:rPr>
           <w:rFonts w:eastAsia="Times New Roman" w:cstheme="minorHAnsi"/>
           <w:b/>
-          <w:lang w:eastAsia="en-IN"/>
-        </w:rPr>
-      </w:pPr>
-    </w:p>
-    <w:p>
-      <w:pPr>
+          <w:sz w:val="28"/>
+          <w:szCs w:val="28"/>
+          <w:lang w:eastAsia="en-IN"/>
+        </w:rPr>
+      </w:pPr>
+    </w:p>
+    <w:p>
+      <w:pPr>
+        <w:rPr>
+          <w:rFonts w:cs="Courier New"/>
+        </w:rPr>
+      </w:pPr>
+      <w:r>
+        <w:rPr>
+          <w:rFonts w:cs="Courier New"/>
+        </w:rPr>
+        <w:t>wlc-agenda-summary/WL%2FAGENDA%2FNBWL%2F103588%2F2025/edit</w:t>
+      </w:r>
+    </w:p>
+    <w:p>
+      <w:pPr>
+        <w:pStyle w:val="code"/>
+      </w:pPr>
+      <w:r>
+        <w:t>import { ActivatedRoute } from '@angular/router';</w:t>
+      </w:r>
+    </w:p>
+    <w:p>
+      <w:pPr>
+        <w:pStyle w:val="code"/>
+      </w:pPr>
+    </w:p>
+    <w:p>
+      <w:pPr>
+        <w:pStyle w:val="code"/>
+      </w:pPr>
+      <w:r>
+        <w:t>constructor(private route: ActivatedRoute) {</w:t>
+      </w:r>
+    </w:p>
+    <w:p>
+      <w:pPr>
+        <w:pStyle w:val="code"/>
+      </w:pPr>
+      <w:r>
+        <w:t>this.route.params.subscribe((params) =&gt; {</w:t>
+      </w:r>
+    </w:p>
+    <w:p>
+      <w:pPr>
+        <w:pStyle w:val="code"/>
+      </w:pPr>
+      <w:r>
+        <w:tab/>
+      </w:r>
+      <w:r>
+        <w:t>this.agendaMomId = params['id'];</w:t>
+      </w:r>
+    </w:p>
+    <w:p>
+      <w:pPr>
+        <w:pStyle w:val="code"/>
+      </w:pPr>
+      <w:r>
+        <w:tab/>
+      </w:r>
+      <w:r>
+        <w:t>this.page = params['page'];</w:t>
+      </w:r>
+    </w:p>
+    <w:p>
+      <w:pPr>
+        <w:pStyle w:val="code"/>
+      </w:pPr>
+      <w:r>
+        <w:t>        });</w:t>
+      </w:r>
+      <w:bookmarkStart w:id="0" w:name="_GoBack"/>
+      <w:bookmarkEnd w:id="0"/>
+    </w:p>
+    <w:p>
+      <w:pPr>
+        <w:pStyle w:val="code"/>
+      </w:pPr>
+      <w:r>
+        <w:t>}</w:t>
+      </w:r>
+    </w:p>
+    <w:p>
+      <w:pPr>
+        <w:pStyle w:val="ListParagraph"/>
         <w:shd w:val="clear" w:color="auto" w:fill="FFFFFF"/>
         <w:spacing w:after="0" w:line="285" w:lineRule="atLeast"/>
         <w:rPr>
-          <w:rFonts w:ascii="Courier New" w:eastAsia="Times New Roman" w:hAnsi="Courier New" w:cs="Courier New"/>
-          <w:lang w:eastAsia="en-IN"/>
-        </w:rPr>
-      </w:pPr>
-      <w:r>
-        <w:rPr>
-          <w:rFonts w:ascii="Courier New" w:eastAsia="Times New Roman" w:hAnsi="Courier New" w:cs="Courier New"/>
-          <w:lang w:eastAsia="en-IN"/>
-        </w:rPr>
-        <w:t>import { ActivatedRoute } from '@angular/router';</w:t>
-      </w:r>
-    </w:p>
-    <w:p>
-      <w:pPr>
-        <w:shd w:val="clear" w:color="auto" w:fill="FFFFFF"/>
-        <w:spacing w:after="0" w:line="285" w:lineRule="atLeast"/>
-        <w:rPr>
-          <w:rFonts w:ascii="Courier New" w:eastAsia="Times New Roman" w:hAnsi="Courier New" w:cs="Courier New"/>
-          <w:lang w:eastAsia="en-IN"/>
-        </w:rPr>
-      </w:pPr>
-    </w:p>
-    <w:p>
-      <w:pPr>
-        <w:shd w:val="clear" w:color="auto" w:fill="FFFFFF"/>
-        <w:spacing w:after="0" w:line="285" w:lineRule="atLeast"/>
-        <w:rPr>
-          <w:rFonts w:ascii="Courier New" w:eastAsia="Times New Roman" w:hAnsi="Courier New" w:cs="Courier New"/>
-          <w:lang w:eastAsia="en-IN"/>
-        </w:rPr>
-      </w:pPr>
-      <w:r>
-        <w:rPr>
-          <w:rFonts w:ascii="Courier New" w:eastAsia="Times New Roman" w:hAnsi="Courier New" w:cs="Courier New"/>
-          <w:lang w:eastAsia="en-IN"/>
-        </w:rPr>
-        <w:t>constructor(private route: ActivatedRoute) {</w:t>
-      </w:r>
-    </w:p>
-    <w:p>
-      <w:pPr>
-        <w:shd w:val="clear" w:color="auto" w:fill="FFFFFF"/>
-        <w:spacing w:after="0" w:line="285" w:lineRule="atLeast"/>
-        <w:rPr>
-          <w:rFonts w:ascii="Courier New" w:eastAsia="Times New Roman" w:hAnsi="Courier New" w:cs="Courier New"/>
-          <w:lang w:eastAsia="en-IN"/>
-        </w:rPr>
-      </w:pPr>
-      <w:r>
-        <w:rPr>
-          <w:rFonts w:ascii="Courier New" w:eastAsia="Times New Roman" w:hAnsi="Courier New" w:cs="Courier New"/>
-          <w:lang w:eastAsia="en-IN"/>
-        </w:rPr>
-        <w:t>        this.route.params.subscribe((params) =&gt; {</w:t>
-      </w:r>
-    </w:p>
-    <w:p>
-      <w:pPr>
-        <w:shd w:val="clear" w:color="auto" w:fill="FFFFFF"/>
-        <w:spacing w:after="0" w:line="285" w:lineRule="atLeast"/>
-        <w:rPr>
-          <w:rFonts w:ascii="Courier New" w:eastAsia="Times New Roman" w:hAnsi="Courier New" w:cs="Courier New"/>
-          <w:lang w:eastAsia="en-IN"/>
-        </w:rPr>
-      </w:pPr>
-      <w:r>
-        <w:rPr>
-          <w:rFonts w:ascii="Courier New" w:eastAsia="Times New Roman" w:hAnsi="Courier New" w:cs="Courier New"/>
-          <w:lang w:eastAsia="en-IN"/>
-        </w:rPr>
-        <w:t>            this.page = params['page'];</w:t>
-      </w:r>
-    </w:p>
-    <w:p>
-      <w:pPr>
-        <w:shd w:val="clear" w:color="auto" w:fill="FFFFFF"/>
-        <w:spacing w:after="0" w:line="285" w:lineRule="atLeast"/>
-        <w:rPr>
-          <w:rFonts w:ascii="Courier New" w:eastAsia="Times New Roman" w:hAnsi="Courier New" w:cs="Courier New"/>
-          <w:lang w:eastAsia="en-IN"/>
-        </w:rPr>
-      </w:pPr>
-      <w:r>
-        <w:rPr>
-          <w:rFonts w:ascii="Courier New" w:eastAsia="Times New Roman" w:hAnsi="Courier New" w:cs="Courier New"/>
-          <w:lang w:eastAsia="en-IN"/>
-        </w:rPr>
-        <w:t>            this.agendaMomId = params['id'];</w:t>
-      </w:r>
-    </w:p>
-    <w:p>
-      <w:pPr>
-        <w:shd w:val="clear" w:color="auto" w:fill="FFFFFF"/>
-        <w:spacing w:after="0" w:line="285" w:lineRule="atLeast"/>
-        <w:rPr>
-          <w:rFonts w:ascii="Courier New" w:eastAsia="Times New Roman" w:hAnsi="Courier New" w:cs="Courier New"/>
-          <w:lang w:eastAsia="en-IN"/>
-        </w:rPr>
-      </w:pPr>
-      <w:r>
-        <w:rPr>
-          <w:rFonts w:ascii="Courier New" w:eastAsia="Times New Roman" w:hAnsi="Courier New" w:cs="Courier New"/>
-          <w:lang w:eastAsia="en-IN"/>
-        </w:rPr>
-        <w:t>        });</w:t>
-      </w:r>
-    </w:p>
-    <w:p>
-      <w:pPr>
-        <w:shd w:val="clear" w:color="auto" w:fill="FFFFFF"/>
-        <w:spacing w:after="0" w:line="285" w:lineRule="atLeast"/>
-        <w:rPr>
-          <w:rFonts w:ascii="Courier New" w:eastAsia="Times New Roman" w:hAnsi="Courier New" w:cs="Courier New"/>
-          <w:lang w:eastAsia="en-IN"/>
-        </w:rPr>
-      </w:pPr>
-      <w:r>
-        <w:rPr>
-          <w:rFonts w:ascii="Courier New" w:eastAsia="Times New Roman" w:hAnsi="Courier New" w:cs="Courier New"/>
-          <w:lang w:eastAsia="en-IN"/>
-        </w:rPr>
-        <w:t>}</w:t>
-      </w:r>
+          <w:rFonts w:eastAsia="Times New Roman" w:cstheme="minorHAnsi"/>
+          <w:b/>
+          <w:lang w:eastAsia="en-IN"/>
+        </w:rPr>
+      </w:pPr>
     </w:p>
     <w:p>
       <w:pPr>
@@ -12057,7 +12951,7 @@
         <w:rFonts w:ascii="Calibri" w:eastAsiaTheme="minorHAnsi" w:hAnsi="Calibri" w:cs="Calibri" w:hint="default"/>
       </w:rPr>
     </w:lvl>
-    <w:lvl w:ilvl="1" w:tplc="40090003" w:tentative="1">
+    <w:lvl w:ilvl="1" w:tplc="40090003">
       <w:start w:val="1"/>
       <w:numFmt w:val="bullet"/>
       <w:lvlText w:val="o"/>
@@ -12925,6 +13819,27 @@
     <w:name w:val="Normal"/>
     <w:qFormat/>
   </w:style>
+  <w:style w:type="paragraph" w:styleId="Heading1">
+    <w:name w:val="heading 1"/>
+    <w:basedOn w:val="Normal"/>
+    <w:next w:val="Normal"/>
+    <w:link w:val="Heading1Char"/>
+    <w:uiPriority w:val="9"/>
+    <w:qFormat/>
+    <w:rsid w:val="006B0755"/>
+    <w:pPr>
+      <w:keepNext/>
+      <w:keepLines/>
+      <w:spacing w:before="240" w:after="0"/>
+      <w:outlineLvl w:val="0"/>
+    </w:pPr>
+    <w:rPr>
+      <w:rFonts w:asciiTheme="majorHAnsi" w:eastAsiaTheme="majorEastAsia" w:hAnsiTheme="majorHAnsi" w:cstheme="majorBidi"/>
+      <w:color w:val="2E74B5" w:themeColor="accent1" w:themeShade="BF"/>
+      <w:sz w:val="32"/>
+      <w:szCs w:val="32"/>
+    </w:rPr>
+  </w:style>
   <w:style w:type="paragraph" w:styleId="Heading2">
     <w:name w:val="heading 2"/>
     <w:basedOn w:val="Normal"/>
@@ -13131,6 +14046,58 @@
       <w:sz w:val="36"/>
       <w:szCs w:val="36"/>
       <w:lang w:val="en-US"/>
+    </w:rPr>
+  </w:style>
+  <w:style w:type="character" w:customStyle="1" w:styleId="g">
+    <w:name w:val="ͼg"/>
+    <w:basedOn w:val="DefaultParagraphFont"/>
+    <w:rsid w:val="00BB7ED8"/>
+  </w:style>
+  <w:style w:type="character" w:customStyle="1" w:styleId="m">
+    <w:name w:val="ͼm"/>
+    <w:basedOn w:val="DefaultParagraphFont"/>
+    <w:rsid w:val="00BB7ED8"/>
+  </w:style>
+  <w:style w:type="character" w:customStyle="1" w:styleId="k">
+    <w:name w:val="ͼk"/>
+    <w:basedOn w:val="DefaultParagraphFont"/>
+    <w:rsid w:val="00BB7ED8"/>
+  </w:style>
+  <w:style w:type="character" w:customStyle="1" w:styleId="Heading1Char">
+    <w:name w:val="Heading 1 Char"/>
+    <w:basedOn w:val="DefaultParagraphFont"/>
+    <w:link w:val="Heading1"/>
+    <w:uiPriority w:val="9"/>
+    <w:rsid w:val="006B0755"/>
+    <w:rPr>
+      <w:rFonts w:asciiTheme="majorHAnsi" w:eastAsiaTheme="majorEastAsia" w:hAnsiTheme="majorHAnsi" w:cstheme="majorBidi"/>
+      <w:color w:val="2E74B5" w:themeColor="accent1" w:themeShade="BF"/>
+      <w:sz w:val="32"/>
+      <w:szCs w:val="32"/>
+    </w:rPr>
+  </w:style>
+  <w:style w:type="character" w:customStyle="1" w:styleId="o">
+    <w:name w:val="ͼo"/>
+    <w:basedOn w:val="DefaultParagraphFont"/>
+    <w:rsid w:val="006B0755"/>
+  </w:style>
+  <w:style w:type="paragraph" w:customStyle="1" w:styleId="code">
+    <w:name w:val="code"/>
+    <w:basedOn w:val="HTMLPreformatted"/>
+    <w:link w:val="codeChar"/>
+    <w:qFormat/>
+    <w:rsid w:val="006B0755"/>
+  </w:style>
+  <w:style w:type="character" w:customStyle="1" w:styleId="codeChar">
+    <w:name w:val="code Char"/>
+    <w:basedOn w:val="HTMLPreformattedChar"/>
+    <w:link w:val="code"/>
+    <w:rsid w:val="006B0755"/>
+    <w:rPr>
+      <w:rFonts w:ascii="Courier New" w:eastAsia="Times New Roman" w:hAnsi="Courier New" w:cs="Courier New"/>
+      <w:sz w:val="20"/>
+      <w:szCs w:val="20"/>
+      <w:lang w:eastAsia="en-IN"/>
     </w:rPr>
   </w:style>
 </w:styles>
@@ -13402,7 +14369,7 @@
 </file>
 
 <file path=customXml/itemProps1.xml><?xml version="1.0" encoding="utf-8"?>
-<ds:datastoreItem xmlns:ds="http://schemas.openxmlformats.org/officeDocument/2006/customXml" ds:itemID="{E368F6AD-FF04-4C4E-8CAD-5FD0F4C0DC34}">
+<ds:datastoreItem xmlns:ds="http://schemas.openxmlformats.org/officeDocument/2006/customXml" ds:itemID="{FAE17DAE-810F-4E44-9225-04AE8FA71FE8}">
   <ds:schemaRefs>
     <ds:schemaRef ds:uri="http://schemas.openxmlformats.org/officeDocument/2006/bibliography"/>
   </ds:schemaRefs>

--- a/Angular Notes.docx
+++ b/Angular Notes.docx
@@ -1,6 +1,6 @@
 
 <file path=word/document.xml><?xml version="1.0" encoding="utf-8"?>
-<w:document xmlns:wpc="http://schemas.microsoft.com/office/word/2010/wordprocessingCanvas" xmlns:cx="http://schemas.microsoft.com/office/drawing/2014/chartex" xmlns:cx1="http://schemas.microsoft.com/office/drawing/2015/9/8/chartex" xmlns:mc="http://schemas.openxmlformats.org/markup-compatibility/2006" xmlns:o="urn:schemas-microsoft-com:office:office" xmlns:r="http://schemas.openxmlformats.org/officeDocument/2006/relationships" xmlns:m="http://schemas.openxmlformats.org/officeDocument/2006/math" xmlns:v="urn:schemas-microsoft-com:vml" xmlns:wp14="http://schemas.microsoft.com/office/word/2010/wordprocessingDrawing" xmlns:wp="http://schemas.openxmlformats.org/drawingml/2006/wordprocessingDrawing" xmlns:w10="urn:schemas-microsoft-com:office:word" xmlns:w="http://schemas.openxmlformats.org/wordprocessingml/2006/main" xmlns:w14="http://schemas.microsoft.com/office/word/2010/wordml" xmlns:w15="http://schemas.microsoft.com/office/word/2012/wordml" xmlns:w16se="http://schemas.microsoft.com/office/word/2015/wordml/symex" xmlns:wpg="http://schemas.microsoft.com/office/word/2010/wordprocessingGroup" xmlns:wpi="http://schemas.microsoft.com/office/word/2010/wordprocessingInk" xmlns:wne="http://schemas.microsoft.com/office/word/2006/wordml" xmlns:wps="http://schemas.microsoft.com/office/word/2010/wordprocessingShape" mc:Ignorable="w14 w15 w16se wp14">
+<w:document xmlns:wpc="http://schemas.microsoft.com/office/word/2010/wordprocessingCanvas" xmlns:cx="http://schemas.microsoft.com/office/drawing/2014/chartex" xmlns:cx1="http://schemas.microsoft.com/office/drawing/2015/9/8/chartex" xmlns:cx2="http://schemas.microsoft.com/office/drawing/2015/10/21/chartex" xmlns:cx3="http://schemas.microsoft.com/office/drawing/2016/5/9/chartex" xmlns:cx4="http://schemas.microsoft.com/office/drawing/2016/5/10/chartex" xmlns:cx5="http://schemas.microsoft.com/office/drawing/2016/5/11/chartex" xmlns:cx6="http://schemas.microsoft.com/office/drawing/2016/5/12/chartex" xmlns:cx7="http://schemas.microsoft.com/office/drawing/2016/5/13/chartex" xmlns:cx8="http://schemas.microsoft.com/office/drawing/2016/5/14/chartex" xmlns:mc="http://schemas.openxmlformats.org/markup-compatibility/2006" xmlns:aink="http://schemas.microsoft.com/office/drawing/2016/ink" xmlns:am3d="http://schemas.microsoft.com/office/drawing/2017/model3d" xmlns:o="urn:schemas-microsoft-com:office:office" xmlns:oel="http://schemas.microsoft.com/office/2019/extlst" xmlns:r="http://schemas.openxmlformats.org/officeDocument/2006/relationships" xmlns:m="http://schemas.openxmlformats.org/officeDocument/2006/math" xmlns:v="urn:schemas-microsoft-com:vml" xmlns:wp14="http://schemas.microsoft.com/office/word/2010/wordprocessingDrawing" xmlns:wp="http://schemas.openxmlformats.org/drawingml/2006/wordprocessingDrawing" xmlns:w10="urn:schemas-microsoft-com:office:word" xmlns:w="http://schemas.openxmlformats.org/wordprocessingml/2006/main" xmlns:w14="http://schemas.microsoft.com/office/word/2010/wordml" xmlns:w15="http://schemas.microsoft.com/office/word/2012/wordml" xmlns:w16cex="http://schemas.microsoft.com/office/word/2018/wordml/cex" xmlns:w16cid="http://schemas.microsoft.com/office/word/2016/wordml/cid" xmlns:w16="http://schemas.microsoft.com/office/word/2018/wordml" xmlns:w16du="http://schemas.microsoft.com/office/word/2023/wordml/word16du" xmlns:w16sdtdh="http://schemas.microsoft.com/office/word/2020/wordml/sdtdatahash" xmlns:w16sdtfl="http://schemas.microsoft.com/office/word/2024/wordml/sdtformatlock" xmlns:w16se="http://schemas.microsoft.com/office/word/2015/wordml/symex" xmlns:wpg="http://schemas.microsoft.com/office/word/2010/wordprocessingGroup" xmlns:wpi="http://schemas.microsoft.com/office/word/2010/wordprocessingInk" xmlns:wne="http://schemas.microsoft.com/office/word/2006/wordml" xmlns:wps="http://schemas.microsoft.com/office/word/2010/wordprocessingShape" mc:Ignorable="w14 w15 w16se w16cid w16 w16cex w16sdtdh w16sdtfl w16du wp14">
   <w:body>
     <w:p>
       <w:pPr>
@@ -9426,11 +9426,1036 @@
     </w:p>
     <w:p>
       <w:pPr>
-        <w:pStyle w:val="ListParagraph"/>
+        <w:ind w:left="360"/>
+        <w:rPr>
+          <w:rFonts w:cstheme="minorHAnsi"/>
+          <w:bCs/>
+          <w:lang w:val="en-US"/>
+        </w:rPr>
+      </w:pPr>
+      <w:r>
+        <w:rPr>
+          <w:rFonts w:cstheme="minorHAnsi"/>
+          <w:bCs/>
+          <w:lang w:val="en-US"/>
+        </w:rPr>
+        <w:t xml:space="preserve">In Angular, a Resolver is a service that pre-fetches data </w:t>
+      </w:r>
+      <w:r>
+        <w:rPr>
+          <w:rFonts w:cstheme="minorHAnsi"/>
+          <w:bCs/>
+          <w:i/>
+          <w:iCs/>
+          <w:lang w:val="en-US"/>
+        </w:rPr>
+        <w:t>before</w:t>
+      </w:r>
+      <w:r>
+        <w:rPr>
+          <w:rFonts w:cstheme="minorHAnsi"/>
+          <w:bCs/>
+          <w:lang w:val="en-US"/>
+        </w:rPr>
+        <w:t xml:space="preserve"> a route is activated. This ensures that your component gets the required data already loaded, instead of showing a loading spinner inside the component.</w:t>
+      </w:r>
+    </w:p>
+    <w:p>
+      <w:pPr>
+        <w:ind w:left="360"/>
+        <w:rPr>
+          <w:rFonts w:cstheme="minorHAnsi"/>
+          <w:bCs/>
+          <w:lang w:val="en-US"/>
+        </w:rPr>
+      </w:pPr>
+      <w:r>
+        <w:rPr>
+          <w:rFonts w:cstheme="minorHAnsi"/>
+          <w:bCs/>
+          <w:lang w:val="en-US"/>
+        </w:rPr>
+        <w:pict w14:anchorId="6C2D52C4">
+          <v:rect id="_x0000_i1121" style="width:0;height:1.5pt" o:hralign="center" o:hrstd="t" o:hr="t" fillcolor="#a0a0a0" stroked="f"/>
+        </w:pict>
+      </w:r>
+    </w:p>
+    <w:p>
+      <w:pPr>
+        <w:ind w:left="360"/>
+        <w:rPr>
+          <w:rFonts w:cstheme="minorHAnsi"/>
+          <w:b/>
+          <w:lang w:val="en-US"/>
+        </w:rPr>
+      </w:pPr>
+      <w:r>
+        <w:rPr>
+          <w:rFonts w:cstheme="minorHAnsi"/>
+          <w:b/>
+          <w:lang w:val="en-US"/>
+        </w:rPr>
+        <w:t xml:space="preserve"> Why use a Resolver?</w:t>
+      </w:r>
+    </w:p>
+    <w:p>
+      <w:pPr>
         <w:numPr>
           <w:ilvl w:val="0"/>
-          <w:numId w:val="1"/>
+          <w:numId w:val="32"/>
         </w:numPr>
+        <w:rPr>
+          <w:rFonts w:cstheme="minorHAnsi"/>
+          <w:bCs/>
+          <w:lang w:val="en-US"/>
+        </w:rPr>
+      </w:pPr>
+      <w:r>
+        <w:rPr>
+          <w:rFonts w:cstheme="minorHAnsi"/>
+          <w:bCs/>
+          <w:lang w:val="en-US"/>
+        </w:rPr>
+        <w:t xml:space="preserve">Avoid empty UI while waiting for API calls </w:t>
+      </w:r>
+    </w:p>
+    <w:p>
+      <w:pPr>
+        <w:numPr>
+          <w:ilvl w:val="0"/>
+          <w:numId w:val="32"/>
+        </w:numPr>
+        <w:rPr>
+          <w:rFonts w:cstheme="minorHAnsi"/>
+          <w:bCs/>
+          <w:lang w:val="en-US"/>
+        </w:rPr>
+      </w:pPr>
+      <w:r>
+        <w:rPr>
+          <w:rFonts w:cstheme="minorHAnsi"/>
+          <w:bCs/>
+          <w:lang w:val="en-US"/>
+        </w:rPr>
+        <w:t xml:space="preserve">Improve user experience </w:t>
+      </w:r>
+    </w:p>
+    <w:p>
+      <w:pPr>
+        <w:numPr>
+          <w:ilvl w:val="0"/>
+          <w:numId w:val="32"/>
+        </w:numPr>
+        <w:rPr>
+          <w:rFonts w:cstheme="minorHAnsi"/>
+          <w:bCs/>
+          <w:lang w:val="en-US"/>
+        </w:rPr>
+      </w:pPr>
+      <w:r>
+        <w:rPr>
+          <w:rFonts w:cstheme="minorHAnsi"/>
+          <w:bCs/>
+          <w:lang w:val="en-US"/>
+        </w:rPr>
+        <w:t xml:space="preserve">Keep components cleaner (no need to fetch data inside ngOnInit) </w:t>
+      </w:r>
+    </w:p>
+    <w:p>
+      <w:pPr>
+        <w:ind w:left="360"/>
+        <w:rPr>
+          <w:rFonts w:cstheme="minorHAnsi"/>
+          <w:bCs/>
+          <w:lang w:val="en-US"/>
+        </w:rPr>
+      </w:pPr>
+      <w:r>
+        <w:rPr>
+          <w:rFonts w:cstheme="minorHAnsi"/>
+          <w:bCs/>
+          <w:lang w:val="en-US"/>
+        </w:rPr>
+        <w:pict w14:anchorId="21CD1CE5">
+          <v:rect id="_x0000_i1122" style="width:0;height:1.5pt" o:hralign="center" o:hrstd="t" o:hr="t" fillcolor="#a0a0a0" stroked="f"/>
+        </w:pict>
+      </w:r>
+    </w:p>
+    <w:p>
+      <w:pPr>
+        <w:ind w:left="360"/>
+        <w:rPr>
+          <w:rFonts w:cstheme="minorHAnsi"/>
+          <w:b/>
+          <w:lang w:val="en-US"/>
+        </w:rPr>
+      </w:pPr>
+      <w:r>
+        <w:rPr>
+          <w:rFonts w:cstheme="minorHAnsi"/>
+          <w:b/>
+          <w:lang w:val="en-US"/>
+        </w:rPr>
+        <w:t>How Resolver Works</w:t>
+      </w:r>
+    </w:p>
+    <w:p>
+      <w:pPr>
+        <w:numPr>
+          <w:ilvl w:val="0"/>
+          <w:numId w:val="33"/>
+        </w:numPr>
+        <w:rPr>
+          <w:rFonts w:cstheme="minorHAnsi"/>
+          <w:bCs/>
+          <w:lang w:val="en-US"/>
+        </w:rPr>
+      </w:pPr>
+      <w:r>
+        <w:rPr>
+          <w:rFonts w:cstheme="minorHAnsi"/>
+          <w:bCs/>
+          <w:lang w:val="en-US"/>
+        </w:rPr>
+        <w:t xml:space="preserve">User navigates to a route </w:t>
+      </w:r>
+    </w:p>
+    <w:p>
+      <w:pPr>
+        <w:numPr>
+          <w:ilvl w:val="0"/>
+          <w:numId w:val="33"/>
+        </w:numPr>
+        <w:rPr>
+          <w:rFonts w:cstheme="minorHAnsi"/>
+          <w:bCs/>
+          <w:lang w:val="en-US"/>
+        </w:rPr>
+      </w:pPr>
+      <w:r>
+        <w:rPr>
+          <w:rFonts w:cstheme="minorHAnsi"/>
+          <w:bCs/>
+          <w:lang w:val="en-US"/>
+        </w:rPr>
+        <w:t xml:space="preserve">Angular calls the resolver </w:t>
+      </w:r>
+    </w:p>
+    <w:p>
+      <w:pPr>
+        <w:numPr>
+          <w:ilvl w:val="0"/>
+          <w:numId w:val="33"/>
+        </w:numPr>
+        <w:rPr>
+          <w:rFonts w:cstheme="minorHAnsi"/>
+          <w:bCs/>
+          <w:lang w:val="en-US"/>
+        </w:rPr>
+      </w:pPr>
+      <w:r>
+        <w:rPr>
+          <w:rFonts w:cstheme="minorHAnsi"/>
+          <w:bCs/>
+          <w:lang w:val="en-US"/>
+        </w:rPr>
+        <w:lastRenderedPageBreak/>
+        <w:t xml:space="preserve">Resolver fetches data (API/service) </w:t>
+      </w:r>
+    </w:p>
+    <w:p>
+      <w:pPr>
+        <w:numPr>
+          <w:ilvl w:val="0"/>
+          <w:numId w:val="33"/>
+        </w:numPr>
+        <w:rPr>
+          <w:rFonts w:cstheme="minorHAnsi"/>
+          <w:bCs/>
+          <w:lang w:val="en-US"/>
+        </w:rPr>
+      </w:pPr>
+      <w:r>
+        <w:rPr>
+          <w:rFonts w:cstheme="minorHAnsi"/>
+          <w:bCs/>
+          <w:lang w:val="en-US"/>
+        </w:rPr>
+        <w:t xml:space="preserve">Route activates only after data is ready </w:t>
+      </w:r>
+    </w:p>
+    <w:p>
+      <w:pPr>
+        <w:ind w:left="360"/>
+        <w:rPr>
+          <w:rFonts w:cstheme="minorHAnsi"/>
+          <w:bCs/>
+          <w:lang w:val="en-US"/>
+        </w:rPr>
+      </w:pPr>
+      <w:r>
+        <w:rPr>
+          <w:rFonts w:cstheme="minorHAnsi"/>
+          <w:bCs/>
+          <w:lang w:val="en-US"/>
+        </w:rPr>
+        <w:pict w14:anchorId="54DA420D">
+          <v:rect id="_x0000_i1123" style="width:0;height:1.5pt" o:hralign="center" o:hrstd="t" o:hr="t" fillcolor="#a0a0a0" stroked="f"/>
+        </w:pict>
+      </w:r>
+    </w:p>
+    <w:p>
+      <w:pPr>
+        <w:ind w:left="360"/>
+        <w:rPr>
+          <w:rFonts w:cstheme="minorHAnsi"/>
+          <w:bCs/>
+          <w:lang w:val="en-US"/>
+        </w:rPr>
+      </w:pPr>
+      <w:r>
+        <w:rPr>
+          <w:rFonts w:ascii="Segoe UI Emoji" w:hAnsi="Segoe UI Emoji" w:cs="Segoe UI Emoji"/>
+          <w:bCs/>
+          <w:lang w:val="en-US"/>
+        </w:rPr>
+        <w:t>🔹</w:t>
+      </w:r>
+      <w:r>
+        <w:rPr>
+          <w:rFonts w:cstheme="minorHAnsi"/>
+          <w:bCs/>
+          <w:lang w:val="en-US"/>
+        </w:rPr>
+        <w:t xml:space="preserve"> Step-by-Step Example</w:t>
+      </w:r>
+    </w:p>
+    <w:p>
+      <w:pPr>
+        <w:ind w:left="360"/>
+        <w:rPr>
+          <w:rFonts w:cstheme="minorHAnsi"/>
+          <w:b/>
+          <w:lang w:val="en-US"/>
+        </w:rPr>
+      </w:pPr>
+      <w:r>
+        <w:rPr>
+          <w:rFonts w:cstheme="minorHAnsi"/>
+          <w:b/>
+          <w:lang w:val="en-US"/>
+        </w:rPr>
+        <w:t>1. Create a Resolver</w:t>
+      </w:r>
+    </w:p>
+    <w:p>
+      <w:pPr>
+        <w:pStyle w:val="code"/>
+      </w:pPr>
+      <w:r>
+        <w:t>ng generate resolver user</w:t>
+      </w:r>
+    </w:p>
+    <w:p>
+      <w:pPr>
+        <w:ind w:left="360"/>
+        <w:rPr>
+          <w:rFonts w:cstheme="minorHAnsi"/>
+          <w:bCs/>
+          <w:lang w:val="en-US"/>
+        </w:rPr>
+      </w:pPr>
+      <w:r>
+        <w:rPr>
+          <w:rFonts w:cstheme="minorHAnsi"/>
+          <w:bCs/>
+          <w:lang w:val="en-US"/>
+        </w:rPr>
+        <w:pict w14:anchorId="5424C3CA">
+          <v:rect id="_x0000_i1124" style="width:0;height:1.5pt" o:hralign="center" o:hrstd="t" o:hr="t" fillcolor="#a0a0a0" stroked="f"/>
+        </w:pict>
+      </w:r>
+    </w:p>
+    <w:p>
+      <w:pPr>
+        <w:ind w:left="360"/>
+        <w:rPr>
+          <w:rFonts w:cstheme="minorHAnsi"/>
+          <w:b/>
+          <w:lang w:val="en-US"/>
+        </w:rPr>
+      </w:pPr>
+      <w:r>
+        <w:rPr>
+          <w:rFonts w:cstheme="minorHAnsi"/>
+          <w:b/>
+          <w:lang w:val="en-US"/>
+        </w:rPr>
+        <w:t>2. Implement the Resolver</w:t>
+      </w:r>
+    </w:p>
+    <w:p>
+      <w:pPr>
+        <w:pStyle w:val="code"/>
+        <w:rPr>
+          <w:lang w:val="en-US"/>
+        </w:rPr>
+      </w:pPr>
+      <w:r>
+        <w:rPr>
+          <w:lang w:val="en-US"/>
+        </w:rPr>
+        <w:t>import { Injectable } from '@angular/core';</w:t>
+      </w:r>
+      <w:r>
+        <w:rPr>
+          <w:lang w:val="en-US"/>
+        </w:rPr>
+        <w:br/>
+        <w:t>import { Resolve } from '@angular/router';</w:t>
+      </w:r>
+      <w:r>
+        <w:rPr>
+          <w:lang w:val="en-US"/>
+        </w:rPr>
+        <w:br/>
+        <w:t>import { Observable } from 'rxjs';</w:t>
+      </w:r>
+      <w:r>
+        <w:rPr>
+          <w:lang w:val="en-US"/>
+        </w:rPr>
+        <w:br/>
+        <w:t>import { UserService } from './user.service';</w:t>
+      </w:r>
+      <w:r>
+        <w:rPr>
+          <w:lang w:val="en-US"/>
+        </w:rPr>
+        <w:br/>
+      </w:r>
+      <w:r>
+        <w:rPr>
+          <w:lang w:val="en-US"/>
+        </w:rPr>
+        <w:br/>
+        <w:t>@Injectable({</w:t>
+      </w:r>
+      <w:r>
+        <w:rPr>
+          <w:lang w:val="en-US"/>
+        </w:rPr>
+        <w:br/>
+        <w:t xml:space="preserve">  providedIn: 'root'</w:t>
+      </w:r>
+      <w:r>
+        <w:rPr>
+          <w:lang w:val="en-US"/>
+        </w:rPr>
+        <w:br/>
+        <w:t>})</w:t>
+      </w:r>
+      <w:r>
+        <w:rPr>
+          <w:lang w:val="en-US"/>
+        </w:rPr>
+        <w:br/>
+        <w:t>export class UserResolver implements Resolve&lt;any&gt; {</w:t>
+      </w:r>
+      <w:r>
+        <w:rPr>
+          <w:lang w:val="en-US"/>
+        </w:rPr>
+        <w:br/>
+      </w:r>
+      <w:r>
+        <w:rPr>
+          <w:lang w:val="en-US"/>
+        </w:rPr>
+        <w:br/>
+        <w:t xml:space="preserve">  constructor(private userService: UserService) {}</w:t>
+      </w:r>
+      <w:r>
+        <w:rPr>
+          <w:lang w:val="en-US"/>
+        </w:rPr>
+        <w:br/>
+      </w:r>
+      <w:r>
+        <w:rPr>
+          <w:lang w:val="en-US"/>
+        </w:rPr>
+        <w:br/>
+        <w:t xml:space="preserve">  resolve(): Observable&lt;any&gt; {</w:t>
+      </w:r>
+      <w:r>
+        <w:rPr>
+          <w:lang w:val="en-US"/>
+        </w:rPr>
+        <w:br/>
+        <w:t xml:space="preserve">    return this.userService.getUsers(); // API call</w:t>
+      </w:r>
+      <w:r>
+        <w:rPr>
+          <w:lang w:val="en-US"/>
+        </w:rPr>
+        <w:br/>
+        <w:t xml:space="preserve">  }</w:t>
+      </w:r>
+      <w:r>
+        <w:rPr>
+          <w:lang w:val="en-US"/>
+        </w:rPr>
+        <w:br/>
+        <w:t>}</w:t>
+      </w:r>
+    </w:p>
+    <w:p>
+      <w:pPr>
+        <w:ind w:left="360"/>
+        <w:rPr>
+          <w:rFonts w:cstheme="minorHAnsi"/>
+          <w:bCs/>
+          <w:lang w:val="en-US"/>
+        </w:rPr>
+      </w:pPr>
+      <w:r>
+        <w:rPr>
+          <w:rFonts w:cstheme="minorHAnsi"/>
+          <w:bCs/>
+          <w:lang w:val="en-US"/>
+        </w:rPr>
+        <w:pict w14:anchorId="2177F8C6">
+          <v:rect id="_x0000_i1125" style="width:0;height:1.5pt" o:hralign="center" o:hrstd="t" o:hr="t" fillcolor="#a0a0a0" stroked="f"/>
+        </w:pict>
+      </w:r>
+    </w:p>
+    <w:p>
+      <w:pPr>
+        <w:ind w:left="360"/>
+        <w:rPr>
+          <w:rFonts w:cstheme="minorHAnsi"/>
+          <w:b/>
+          <w:lang w:val="en-US"/>
+        </w:rPr>
+      </w:pPr>
+      <w:r>
+        <w:rPr>
+          <w:rFonts w:cstheme="minorHAnsi"/>
+          <w:b/>
+          <w:lang w:val="en-US"/>
+        </w:rPr>
+        <w:t>3. Configure Route</w:t>
+      </w:r>
+    </w:p>
+    <w:p>
+      <w:pPr>
+        <w:pStyle w:val="code"/>
+        <w:rPr>
+          <w:lang w:val="en-US"/>
+        </w:rPr>
+      </w:pPr>
+      <w:r>
+        <w:rPr>
+          <w:lang w:val="en-US"/>
+        </w:rPr>
+        <w:t>import { UserResolver } from './user.resolver';</w:t>
+      </w:r>
+      <w:r>
+        <w:rPr>
+          <w:lang w:val="en-US"/>
+        </w:rPr>
+        <w:br/>
+      </w:r>
+      <w:r>
+        <w:rPr>
+          <w:lang w:val="en-US"/>
+        </w:rPr>
+        <w:br/>
+        <w:t>const routes = [</w:t>
+      </w:r>
+      <w:r>
+        <w:rPr>
+          <w:lang w:val="en-US"/>
+        </w:rPr>
+        <w:br/>
+        <w:t xml:space="preserve">  {</w:t>
+      </w:r>
+      <w:r>
+        <w:rPr>
+          <w:lang w:val="en-US"/>
+        </w:rPr>
+        <w:br/>
+        <w:t xml:space="preserve">    path: 'users',</w:t>
+      </w:r>
+      <w:r>
+        <w:rPr>
+          <w:lang w:val="en-US"/>
+        </w:rPr>
+        <w:br/>
+        <w:t xml:space="preserve">    component: UsersComponent,</w:t>
+      </w:r>
+      <w:r>
+        <w:rPr>
+          <w:lang w:val="en-US"/>
+        </w:rPr>
+        <w:br/>
+        <w:t xml:space="preserve">    resolve: {</w:t>
+      </w:r>
+      <w:r>
+        <w:rPr>
+          <w:lang w:val="en-US"/>
+        </w:rPr>
+        <w:br/>
+        <w:t xml:space="preserve">      userData: UserResolver</w:t>
+      </w:r>
+      <w:r>
+        <w:rPr>
+          <w:lang w:val="en-US"/>
+        </w:rPr>
+        <w:br/>
+        <w:t xml:space="preserve">    }</w:t>
+      </w:r>
+      <w:r>
+        <w:rPr>
+          <w:lang w:val="en-US"/>
+        </w:rPr>
+        <w:br/>
+        <w:t xml:space="preserve">  }</w:t>
+      </w:r>
+      <w:r>
+        <w:rPr>
+          <w:lang w:val="en-US"/>
+        </w:rPr>
+        <w:br/>
+        <w:t>];</w:t>
+      </w:r>
+    </w:p>
+    <w:p>
+      <w:pPr>
+        <w:ind w:left="360"/>
+        <w:rPr>
+          <w:rFonts w:cstheme="minorHAnsi"/>
+          <w:bCs/>
+          <w:lang w:val="en-US"/>
+        </w:rPr>
+      </w:pPr>
+      <w:r>
+        <w:rPr>
+          <w:rFonts w:cstheme="minorHAnsi"/>
+          <w:bCs/>
+          <w:lang w:val="en-US"/>
+        </w:rPr>
+        <w:pict w14:anchorId="128F75FC">
+          <v:rect id="_x0000_i1126" style="width:0;height:1.5pt" o:hralign="center" o:hrstd="t" o:hr="t" fillcolor="#a0a0a0" stroked="f"/>
+        </w:pict>
+      </w:r>
+    </w:p>
+    <w:p>
+      <w:pPr>
+        <w:ind w:left="360"/>
+        <w:rPr>
+          <w:rFonts w:cstheme="minorHAnsi"/>
+          <w:b/>
+          <w:lang w:val="en-US"/>
+        </w:rPr>
+      </w:pPr>
+      <w:r>
+        <w:rPr>
+          <w:rFonts w:cstheme="minorHAnsi"/>
+          <w:b/>
+          <w:lang w:val="en-US"/>
+        </w:rPr>
+        <w:t>4. Access Data in Component</w:t>
+      </w:r>
+    </w:p>
+    <w:p>
+      <w:pPr>
+        <w:pStyle w:val="code"/>
+        <w:rPr>
+          <w:lang w:val="en-US"/>
+        </w:rPr>
+      </w:pPr>
+      <w:r>
+        <w:rPr>
+          <w:lang w:val="en-US"/>
+        </w:rPr>
+        <w:t>import { ActivatedRoute } from '@angular/router';</w:t>
+      </w:r>
+      <w:r>
+        <w:rPr>
+          <w:lang w:val="en-US"/>
+        </w:rPr>
+        <w:br/>
+      </w:r>
+      <w:r>
+        <w:rPr>
+          <w:lang w:val="en-US"/>
+        </w:rPr>
+        <w:br/>
+        <w:t>export class UsersComponent {</w:t>
+      </w:r>
+      <w:r>
+        <w:rPr>
+          <w:lang w:val="en-US"/>
+        </w:rPr>
+        <w:br/>
+      </w:r>
+      <w:r>
+        <w:rPr>
+          <w:lang w:val="en-US"/>
+        </w:rPr>
+        <w:br/>
+        <w:t xml:space="preserve">  users: any;</w:t>
+      </w:r>
+      <w:r>
+        <w:rPr>
+          <w:lang w:val="en-US"/>
+        </w:rPr>
+        <w:br/>
+      </w:r>
+      <w:r>
+        <w:rPr>
+          <w:lang w:val="en-US"/>
+        </w:rPr>
+        <w:br/>
+        <w:t xml:space="preserve">  constructor(private route: ActivatedRoute) {}</w:t>
+      </w:r>
+      <w:r>
+        <w:rPr>
+          <w:lang w:val="en-US"/>
+        </w:rPr>
+        <w:br/>
+      </w:r>
+      <w:r>
+        <w:rPr>
+          <w:lang w:val="en-US"/>
+        </w:rPr>
+        <w:br/>
+        <w:t xml:space="preserve">  ngOnInit() {</w:t>
+      </w:r>
+      <w:r>
+        <w:rPr>
+          <w:lang w:val="en-US"/>
+        </w:rPr>
+        <w:br/>
+        <w:t xml:space="preserve">    this.users = this.route.snapshot.data['userData'];</w:t>
+      </w:r>
+      <w:r>
+        <w:rPr>
+          <w:lang w:val="en-US"/>
+        </w:rPr>
+        <w:br/>
+        <w:t xml:space="preserve">  }</w:t>
+      </w:r>
+      <w:r>
+        <w:rPr>
+          <w:lang w:val="en-US"/>
+        </w:rPr>
+        <w:br/>
+        <w:t>}</w:t>
+      </w:r>
+    </w:p>
+    <w:p>
+      <w:pPr>
+        <w:ind w:left="360"/>
+        <w:rPr>
+          <w:rFonts w:cstheme="minorHAnsi"/>
+          <w:bCs/>
+          <w:lang w:val="en-US"/>
+        </w:rPr>
+      </w:pPr>
+      <w:r>
+        <w:rPr>
+          <w:rFonts w:cstheme="minorHAnsi"/>
+          <w:bCs/>
+          <w:lang w:val="en-US"/>
+        </w:rPr>
+        <w:pict w14:anchorId="24AE04EA">
+          <v:rect id="_x0000_i1127" style="width:0;height:1.5pt" o:hralign="center" o:hrstd="t" o:hr="t" fillcolor="#a0a0a0" stroked="f"/>
+        </w:pict>
+      </w:r>
+    </w:p>
+    <w:p>
+      <w:pPr>
+        <w:ind w:left="360"/>
+        <w:rPr>
+          <w:rFonts w:cstheme="minorHAnsi"/>
+          <w:bCs/>
+          <w:lang w:val="en-US"/>
+        </w:rPr>
+      </w:pPr>
+    </w:p>
+    <w:p>
+      <w:pPr>
+        <w:ind w:left="360"/>
+        <w:rPr>
+          <w:rFonts w:cstheme="minorHAnsi"/>
+          <w:b/>
+          <w:lang w:val="en-US"/>
+        </w:rPr>
+      </w:pPr>
+      <w:r>
+        <w:rPr>
+          <w:rFonts w:cstheme="minorHAnsi"/>
+          <w:b/>
+          <w:lang w:val="en-US"/>
+        </w:rPr>
+        <w:t xml:space="preserve"> When to Use Resolver vs Service in Component</w:t>
+      </w:r>
+    </w:p>
+    <w:tbl>
+      <w:tblPr>
+        <w:tblW w:w="0" w:type="auto"/>
+        <w:tblCellSpacing w:w="15" w:type="dxa"/>
+        <w:tblCellMar>
+          <w:top w:w="15" w:type="dxa"/>
+          <w:left w:w="15" w:type="dxa"/>
+          <w:bottom w:w="15" w:type="dxa"/>
+          <w:right w:w="15" w:type="dxa"/>
+        </w:tblCellMar>
+        <w:tblLook w:val="04A0" w:firstRow="1" w:lastRow="0" w:firstColumn="1" w:lastColumn="0" w:noHBand="0" w:noVBand="1"/>
+      </w:tblPr>
+      <w:tblGrid>
+        <w:gridCol w:w="3328"/>
+        <w:gridCol w:w="3061"/>
+      </w:tblGrid>
+      <w:tr>
+        <w:trPr>
+          <w:tblHeader/>
+          <w:tblCellSpacing w:w="15" w:type="dxa"/>
+        </w:trPr>
+        <w:tc>
+          <w:tcPr>
+            <w:tcW w:w="0" w:type="auto"/>
+            <w:vAlign w:val="center"/>
+            <w:hideMark/>
+          </w:tcPr>
+          <w:p>
+            <w:pPr>
+              <w:ind w:left="360"/>
+              <w:rPr>
+                <w:rFonts w:cstheme="minorHAnsi"/>
+                <w:bCs/>
+                <w:lang w:val="en-US"/>
+              </w:rPr>
+            </w:pPr>
+            <w:r>
+              <w:rPr>
+                <w:rFonts w:cstheme="minorHAnsi"/>
+                <w:bCs/>
+                <w:lang w:val="en-US"/>
+              </w:rPr>
+              <w:lastRenderedPageBreak/>
+              <w:t>Use Resolver</w:t>
+            </w:r>
+          </w:p>
+        </w:tc>
+        <w:tc>
+          <w:tcPr>
+            <w:tcW w:w="0" w:type="auto"/>
+            <w:vAlign w:val="center"/>
+            <w:hideMark/>
+          </w:tcPr>
+          <w:p>
+            <w:pPr>
+              <w:ind w:left="360"/>
+              <w:rPr>
+                <w:rFonts w:cstheme="minorHAnsi"/>
+                <w:bCs/>
+                <w:lang w:val="en-US"/>
+              </w:rPr>
+            </w:pPr>
+            <w:r>
+              <w:rPr>
+                <w:rFonts w:cstheme="minorHAnsi"/>
+                <w:bCs/>
+                <w:lang w:val="en-US"/>
+              </w:rPr>
+              <w:t>Use Service in Component</w:t>
+            </w:r>
+          </w:p>
+        </w:tc>
+      </w:tr>
+      <w:tr>
+        <w:trPr>
+          <w:tblCellSpacing w:w="15" w:type="dxa"/>
+        </w:trPr>
+        <w:tc>
+          <w:tcPr>
+            <w:tcW w:w="0" w:type="auto"/>
+            <w:vAlign w:val="center"/>
+            <w:hideMark/>
+          </w:tcPr>
+          <w:p>
+            <w:pPr>
+              <w:ind w:left="360"/>
+              <w:rPr>
+                <w:rFonts w:cstheme="minorHAnsi"/>
+                <w:bCs/>
+                <w:lang w:val="en-US"/>
+              </w:rPr>
+            </w:pPr>
+            <w:r>
+              <w:rPr>
+                <w:rFonts w:cstheme="minorHAnsi"/>
+                <w:bCs/>
+                <w:lang w:val="en-US"/>
+              </w:rPr>
+              <w:t>Data required before UI loads</w:t>
+            </w:r>
+          </w:p>
+        </w:tc>
+        <w:tc>
+          <w:tcPr>
+            <w:tcW w:w="0" w:type="auto"/>
+            <w:vAlign w:val="center"/>
+            <w:hideMark/>
+          </w:tcPr>
+          <w:p>
+            <w:pPr>
+              <w:ind w:left="360"/>
+              <w:rPr>
+                <w:rFonts w:cstheme="minorHAnsi"/>
+                <w:bCs/>
+                <w:lang w:val="en-US"/>
+              </w:rPr>
+            </w:pPr>
+            <w:r>
+              <w:rPr>
+                <w:rFonts w:cstheme="minorHAnsi"/>
+                <w:bCs/>
+                <w:lang w:val="en-US"/>
+              </w:rPr>
+              <w:t>Data can load after UI</w:t>
+            </w:r>
+          </w:p>
+        </w:tc>
+      </w:tr>
+      <w:tr>
+        <w:trPr>
+          <w:tblCellSpacing w:w="15" w:type="dxa"/>
+        </w:trPr>
+        <w:tc>
+          <w:tcPr>
+            <w:tcW w:w="0" w:type="auto"/>
+            <w:vAlign w:val="center"/>
+            <w:hideMark/>
+          </w:tcPr>
+          <w:p>
+            <w:pPr>
+              <w:ind w:left="360"/>
+              <w:rPr>
+                <w:rFonts w:cstheme="minorHAnsi"/>
+                <w:bCs/>
+                <w:lang w:val="en-US"/>
+              </w:rPr>
+            </w:pPr>
+            <w:r>
+              <w:rPr>
+                <w:rFonts w:cstheme="minorHAnsi"/>
+                <w:bCs/>
+                <w:lang w:val="en-US"/>
+              </w:rPr>
+              <w:t>Critical data (profile, dashboard)</w:t>
+            </w:r>
+          </w:p>
+        </w:tc>
+        <w:tc>
+          <w:tcPr>
+            <w:tcW w:w="0" w:type="auto"/>
+            <w:vAlign w:val="center"/>
+            <w:hideMark/>
+          </w:tcPr>
+          <w:p>
+            <w:pPr>
+              <w:ind w:left="360"/>
+              <w:rPr>
+                <w:rFonts w:cstheme="minorHAnsi"/>
+                <w:bCs/>
+                <w:lang w:val="en-US"/>
+              </w:rPr>
+            </w:pPr>
+            <w:r>
+              <w:rPr>
+                <w:rFonts w:cstheme="minorHAnsi"/>
+                <w:bCs/>
+                <w:lang w:val="en-US"/>
+              </w:rPr>
+              <w:t>Optional data</w:t>
+            </w:r>
+          </w:p>
+        </w:tc>
+      </w:tr>
+      <w:tr>
+        <w:trPr>
+          <w:tblCellSpacing w:w="15" w:type="dxa"/>
+        </w:trPr>
+        <w:tc>
+          <w:tcPr>
+            <w:tcW w:w="0" w:type="auto"/>
+            <w:vAlign w:val="center"/>
+            <w:hideMark/>
+          </w:tcPr>
+          <w:p>
+            <w:pPr>
+              <w:ind w:left="360"/>
+              <w:rPr>
+                <w:rFonts w:cstheme="minorHAnsi"/>
+                <w:bCs/>
+                <w:lang w:val="en-US"/>
+              </w:rPr>
+            </w:pPr>
+            <w:r>
+              <w:rPr>
+                <w:rFonts w:cstheme="minorHAnsi"/>
+                <w:bCs/>
+                <w:lang w:val="en-US"/>
+              </w:rPr>
+              <w:t>Avoid flickering/loading UI</w:t>
+            </w:r>
+          </w:p>
+        </w:tc>
+        <w:tc>
+          <w:tcPr>
+            <w:tcW w:w="0" w:type="auto"/>
+            <w:vAlign w:val="center"/>
+            <w:hideMark/>
+          </w:tcPr>
+          <w:p>
+            <w:pPr>
+              <w:ind w:left="360"/>
+              <w:rPr>
+                <w:rFonts w:cstheme="minorHAnsi"/>
+                <w:bCs/>
+                <w:lang w:val="en-US"/>
+              </w:rPr>
+            </w:pPr>
+            <w:r>
+              <w:rPr>
+                <w:rFonts w:cstheme="minorHAnsi"/>
+                <w:bCs/>
+                <w:lang w:val="en-US"/>
+              </w:rPr>
+              <w:t>Loading spinner is acceptable</w:t>
+            </w:r>
+          </w:p>
+        </w:tc>
+      </w:tr>
+    </w:tbl>
+    <w:p>
+      <w:pPr>
+        <w:ind w:left="360"/>
+        <w:rPr>
+          <w:b/>
+          <w:sz w:val="28"/>
+          <w:szCs w:val="28"/>
+        </w:rPr>
+      </w:pPr>
+    </w:p>
+    <w:p>
+      <w:pPr>
+        <w:ind w:left="360"/>
         <w:rPr>
           <w:b/>
           <w:sz w:val="28"/>
@@ -9545,7 +10570,6 @@
           <w:noProof/>
           <w:lang w:eastAsia="en-IN"/>
         </w:rPr>
-        <w:lastRenderedPageBreak/>
         <w:drawing>
           <wp:inline distT="0" distB="0" distL="0" distR="0" wp14:anchorId="0F355601" wp14:editId="4AFEAD37">
             <wp:extent cx="6840220" cy="1858010"/>
@@ -9741,6 +10765,7 @@
           <w:noProof/>
           <w:lang w:eastAsia="en-IN"/>
         </w:rPr>
+        <w:lastRenderedPageBreak/>
         <w:drawing>
           <wp:inline distT="0" distB="0" distL="0" distR="0" wp14:anchorId="2D8726CC" wp14:editId="4CAD8952">
             <wp:extent cx="4223344" cy="1078559"/>
@@ -9897,7 +10922,6 @@
           <w:noProof/>
           <w:lang w:eastAsia="en-IN"/>
         </w:rPr>
-        <w:lastRenderedPageBreak/>
         <w:drawing>
           <wp:inline distT="0" distB="0" distL="0" distR="0" wp14:anchorId="66AC2B4B" wp14:editId="2176D03E">
             <wp:extent cx="5467880" cy="3171492"/>
@@ -10068,6 +11092,7 @@
         <w:rPr>
           <w:rFonts w:ascii="Courier New" w:hAnsi="Courier New" w:cs="Courier New"/>
         </w:rPr>
+        <w:lastRenderedPageBreak/>
         <w:t xml:space="preserve">      id: 74412095,</w:t>
       </w:r>
     </w:p>
@@ -10278,7 +11303,6 @@
         <w:rPr>
           <w:rFonts w:ascii="Courier New" w:hAnsi="Courier New" w:cs="Courier New"/>
         </w:rPr>
-        <w:lastRenderedPageBreak/>
         <w:t xml:space="preserve">    }</w:t>
       </w:r>
     </w:p>
@@ -10769,7 +11793,6 @@
           <w:noProof/>
           <w:lang w:eastAsia="en-IN"/>
         </w:rPr>
-        <w:lastRenderedPageBreak/>
         <w:drawing>
           <wp:inline distT="0" distB="0" distL="0" distR="0" wp14:anchorId="2A644CDB" wp14:editId="2EB3BDCC">
             <wp:extent cx="2170878" cy="2961272"/>
@@ -11119,6 +12142,7 @@
           <w:rFonts w:ascii="Courier New" w:eastAsia="Times New Roman" w:hAnsi="Courier New" w:cs="Courier New"/>
           <w:lang w:eastAsia="en-IN"/>
         </w:rPr>
+        <w:lastRenderedPageBreak/>
         <w:t xml:space="preserve">      {</w:t>
       </w:r>
     </w:p>
@@ -11471,7 +12495,6 @@
           <w:rFonts w:ascii="Courier New" w:eastAsia="Times New Roman" w:hAnsi="Courier New" w:cs="Courier New"/>
           <w:lang w:eastAsia="en-IN"/>
         </w:rPr>
-        <w:lastRenderedPageBreak/>
         <w:t>/dashboard/42(sidebar:reports)?sort=asc#summary</w:t>
       </w:r>
     </w:p>
@@ -11578,6 +12601,7 @@
           <w:noProof/>
           <w:lang w:eastAsia="en-IN"/>
         </w:rPr>
+        <w:lastRenderedPageBreak/>
         <w:drawing>
           <wp:inline distT="0" distB="0" distL="0" distR="0" wp14:anchorId="59AF15F5" wp14:editId="2FEE787C">
             <wp:extent cx="6592220" cy="5239481"/>
@@ -11648,7 +12672,6 @@
           <w:noProof/>
           <w:lang w:eastAsia="en-IN"/>
         </w:rPr>
-        <w:lastRenderedPageBreak/>
         <w:drawing>
           <wp:inline distT="0" distB="0" distL="0" distR="0" wp14:anchorId="55F8229B" wp14:editId="5341AC42">
             <wp:extent cx="6840220" cy="4149090"/>
@@ -11719,6 +12742,7 @@
           <w:noProof/>
           <w:lang w:eastAsia="en-IN"/>
         </w:rPr>
+        <w:lastRenderedPageBreak/>
         <w:drawing>
           <wp:inline distT="0" distB="0" distL="0" distR="0" wp14:anchorId="5304ACD5" wp14:editId="7DCF18BE">
             <wp:extent cx="6716062" cy="2981741"/>
@@ -11789,7 +12813,6 @@
           <w:noProof/>
           <w:lang w:eastAsia="en-IN"/>
         </w:rPr>
-        <w:lastRenderedPageBreak/>
         <w:drawing>
           <wp:inline distT="0" distB="0" distL="0" distR="0" wp14:anchorId="33D50EB6" wp14:editId="2F5277D2">
             <wp:extent cx="6840220" cy="4109085"/>
@@ -11860,6 +12883,7 @@
           <w:noProof/>
           <w:lang w:eastAsia="en-IN"/>
         </w:rPr>
+        <w:lastRenderedPageBreak/>
         <w:drawing>
           <wp:inline distT="0" distB="0" distL="0" distR="0" wp14:anchorId="038B4AE8" wp14:editId="0201ED9D">
             <wp:extent cx="6579909" cy="3635076"/>
@@ -12140,7 +13164,6 @@
           <w:szCs w:val="28"/>
           <w:lang w:eastAsia="en-IN"/>
         </w:rPr>
-        <w:lastRenderedPageBreak/>
         <w:t>RXJS Notes</w:t>
       </w:r>
     </w:p>
@@ -12284,6 +13307,7 @@
           <w:noProof/>
           <w:lang w:eastAsia="en-IN"/>
         </w:rPr>
+        <w:lastRenderedPageBreak/>
         <w:drawing>
           <wp:inline distT="0" distB="0" distL="0" distR="0" wp14:anchorId="274682FD" wp14:editId="631CD762">
             <wp:extent cx="6134956" cy="4553585"/>
@@ -12441,7 +13465,6 @@
           <w:noProof/>
           <w:lang w:eastAsia="en-IN"/>
         </w:rPr>
-        <w:lastRenderedPageBreak/>
         <w:drawing>
           <wp:inline distT="0" distB="0" distL="0" distR="0" wp14:anchorId="66D23D0A" wp14:editId="4C6D69EB">
             <wp:extent cx="6840220" cy="1844675"/>
@@ -12643,6 +13666,7 @@
         <w:rPr>
           <w:rFonts w:asciiTheme="minorHAnsi" w:hAnsiTheme="minorHAnsi" w:cstheme="minorHAnsi"/>
         </w:rPr>
+        <w:lastRenderedPageBreak/>
         <w:br/>
       </w:r>
       <w:r>
@@ -12932,7 +13956,7 @@
           <w:sz w:val="20"/>
           <w:szCs w:val="20"/>
         </w:rPr>
-        <w:pict>
+        <w:pict w14:anchorId="61904721">
           <v:rect id="_x0000_i1025" style="width:0;height:1.5pt" o:hralign="center" o:hrstd="t" o:hr="t" fillcolor="#a0a0a0" stroked="f"/>
         </w:pict>
       </w:r>
@@ -13537,8 +14561,7 @@
           <w:sz w:val="20"/>
           <w:szCs w:val="20"/>
         </w:rPr>
-        <w:lastRenderedPageBreak/>
-        <w:pict>
+        <w:pict w14:anchorId="7705A19D">
           <v:rect id="_x0000_i1026" style="width:0;height:1.5pt" o:hralign="center" o:hrstd="t" o:hr="t" fillcolor="#a0a0a0" stroked="f"/>
         </w:pict>
       </w:r>
@@ -13958,6 +14981,7 @@
           <w:sz w:val="20"/>
           <w:szCs w:val="20"/>
         </w:rPr>
+        <w:lastRenderedPageBreak/>
         <w:t>Why?</w:t>
       </w:r>
     </w:p>
@@ -14170,7 +15194,7 @@
           <w:sz w:val="20"/>
           <w:szCs w:val="20"/>
         </w:rPr>
-        <w:pict>
+        <w:pict w14:anchorId="2E160211">
           <v:rect id="_x0000_i1027" style="width:0;height:1.5pt" o:hralign="center" o:hrstd="t" o:hr="t" fillcolor="#a0a0a0" stroked="f"/>
         </w:pict>
       </w:r>
@@ -14781,6 +15805,7 @@
           <w:noProof/>
           <w:lang w:eastAsia="en-IN"/>
         </w:rPr>
+        <w:lastRenderedPageBreak/>
         <w:drawing>
           <wp:inline distT="0" distB="0" distL="0" distR="0" wp14:anchorId="2F3B1E9D" wp14:editId="708F9083">
             <wp:extent cx="6840220" cy="2595880"/>
@@ -14906,8 +15931,8 @@
         <w:spacing w:after="0"/>
       </w:pPr>
       <w:r>
-        <w:pict>
-          <v:rect id="_x0000_i1043" style="width:0;height:1.5pt" o:hralign="center" o:hrstd="t" o:hr="t" fillcolor="#a0a0a0" stroked="f"/>
+        <w:pict w14:anchorId="1D5A0DBC">
+          <v:rect id="_x0000_i1028" style="width:0;height:1.5pt" o:hralign="center" o:hrstd="t" o:hr="t" fillcolor="#a0a0a0" stroked="f"/>
         </w:pict>
       </w:r>
     </w:p>
@@ -15082,8 +16107,8 @@
           <w:sz w:val="20"/>
           <w:szCs w:val="20"/>
         </w:rPr>
-        <w:pict>
-          <v:rect id="_x0000_i1044" style="width:0;height:1.5pt" o:hralign="center" o:hrstd="t" o:hr="t" fillcolor="#a0a0a0" stroked="f"/>
+        <w:pict w14:anchorId="22CDAAAF">
+          <v:rect id="_x0000_i1029" style="width:0;height:1.5pt" o:hralign="center" o:hrstd="t" o:hr="t" fillcolor="#a0a0a0" stroked="f"/>
         </w:pict>
       </w:r>
     </w:p>
@@ -15388,8 +16413,8 @@
           <w:sz w:val="20"/>
           <w:szCs w:val="20"/>
         </w:rPr>
-        <w:pict>
-          <v:rect id="_x0000_i1045" style="width:0;height:1.5pt" o:hralign="center" o:hrstd="t" o:hr="t" fillcolor="#a0a0a0" stroked="f"/>
+        <w:pict w14:anchorId="4719B6B1">
+          <v:rect id="_x0000_i1030" style="width:0;height:1.5pt" o:hralign="center" o:hrstd="t" o:hr="t" fillcolor="#a0a0a0" stroked="f"/>
         </w:pict>
       </w:r>
     </w:p>
@@ -15480,6 +16505,60 @@
           <w:rStyle w:val="HTMLCode"/>
         </w:rPr>
         <w:t>() {</w:t>
+      </w:r>
+      <w:r>
+        <w:br/>
+      </w:r>
+      <w:r>
+        <w:rPr>
+          <w:rStyle w:val="HTMLCode"/>
+        </w:rPr>
+        <w:t xml:space="preserve">  </w:t>
+      </w:r>
+      <w:r>
+        <w:rPr>
+          <w:rStyle w:val="j"/>
+        </w:rPr>
+        <w:t>this</w:t>
+      </w:r>
+      <w:r>
+        <w:rPr>
+          <w:rStyle w:val="g"/>
+        </w:rPr>
+        <w:t>.</w:t>
+      </w:r>
+      <w:r>
+        <w:rPr>
+          <w:rStyle w:val="HTMLCode"/>
+        </w:rPr>
+        <w:t xml:space="preserve">loading </w:t>
+      </w:r>
+      <w:r>
+        <w:rPr>
+          <w:rStyle w:val="g"/>
+        </w:rPr>
+        <w:t>=</w:t>
+      </w:r>
+      <w:r>
+        <w:rPr>
+          <w:rStyle w:val="HTMLCode"/>
+        </w:rPr>
+        <w:t xml:space="preserve"> </w:t>
+      </w:r>
+      <w:r>
+        <w:rPr>
+          <w:rStyle w:val="j"/>
+        </w:rPr>
+        <w:t>true</w:t>
+      </w:r>
+      <w:r>
+        <w:rPr>
+          <w:rStyle w:val="HTMLCode"/>
+        </w:rPr>
+        <w:t>;</w:t>
+      </w:r>
+      <w:r>
+        <w:br/>
       </w:r>
       <w:r>
         <w:br/>
@@ -15493,6 +16572,27 @@
       </w:r>
       <w:r>
         <w:rPr>
+          <w:rStyle w:val="m"/>
+        </w:rPr>
+        <w:t>forkJoin</w:t>
+      </w:r>
+      <w:r>
+        <w:rPr>
+          <w:rStyle w:val="HTMLCode"/>
+        </w:rPr>
+        <w:t>({</w:t>
+      </w:r>
+      <w:r>
+        <w:br/>
+      </w:r>
+      <w:r>
+        <w:rPr>
+          <w:rStyle w:val="HTMLCode"/>
+        </w:rPr>
+        <w:t xml:space="preserve">    user: </w:t>
+      </w:r>
+      <w:r>
+        <w:rPr>
           <w:rStyle w:val="j"/>
         </w:rPr>
         <w:t>this</w:t>
@@ -15507,6 +16607,423 @@
         <w:rPr>
           <w:rStyle w:val="HTMLCode"/>
         </w:rPr>
+        <w:t>api</w:t>
+      </w:r>
+      <w:r>
+        <w:rPr>
+          <w:rStyle w:val="g"/>
+        </w:rPr>
+        <w:t>.</w:t>
+      </w:r>
+      <w:r>
+        <w:rPr>
+          <w:rStyle w:val="HTMLCode"/>
+        </w:rPr>
+        <w:t>getUser(),</w:t>
+      </w:r>
+      <w:r>
+        <w:br/>
+      </w:r>
+      <w:r>
+        <w:rPr>
+          <w:rStyle w:val="HTMLCode"/>
+        </w:rPr>
+        <w:t xml:space="preserve">    notifications: </w:t>
+      </w:r>
+      <w:r>
+        <w:rPr>
+          <w:rStyle w:val="j"/>
+        </w:rPr>
+        <w:t>this</w:t>
+      </w:r>
+      <w:r>
+        <w:rPr>
+          <w:rStyle w:val="g"/>
+        </w:rPr>
+        <w:t>.</w:t>
+      </w:r>
+      <w:r>
+        <w:rPr>
+          <w:rStyle w:val="HTMLCode"/>
+        </w:rPr>
+        <w:t>api</w:t>
+      </w:r>
+      <w:r>
+        <w:rPr>
+          <w:rStyle w:val="g"/>
+        </w:rPr>
+        <w:t>.</w:t>
+      </w:r>
+      <w:r>
+        <w:rPr>
+          <w:rStyle w:val="HTMLCode"/>
+        </w:rPr>
+        <w:t>getNotifications(),</w:t>
+      </w:r>
+      <w:r>
+        <w:br/>
+      </w:r>
+      <w:r>
+        <w:rPr>
+          <w:rStyle w:val="HTMLCode"/>
+        </w:rPr>
+        <w:t xml:space="preserve">    permissions: </w:t>
+      </w:r>
+      <w:r>
+        <w:rPr>
+          <w:rStyle w:val="j"/>
+        </w:rPr>
+        <w:t>this</w:t>
+      </w:r>
+      <w:r>
+        <w:rPr>
+          <w:rStyle w:val="g"/>
+        </w:rPr>
+        <w:t>.</w:t>
+      </w:r>
+      <w:r>
+        <w:rPr>
+          <w:rStyle w:val="HTMLCode"/>
+        </w:rPr>
+        <w:t>api</w:t>
+      </w:r>
+      <w:r>
+        <w:rPr>
+          <w:rStyle w:val="g"/>
+        </w:rPr>
+        <w:t>.</w:t>
+      </w:r>
+      <w:r>
+        <w:rPr>
+          <w:rStyle w:val="HTMLCode"/>
+        </w:rPr>
+        <w:t>getPermissions()</w:t>
+      </w:r>
+      <w:r>
+        <w:br/>
+      </w:r>
+      <w:r>
+        <w:rPr>
+          <w:rStyle w:val="HTMLCode"/>
+        </w:rPr>
+        <w:t xml:space="preserve">  })</w:t>
+      </w:r>
+      <w:r>
+        <w:rPr>
+          <w:rStyle w:val="g"/>
+        </w:rPr>
+        <w:t>.</w:t>
+      </w:r>
+      <w:r>
+        <w:rPr>
+          <w:rStyle w:val="HTMLCode"/>
+        </w:rPr>
+        <w:t>subscribe({</w:t>
+      </w:r>
+      <w:r>
+        <w:br/>
+      </w:r>
+      <w:r>
+        <w:rPr>
+          <w:rStyle w:val="HTMLCode"/>
+        </w:rPr>
+        <w:t xml:space="preserve">    next: (</w:t>
+      </w:r>
+      <w:r>
+        <w:rPr>
+          <w:rStyle w:val="m"/>
+        </w:rPr>
+        <w:t>res</w:t>
+      </w:r>
+      <w:r>
+        <w:rPr>
+          <w:rStyle w:val="HTMLCode"/>
+        </w:rPr>
+        <w:t>) =&gt; {</w:t>
+      </w:r>
+      <w:r>
+        <w:br/>
+      </w:r>
+      <w:r>
+        <w:rPr>
+          <w:rStyle w:val="HTMLCode"/>
+        </w:rPr>
+        <w:t xml:space="preserve">      </w:t>
+      </w:r>
+      <w:r>
+        <w:rPr>
+          <w:rStyle w:val="j"/>
+        </w:rPr>
+        <w:t>this</w:t>
+      </w:r>
+      <w:r>
+        <w:rPr>
+          <w:rStyle w:val="g"/>
+        </w:rPr>
+        <w:t>.</w:t>
+      </w:r>
+      <w:r>
+        <w:rPr>
+          <w:rStyle w:val="HTMLCode"/>
+        </w:rPr>
+        <w:t xml:space="preserve">user </w:t>
+      </w:r>
+      <w:r>
+        <w:rPr>
+          <w:rStyle w:val="g"/>
+        </w:rPr>
+        <w:t>=</w:t>
+      </w:r>
+      <w:r>
+        <w:rPr>
+          <w:rStyle w:val="HTMLCode"/>
+        </w:rPr>
+        <w:t xml:space="preserve"> </w:t>
+      </w:r>
+      <w:r>
+        <w:rPr>
+          <w:rStyle w:val="m"/>
+        </w:rPr>
+        <w:t>res</w:t>
+      </w:r>
+      <w:r>
+        <w:rPr>
+          <w:rStyle w:val="g"/>
+        </w:rPr>
+        <w:t>.</w:t>
+      </w:r>
+      <w:r>
+        <w:rPr>
+          <w:rStyle w:val="HTMLCode"/>
+        </w:rPr>
+        <w:t>user;</w:t>
+      </w:r>
+      <w:r>
+        <w:br/>
+      </w:r>
+      <w:r>
+        <w:rPr>
+          <w:rStyle w:val="HTMLCode"/>
+        </w:rPr>
+        <w:t xml:space="preserve">      </w:t>
+      </w:r>
+      <w:r>
+        <w:rPr>
+          <w:rStyle w:val="j"/>
+        </w:rPr>
+        <w:t>this</w:t>
+      </w:r>
+      <w:r>
+        <w:rPr>
+          <w:rStyle w:val="g"/>
+        </w:rPr>
+        <w:t>.</w:t>
+      </w:r>
+      <w:r>
+        <w:rPr>
+          <w:rStyle w:val="HTMLCode"/>
+        </w:rPr>
+        <w:t xml:space="preserve">notifications </w:t>
+      </w:r>
+      <w:r>
+        <w:rPr>
+          <w:rStyle w:val="g"/>
+        </w:rPr>
+        <w:t>=</w:t>
+      </w:r>
+      <w:r>
+        <w:rPr>
+          <w:rStyle w:val="HTMLCode"/>
+        </w:rPr>
+        <w:t xml:space="preserve"> </w:t>
+      </w:r>
+      <w:r>
+        <w:rPr>
+          <w:rStyle w:val="m"/>
+        </w:rPr>
+        <w:t>res</w:t>
+      </w:r>
+      <w:r>
+        <w:rPr>
+          <w:rStyle w:val="g"/>
+        </w:rPr>
+        <w:t>.</w:t>
+      </w:r>
+      <w:r>
+        <w:rPr>
+          <w:rStyle w:val="HTMLCode"/>
+        </w:rPr>
+        <w:t>notifications;</w:t>
+      </w:r>
+      <w:r>
+        <w:br/>
+      </w:r>
+      <w:r>
+        <w:rPr>
+          <w:rStyle w:val="HTMLCode"/>
+        </w:rPr>
+        <w:t xml:space="preserve">      </w:t>
+      </w:r>
+      <w:r>
+        <w:rPr>
+          <w:rStyle w:val="j"/>
+        </w:rPr>
+        <w:t>this</w:t>
+      </w:r>
+      <w:r>
+        <w:rPr>
+          <w:rStyle w:val="g"/>
+        </w:rPr>
+        <w:t>.</w:t>
+      </w:r>
+      <w:r>
+        <w:rPr>
+          <w:rStyle w:val="HTMLCode"/>
+        </w:rPr>
+        <w:t xml:space="preserve">permissions </w:t>
+      </w:r>
+      <w:r>
+        <w:rPr>
+          <w:rStyle w:val="g"/>
+        </w:rPr>
+        <w:t>=</w:t>
+      </w:r>
+      <w:r>
+        <w:rPr>
+          <w:rStyle w:val="HTMLCode"/>
+        </w:rPr>
+        <w:t xml:space="preserve"> </w:t>
+      </w:r>
+      <w:r>
+        <w:rPr>
+          <w:rStyle w:val="m"/>
+        </w:rPr>
+        <w:t>res</w:t>
+      </w:r>
+      <w:r>
+        <w:rPr>
+          <w:rStyle w:val="g"/>
+        </w:rPr>
+        <w:t>.</w:t>
+      </w:r>
+      <w:r>
+        <w:rPr>
+          <w:rStyle w:val="HTMLCode"/>
+        </w:rPr>
+        <w:t>permissions;</w:t>
+      </w:r>
+      <w:r>
+        <w:br/>
+      </w:r>
+      <w:r>
+        <w:rPr>
+          <w:rStyle w:val="HTMLCode"/>
+        </w:rPr>
+        <w:t xml:space="preserve">    },</w:t>
+      </w:r>
+      <w:r>
+        <w:br/>
+      </w:r>
+      <w:r>
+        <w:rPr>
+          <w:rStyle w:val="HTMLCode"/>
+        </w:rPr>
+        <w:t xml:space="preserve">    error: (</w:t>
+      </w:r>
+      <w:r>
+        <w:rPr>
+          <w:rStyle w:val="m"/>
+        </w:rPr>
+        <w:t>err</w:t>
+      </w:r>
+      <w:r>
+        <w:rPr>
+          <w:rStyle w:val="HTMLCode"/>
+        </w:rPr>
+        <w:t>) =&gt; {</w:t>
+      </w:r>
+      <w:r>
+        <w:br/>
+      </w:r>
+      <w:r>
+        <w:rPr>
+          <w:rStyle w:val="HTMLCode"/>
+        </w:rPr>
+        <w:t xml:space="preserve">      </w:t>
+      </w:r>
+      <w:r>
+        <w:rPr>
+          <w:rStyle w:val="m"/>
+        </w:rPr>
+        <w:t>console</w:t>
+      </w:r>
+      <w:r>
+        <w:rPr>
+          <w:rStyle w:val="g"/>
+        </w:rPr>
+        <w:t>.</w:t>
+      </w:r>
+      <w:r>
+        <w:rPr>
+          <w:rStyle w:val="HTMLCode"/>
+        </w:rPr>
+        <w:t>error(</w:t>
+      </w:r>
+      <w:r>
+        <w:rPr>
+          <w:rStyle w:val="m"/>
+        </w:rPr>
+        <w:t>err</w:t>
+      </w:r>
+      <w:r>
+        <w:rPr>
+          <w:rStyle w:val="HTMLCode"/>
+        </w:rPr>
+        <w:t>);</w:t>
+      </w:r>
+      <w:r>
+        <w:br/>
+      </w:r>
+      <w:r>
+        <w:rPr>
+          <w:rStyle w:val="HTMLCode"/>
+        </w:rPr>
+        <w:t xml:space="preserve">    },</w:t>
+      </w:r>
+      <w:r>
+        <w:br/>
+      </w:r>
+      <w:r>
+        <w:rPr>
+          <w:rStyle w:val="HTMLCode"/>
+        </w:rPr>
+        <w:t xml:space="preserve">    complete: () =&gt; {</w:t>
+      </w:r>
+      <w:r>
+        <w:br/>
+      </w:r>
+      <w:r>
+        <w:rPr>
+          <w:rStyle w:val="HTMLCode"/>
+        </w:rPr>
+        <w:t xml:space="preserve">      </w:t>
+      </w:r>
+      <w:r>
+        <w:rPr>
+          <w:rStyle w:val="j"/>
+        </w:rPr>
+        <w:t>this</w:t>
+      </w:r>
+      <w:r>
+        <w:rPr>
+          <w:rStyle w:val="g"/>
+        </w:rPr>
+        <w:t>.</w:t>
+      </w:r>
+      <w:r>
+        <w:rPr>
+          <w:rStyle w:val="HTMLCode"/>
+        </w:rPr>
         <w:t xml:space="preserve">loading </w:t>
       </w:r>
       <w:r>
@@ -15525,7 +17042,7 @@
         <w:rPr>
           <w:rStyle w:val="j"/>
         </w:rPr>
-        <w:t>true</w:t>
+        <w:t>false</w:t>
       </w:r>
       <w:r>
         <w:rPr>
@@ -15537,25 +17054,19 @@
         <w:br/>
       </w:r>
       <w:r>
+        <w:rPr>
+          <w:rStyle w:val="HTMLCode"/>
+        </w:rPr>
+        <w:t xml:space="preserve">    }</w:t>
+      </w:r>
+      <w:r>
         <w:br/>
       </w:r>
       <w:r>
         <w:rPr>
           <w:rStyle w:val="HTMLCode"/>
         </w:rPr>
-        <w:t xml:space="preserve">  </w:t>
-      </w:r>
-      <w:r>
-        <w:rPr>
-          <w:rStyle w:val="m"/>
-        </w:rPr>
-        <w:t>forkJoin</w:t>
-      </w:r>
-      <w:r>
-        <w:rPr>
-          <w:rStyle w:val="HTMLCode"/>
-        </w:rPr>
-        <w:t>({</w:t>
+        <w:t xml:space="preserve">  });</w:t>
       </w:r>
       <w:r>
         <w:br/>
@@ -15564,492 +17075,6 @@
         <w:rPr>
           <w:rStyle w:val="HTMLCode"/>
         </w:rPr>
-        <w:t xml:space="preserve">    user: </w:t>
-      </w:r>
-      <w:r>
-        <w:rPr>
-          <w:rStyle w:val="j"/>
-        </w:rPr>
-        <w:t>this</w:t>
-      </w:r>
-      <w:r>
-        <w:rPr>
-          <w:rStyle w:val="g"/>
-        </w:rPr>
-        <w:t>.</w:t>
-      </w:r>
-      <w:r>
-        <w:rPr>
-          <w:rStyle w:val="HTMLCode"/>
-        </w:rPr>
-        <w:t>api</w:t>
-      </w:r>
-      <w:r>
-        <w:rPr>
-          <w:rStyle w:val="g"/>
-        </w:rPr>
-        <w:t>.</w:t>
-      </w:r>
-      <w:r>
-        <w:rPr>
-          <w:rStyle w:val="HTMLCode"/>
-        </w:rPr>
-        <w:t>getUser(),</w:t>
-      </w:r>
-      <w:r>
-        <w:br/>
-      </w:r>
-      <w:r>
-        <w:rPr>
-          <w:rStyle w:val="HTMLCode"/>
-        </w:rPr>
-        <w:t xml:space="preserve">    notifications: </w:t>
-      </w:r>
-      <w:r>
-        <w:rPr>
-          <w:rStyle w:val="j"/>
-        </w:rPr>
-        <w:t>this</w:t>
-      </w:r>
-      <w:r>
-        <w:rPr>
-          <w:rStyle w:val="g"/>
-        </w:rPr>
-        <w:t>.</w:t>
-      </w:r>
-      <w:r>
-        <w:rPr>
-          <w:rStyle w:val="HTMLCode"/>
-        </w:rPr>
-        <w:t>api</w:t>
-      </w:r>
-      <w:r>
-        <w:rPr>
-          <w:rStyle w:val="g"/>
-        </w:rPr>
-        <w:t>.</w:t>
-      </w:r>
-      <w:r>
-        <w:rPr>
-          <w:rStyle w:val="HTMLCode"/>
-        </w:rPr>
-        <w:t>getNotifications(),</w:t>
-      </w:r>
-      <w:r>
-        <w:br/>
-      </w:r>
-      <w:r>
-        <w:rPr>
-          <w:rStyle w:val="HTMLCode"/>
-        </w:rPr>
-        <w:t xml:space="preserve">    permissions: </w:t>
-      </w:r>
-      <w:r>
-        <w:rPr>
-          <w:rStyle w:val="j"/>
-        </w:rPr>
-        <w:t>this</w:t>
-      </w:r>
-      <w:r>
-        <w:rPr>
-          <w:rStyle w:val="g"/>
-        </w:rPr>
-        <w:t>.</w:t>
-      </w:r>
-      <w:r>
-        <w:rPr>
-          <w:rStyle w:val="HTMLCode"/>
-        </w:rPr>
-        <w:t>api</w:t>
-      </w:r>
-      <w:r>
-        <w:rPr>
-          <w:rStyle w:val="g"/>
-        </w:rPr>
-        <w:t>.</w:t>
-      </w:r>
-      <w:r>
-        <w:rPr>
-          <w:rStyle w:val="HTMLCode"/>
-        </w:rPr>
-        <w:t>getPermissions()</w:t>
-      </w:r>
-      <w:r>
-        <w:br/>
-      </w:r>
-      <w:r>
-        <w:rPr>
-          <w:rStyle w:val="HTMLCode"/>
-        </w:rPr>
-        <w:t xml:space="preserve">  })</w:t>
-      </w:r>
-      <w:r>
-        <w:rPr>
-          <w:rStyle w:val="g"/>
-        </w:rPr>
-        <w:t>.</w:t>
-      </w:r>
-      <w:r>
-        <w:rPr>
-          <w:rStyle w:val="HTMLCode"/>
-        </w:rPr>
-        <w:t>subscribe({</w:t>
-      </w:r>
-      <w:r>
-        <w:br/>
-      </w:r>
-      <w:r>
-        <w:rPr>
-          <w:rStyle w:val="HTMLCode"/>
-        </w:rPr>
-        <w:t xml:space="preserve">    next: (</w:t>
-      </w:r>
-      <w:r>
-        <w:rPr>
-          <w:rStyle w:val="m"/>
-        </w:rPr>
-        <w:t>res</w:t>
-      </w:r>
-      <w:r>
-        <w:rPr>
-          <w:rStyle w:val="HTMLCode"/>
-        </w:rPr>
-        <w:t>) =&gt; {</w:t>
-      </w:r>
-      <w:r>
-        <w:br/>
-      </w:r>
-      <w:r>
-        <w:rPr>
-          <w:rStyle w:val="HTMLCode"/>
-        </w:rPr>
-        <w:t xml:space="preserve">      </w:t>
-      </w:r>
-      <w:r>
-        <w:rPr>
-          <w:rStyle w:val="j"/>
-        </w:rPr>
-        <w:t>this</w:t>
-      </w:r>
-      <w:r>
-        <w:rPr>
-          <w:rStyle w:val="g"/>
-        </w:rPr>
-        <w:t>.</w:t>
-      </w:r>
-      <w:r>
-        <w:rPr>
-          <w:rStyle w:val="HTMLCode"/>
-        </w:rPr>
-        <w:t xml:space="preserve">user </w:t>
-      </w:r>
-      <w:r>
-        <w:rPr>
-          <w:rStyle w:val="g"/>
-        </w:rPr>
-        <w:t>=</w:t>
-      </w:r>
-      <w:r>
-        <w:rPr>
-          <w:rStyle w:val="HTMLCode"/>
-        </w:rPr>
-        <w:t xml:space="preserve"> </w:t>
-      </w:r>
-      <w:r>
-        <w:rPr>
-          <w:rStyle w:val="m"/>
-        </w:rPr>
-        <w:t>res</w:t>
-      </w:r>
-      <w:r>
-        <w:rPr>
-          <w:rStyle w:val="g"/>
-        </w:rPr>
-        <w:t>.</w:t>
-      </w:r>
-      <w:r>
-        <w:rPr>
-          <w:rStyle w:val="HTMLCode"/>
-        </w:rPr>
-        <w:t>user;</w:t>
-      </w:r>
-      <w:r>
-        <w:br/>
-      </w:r>
-      <w:r>
-        <w:rPr>
-          <w:rStyle w:val="HTMLCode"/>
-        </w:rPr>
-        <w:t xml:space="preserve">      </w:t>
-      </w:r>
-      <w:r>
-        <w:rPr>
-          <w:rStyle w:val="j"/>
-        </w:rPr>
-        <w:t>this</w:t>
-      </w:r>
-      <w:r>
-        <w:rPr>
-          <w:rStyle w:val="g"/>
-        </w:rPr>
-        <w:t>.</w:t>
-      </w:r>
-      <w:r>
-        <w:rPr>
-          <w:rStyle w:val="HTMLCode"/>
-        </w:rPr>
-        <w:t xml:space="preserve">notifications </w:t>
-      </w:r>
-      <w:r>
-        <w:rPr>
-          <w:rStyle w:val="g"/>
-        </w:rPr>
-        <w:t>=</w:t>
-      </w:r>
-      <w:r>
-        <w:rPr>
-          <w:rStyle w:val="HTMLCode"/>
-        </w:rPr>
-        <w:t xml:space="preserve"> </w:t>
-      </w:r>
-      <w:r>
-        <w:rPr>
-          <w:rStyle w:val="m"/>
-        </w:rPr>
-        <w:t>res</w:t>
-      </w:r>
-      <w:r>
-        <w:rPr>
-          <w:rStyle w:val="g"/>
-        </w:rPr>
-        <w:t>.</w:t>
-      </w:r>
-      <w:r>
-        <w:rPr>
-          <w:rStyle w:val="HTMLCode"/>
-        </w:rPr>
-        <w:t>notifications;</w:t>
-      </w:r>
-      <w:r>
-        <w:br/>
-      </w:r>
-      <w:r>
-        <w:rPr>
-          <w:rStyle w:val="HTMLCode"/>
-        </w:rPr>
-        <w:t xml:space="preserve">      </w:t>
-      </w:r>
-      <w:r>
-        <w:rPr>
-          <w:rStyle w:val="j"/>
-        </w:rPr>
-        <w:t>this</w:t>
-      </w:r>
-      <w:r>
-        <w:rPr>
-          <w:rStyle w:val="g"/>
-        </w:rPr>
-        <w:t>.</w:t>
-      </w:r>
-      <w:r>
-        <w:rPr>
-          <w:rStyle w:val="HTMLCode"/>
-        </w:rPr>
-        <w:t xml:space="preserve">permissions </w:t>
-      </w:r>
-      <w:r>
-        <w:rPr>
-          <w:rStyle w:val="g"/>
-        </w:rPr>
-        <w:t>=</w:t>
-      </w:r>
-      <w:r>
-        <w:rPr>
-          <w:rStyle w:val="HTMLCode"/>
-        </w:rPr>
-        <w:t xml:space="preserve"> </w:t>
-      </w:r>
-      <w:r>
-        <w:rPr>
-          <w:rStyle w:val="m"/>
-        </w:rPr>
-        <w:t>res</w:t>
-      </w:r>
-      <w:r>
-        <w:rPr>
-          <w:rStyle w:val="g"/>
-        </w:rPr>
-        <w:t>.</w:t>
-      </w:r>
-      <w:r>
-        <w:rPr>
-          <w:rStyle w:val="HTMLCode"/>
-        </w:rPr>
-        <w:t>permissions;</w:t>
-      </w:r>
-      <w:r>
-        <w:br/>
-      </w:r>
-      <w:r>
-        <w:rPr>
-          <w:rStyle w:val="HTMLCode"/>
-        </w:rPr>
-        <w:t xml:space="preserve">    },</w:t>
-      </w:r>
-      <w:r>
-        <w:br/>
-      </w:r>
-      <w:r>
-        <w:rPr>
-          <w:rStyle w:val="HTMLCode"/>
-        </w:rPr>
-        <w:t xml:space="preserve">    error: (</w:t>
-      </w:r>
-      <w:r>
-        <w:rPr>
-          <w:rStyle w:val="m"/>
-        </w:rPr>
-        <w:t>err</w:t>
-      </w:r>
-      <w:r>
-        <w:rPr>
-          <w:rStyle w:val="HTMLCode"/>
-        </w:rPr>
-        <w:t>) =&gt; {</w:t>
-      </w:r>
-      <w:r>
-        <w:br/>
-      </w:r>
-      <w:r>
-        <w:rPr>
-          <w:rStyle w:val="HTMLCode"/>
-        </w:rPr>
-        <w:t xml:space="preserve">      </w:t>
-      </w:r>
-      <w:r>
-        <w:rPr>
-          <w:rStyle w:val="m"/>
-        </w:rPr>
-        <w:t>console</w:t>
-      </w:r>
-      <w:r>
-        <w:rPr>
-          <w:rStyle w:val="g"/>
-        </w:rPr>
-        <w:t>.</w:t>
-      </w:r>
-      <w:r>
-        <w:rPr>
-          <w:rStyle w:val="HTMLCode"/>
-        </w:rPr>
-        <w:t>error(</w:t>
-      </w:r>
-      <w:r>
-        <w:rPr>
-          <w:rStyle w:val="m"/>
-        </w:rPr>
-        <w:t>err</w:t>
-      </w:r>
-      <w:r>
-        <w:rPr>
-          <w:rStyle w:val="HTMLCode"/>
-        </w:rPr>
-        <w:t>);</w:t>
-      </w:r>
-      <w:r>
-        <w:br/>
-      </w:r>
-      <w:r>
-        <w:rPr>
-          <w:rStyle w:val="HTMLCode"/>
-        </w:rPr>
-        <w:t xml:space="preserve">    },</w:t>
-      </w:r>
-      <w:r>
-        <w:br/>
-      </w:r>
-      <w:r>
-        <w:rPr>
-          <w:rStyle w:val="HTMLCode"/>
-        </w:rPr>
-        <w:t xml:space="preserve">    complete: () =&gt; {</w:t>
-      </w:r>
-      <w:r>
-        <w:br/>
-      </w:r>
-      <w:r>
-        <w:rPr>
-          <w:rStyle w:val="HTMLCode"/>
-        </w:rPr>
-        <w:t xml:space="preserve">      </w:t>
-      </w:r>
-      <w:r>
-        <w:rPr>
-          <w:rStyle w:val="j"/>
-        </w:rPr>
-        <w:t>this</w:t>
-      </w:r>
-      <w:r>
-        <w:rPr>
-          <w:rStyle w:val="g"/>
-        </w:rPr>
-        <w:t>.</w:t>
-      </w:r>
-      <w:r>
-        <w:rPr>
-          <w:rStyle w:val="HTMLCode"/>
-        </w:rPr>
-        <w:t xml:space="preserve">loading </w:t>
-      </w:r>
-      <w:r>
-        <w:rPr>
-          <w:rStyle w:val="g"/>
-        </w:rPr>
-        <w:t>=</w:t>
-      </w:r>
-      <w:r>
-        <w:rPr>
-          <w:rStyle w:val="HTMLCode"/>
-        </w:rPr>
-        <w:t xml:space="preserve"> </w:t>
-      </w:r>
-      <w:r>
-        <w:rPr>
-          <w:rStyle w:val="j"/>
-        </w:rPr>
-        <w:t>false</w:t>
-      </w:r>
-      <w:r>
-        <w:rPr>
-          <w:rStyle w:val="HTMLCode"/>
-        </w:rPr>
-        <w:t>;</w:t>
-      </w:r>
-      <w:r>
-        <w:br/>
-      </w:r>
-      <w:r>
-        <w:rPr>
-          <w:rStyle w:val="HTMLCode"/>
-        </w:rPr>
-        <w:t xml:space="preserve">    }</w:t>
-      </w:r>
-      <w:r>
-        <w:br/>
-      </w:r>
-      <w:r>
-        <w:rPr>
-          <w:rStyle w:val="HTMLCode"/>
-        </w:rPr>
-        <w:t xml:space="preserve">  });</w:t>
-      </w:r>
-      <w:r>
-        <w:br/>
-      </w:r>
-      <w:r>
-        <w:rPr>
-          <w:rStyle w:val="HTMLCode"/>
-        </w:rPr>
         <w:t>}</w:t>
       </w:r>
     </w:p>
@@ -16067,8 +17092,8 @@
           <w:sz w:val="20"/>
           <w:szCs w:val="20"/>
         </w:rPr>
-        <w:pict>
-          <v:rect id="_x0000_i1046" style="width:0;height:1.5pt" o:hralign="center" o:hrstd="t" o:hr="t" fillcolor="#a0a0a0" stroked="f"/>
+        <w:pict w14:anchorId="40828A34">
+          <v:rect id="_x0000_i1031" style="width:0;height:1.5pt" o:hralign="center" o:hrstd="t" o:hr="t" fillcolor="#a0a0a0" stroked="f"/>
         </w:pict>
       </w:r>
     </w:p>
@@ -16196,8 +17221,8 @@
           <w:sz w:val="20"/>
           <w:szCs w:val="20"/>
         </w:rPr>
-        <w:pict>
-          <v:rect id="_x0000_i1047" style="width:0;height:1.5pt" o:hralign="center" o:hrstd="t" o:hr="t" fillcolor="#a0a0a0" stroked="f"/>
+        <w:pict w14:anchorId="6AFCC7ED">
+          <v:rect id="_x0000_i1032" style="width:0;height:1.5pt" o:hralign="center" o:hrstd="t" o:hr="t" fillcolor="#a0a0a0" stroked="f"/>
         </w:pict>
       </w:r>
     </w:p>
@@ -16375,8 +17400,8 @@
           <w:sz w:val="20"/>
           <w:szCs w:val="20"/>
         </w:rPr>
-        <w:pict>
-          <v:rect id="_x0000_i1048" style="width:0;height:1.5pt" o:hralign="center" o:hrstd="t" o:hr="t" fillcolor="#a0a0a0" stroked="f"/>
+        <w:pict w14:anchorId="7E8EC388">
+          <v:rect id="_x0000_i1033" style="width:0;height:1.5pt" o:hralign="center" o:hrstd="t" o:hr="t" fillcolor="#a0a0a0" stroked="f"/>
         </w:pict>
       </w:r>
     </w:p>
@@ -17002,14 +18027,254 @@
         <w:rPr>
           <w:rStyle w:val="HTMLCode"/>
         </w:rPr>
+        <w:t xml:space="preserve">      </w:t>
+      </w:r>
+      <w:r>
+        <w:rPr>
+          <w:rStyle w:val="m"/>
+        </w:rPr>
+        <w:t>startWith</w:t>
+      </w:r>
+      <w:r>
+        <w:rPr>
+          <w:rStyle w:val="HTMLCode"/>
+        </w:rPr>
+        <w:t>(</w:t>
+      </w:r>
+      <w:r>
+        <w:rPr>
+          <w:rStyle w:val="k"/>
+        </w:rPr>
+        <w:t>''</w:t>
+      </w:r>
+      <w:r>
+        <w:rPr>
+          <w:rStyle w:val="HTMLCode"/>
+        </w:rPr>
+        <w:t>)</w:t>
+      </w:r>
+      <w:r>
+        <w:br/>
+      </w:r>
+      <w:r>
+        <w:rPr>
+          <w:rStyle w:val="HTMLCode"/>
+        </w:rPr>
+        <w:t xml:space="preserve">    ),</w:t>
+      </w:r>
+      <w:r>
+        <w:br/>
+      </w:r>
+      <w:r>
         <w:lastRenderedPageBreak/>
-        <w:t xml:space="preserve">      </w:t>
+        <w:br/>
+      </w:r>
+      <w:r>
+        <w:rPr>
+          <w:rStyle w:val="HTMLCode"/>
+        </w:rPr>
+        <w:t xml:space="preserve">    </w:t>
+      </w:r>
+      <w:r>
+        <w:rPr>
+          <w:rStyle w:val="j"/>
+        </w:rPr>
+        <w:t>this</w:t>
+      </w:r>
+      <w:r>
+        <w:rPr>
+          <w:rStyle w:val="g"/>
+        </w:rPr>
+        <w:t>.</w:t>
+      </w:r>
+      <w:r>
+        <w:rPr>
+          <w:rStyle w:val="HTMLCode"/>
+        </w:rPr>
+        <w:t>page$</w:t>
+      </w:r>
+      <w:r>
+        <w:br/>
+      </w:r>
+      <w:r>
+        <w:rPr>
+          <w:rStyle w:val="HTMLCode"/>
+        </w:rPr>
+        <w:t xml:space="preserve">  ])</w:t>
+      </w:r>
+      <w:r>
+        <w:rPr>
+          <w:rStyle w:val="g"/>
+        </w:rPr>
+        <w:t>.</w:t>
+      </w:r>
+      <w:r>
+        <w:rPr>
+          <w:rStyle w:val="HTMLCode"/>
+        </w:rPr>
+        <w:t>subscribe(([</w:t>
       </w:r>
       <w:r>
         <w:rPr>
           <w:rStyle w:val="m"/>
         </w:rPr>
-        <w:t>startWith</w:t>
+        <w:t>search</w:t>
+      </w:r>
+      <w:r>
+        <w:rPr>
+          <w:rStyle w:val="HTMLCode"/>
+        </w:rPr>
+        <w:t xml:space="preserve">, </w:t>
+      </w:r>
+      <w:r>
+        <w:rPr>
+          <w:rStyle w:val="m"/>
+        </w:rPr>
+        <w:t>category</w:t>
+      </w:r>
+      <w:r>
+        <w:rPr>
+          <w:rStyle w:val="HTMLCode"/>
+        </w:rPr>
+        <w:t xml:space="preserve">, </w:t>
+      </w:r>
+      <w:r>
+        <w:rPr>
+          <w:rStyle w:val="m"/>
+        </w:rPr>
+        <w:t>page</w:t>
+      </w:r>
+      <w:r>
+        <w:rPr>
+          <w:rStyle w:val="HTMLCode"/>
+        </w:rPr>
+        <w:t>]) =&gt; {</w:t>
+      </w:r>
+      <w:r>
+        <w:br/>
+      </w:r>
+      <w:r>
+        <w:br/>
+      </w:r>
+      <w:r>
+        <w:rPr>
+          <w:rStyle w:val="HTMLCode"/>
+        </w:rPr>
+        <w:t xml:space="preserve">    </w:t>
+      </w:r>
+      <w:r>
+        <w:rPr>
+          <w:rStyle w:val="j"/>
+        </w:rPr>
+        <w:t>this</w:t>
+      </w:r>
+      <w:r>
+        <w:rPr>
+          <w:rStyle w:val="g"/>
+        </w:rPr>
+        <w:t>.</w:t>
+      </w:r>
+      <w:r>
+        <w:rPr>
+          <w:rStyle w:val="HTMLCode"/>
+        </w:rPr>
+        <w:t>loadProducts(</w:t>
+      </w:r>
+      <w:r>
+        <w:rPr>
+          <w:rStyle w:val="m"/>
+        </w:rPr>
+        <w:t>search</w:t>
+      </w:r>
+      <w:r>
+        <w:rPr>
+          <w:rStyle w:val="HTMLCode"/>
+        </w:rPr>
+        <w:t xml:space="preserve">, </w:t>
+      </w:r>
+      <w:r>
+        <w:rPr>
+          <w:rStyle w:val="m"/>
+        </w:rPr>
+        <w:t>category</w:t>
+      </w:r>
+      <w:r>
+        <w:rPr>
+          <w:rStyle w:val="HTMLCode"/>
+        </w:rPr>
+        <w:t xml:space="preserve">, </w:t>
+      </w:r>
+      <w:r>
+        <w:rPr>
+          <w:rStyle w:val="m"/>
+        </w:rPr>
+        <w:t>page</w:t>
+      </w:r>
+      <w:r>
+        <w:rPr>
+          <w:rStyle w:val="HTMLCode"/>
+        </w:rPr>
+        <w:t>);</w:t>
+      </w:r>
+      <w:r>
+        <w:br/>
+      </w:r>
+      <w:r>
+        <w:br/>
+      </w:r>
+      <w:r>
+        <w:rPr>
+          <w:rStyle w:val="HTMLCode"/>
+        </w:rPr>
+        <w:t xml:space="preserve">  });</w:t>
+      </w:r>
+      <w:r>
+        <w:br/>
+      </w:r>
+      <w:r>
+        <w:rPr>
+          <w:rStyle w:val="HTMLCode"/>
+        </w:rPr>
+        <w:t>}</w:t>
+      </w:r>
+    </w:p>
+    <w:p>
+      <w:pPr>
+        <w:pStyle w:val="code"/>
+      </w:pPr>
+      <w:r>
+        <w:pict w14:anchorId="45F04319">
+          <v:rect id="_x0000_i1034" style="width:0;height:1.5pt" o:hralign="center" o:hrstd="t" o:hr="t" fillcolor="#a0a0a0" stroked="f"/>
+        </w:pict>
+      </w:r>
+    </w:p>
+    <w:p>
+      <w:pPr>
+        <w:pStyle w:val="Heading2"/>
+        <w:rPr>
+          <w:rFonts w:asciiTheme="minorHAnsi" w:hAnsiTheme="minorHAnsi" w:cstheme="minorHAnsi"/>
+          <w:sz w:val="20"/>
+          <w:szCs w:val="20"/>
+        </w:rPr>
+      </w:pPr>
+      <w:r>
+        <w:rPr>
+          <w:rFonts w:asciiTheme="minorHAnsi" w:hAnsiTheme="minorHAnsi" w:cstheme="minorHAnsi"/>
+          <w:sz w:val="20"/>
+          <w:szCs w:val="20"/>
+        </w:rPr>
+        <w:t>API Call</w:t>
+      </w:r>
+    </w:p>
+    <w:p>
+      <w:pPr>
+        <w:pStyle w:val="code"/>
+      </w:pPr>
+      <w:r>
+        <w:rPr>
+          <w:rStyle w:val="m"/>
+        </w:rPr>
+        <w:t>loadProducts</w:t>
       </w:r>
       <w:r>
         <w:rPr>
@@ -17019,15 +18284,93 @@
       </w:r>
       <w:r>
         <w:rPr>
+          <w:rStyle w:val="m"/>
+        </w:rPr>
+        <w:t>search</w:t>
+      </w:r>
+      <w:r>
+        <w:rPr>
+          <w:rStyle w:val="HTMLCode"/>
+        </w:rPr>
+        <w:t xml:space="preserve">: string, </w:t>
+      </w:r>
+      <w:r>
+        <w:rPr>
+          <w:rStyle w:val="m"/>
+        </w:rPr>
+        <w:t>category</w:t>
+      </w:r>
+      <w:r>
+        <w:rPr>
+          <w:rStyle w:val="HTMLCode"/>
+        </w:rPr>
+        <w:t xml:space="preserve">: string, </w:t>
+      </w:r>
+      <w:r>
+        <w:rPr>
+          <w:rStyle w:val="m"/>
+        </w:rPr>
+        <w:t>page</w:t>
+      </w:r>
+      <w:r>
+        <w:rPr>
+          <w:rStyle w:val="HTMLCode"/>
+        </w:rPr>
+        <w:t>: number) {</w:t>
+      </w:r>
+      <w:r>
+        <w:br/>
+      </w:r>
+      <w:r>
+        <w:br/>
+      </w:r>
+      <w:r>
+        <w:rPr>
+          <w:rStyle w:val="HTMLCode"/>
+        </w:rPr>
+        <w:t xml:space="preserve">  </w:t>
+      </w:r>
+      <w:r>
+        <w:rPr>
+          <w:rStyle w:val="j"/>
+        </w:rPr>
+        <w:t>this</w:t>
+      </w:r>
+      <w:r>
+        <w:rPr>
+          <w:rStyle w:val="g"/>
+        </w:rPr>
+        <w:t>.</w:t>
+      </w:r>
+      <w:r>
+        <w:rPr>
+          <w:rStyle w:val="HTMLCode"/>
+        </w:rPr>
+        <w:t>http</w:t>
+      </w:r>
+      <w:r>
+        <w:rPr>
+          <w:rStyle w:val="g"/>
+        </w:rPr>
+        <w:t>.</w:t>
+      </w:r>
+      <w:r>
+        <w:rPr>
+          <w:rStyle w:val="HTMLCode"/>
+        </w:rPr>
+        <w:t>get(</w:t>
+      </w:r>
+      <w:r>
+        <w:rPr>
           <w:rStyle w:val="k"/>
         </w:rPr>
-        <w:t>''</w:t>
-      </w:r>
-      <w:r>
-        <w:rPr>
-          <w:rStyle w:val="HTMLCode"/>
-        </w:rPr>
-        <w:t>)</w:t>
+        <w:t>'/api/products'</w:t>
+      </w:r>
+      <w:r>
+        <w:rPr>
+          <w:rStyle w:val="HTMLCode"/>
+        </w:rPr>
+        <w:t>, {</w:t>
       </w:r>
       <w:r>
         <w:br/>
@@ -17036,18 +18379,84 @@
         <w:rPr>
           <w:rStyle w:val="HTMLCode"/>
         </w:rPr>
-        <w:t xml:space="preserve">    ),</w:t>
+        <w:t xml:space="preserve">    params: {</w:t>
       </w:r>
       <w:r>
         <w:br/>
       </w:r>
       <w:r>
+        <w:rPr>
+          <w:rStyle w:val="HTMLCode"/>
+        </w:rPr>
+        <w:t xml:space="preserve">      search,</w:t>
+      </w:r>
+      <w:r>
         <w:br/>
       </w:r>
       <w:r>
         <w:rPr>
           <w:rStyle w:val="HTMLCode"/>
         </w:rPr>
+        <w:t xml:space="preserve">      category,</w:t>
+      </w:r>
+      <w:r>
+        <w:br/>
+      </w:r>
+      <w:r>
+        <w:rPr>
+          <w:rStyle w:val="HTMLCode"/>
+        </w:rPr>
+        <w:t xml:space="preserve">      page</w:t>
+      </w:r>
+      <w:r>
+        <w:br/>
+      </w:r>
+      <w:r>
+        <w:rPr>
+          <w:rStyle w:val="HTMLCode"/>
+        </w:rPr>
+        <w:t xml:space="preserve">    }</w:t>
+      </w:r>
+      <w:r>
+        <w:br/>
+      </w:r>
+      <w:r>
+        <w:rPr>
+          <w:rStyle w:val="HTMLCode"/>
+        </w:rPr>
+        <w:t xml:space="preserve">  })</w:t>
+      </w:r>
+      <w:r>
+        <w:rPr>
+          <w:rStyle w:val="g"/>
+        </w:rPr>
+        <w:t>.</w:t>
+      </w:r>
+      <w:r>
+        <w:rPr>
+          <w:rStyle w:val="HTMLCode"/>
+        </w:rPr>
+        <w:t>subscribe(</w:t>
+      </w:r>
+      <w:r>
+        <w:rPr>
+          <w:rStyle w:val="m"/>
+        </w:rPr>
+        <w:t>res</w:t>
+      </w:r>
+      <w:r>
+        <w:rPr>
+          <w:rStyle w:val="HTMLCode"/>
+        </w:rPr>
+        <w:t xml:space="preserve"> =&gt; {</w:t>
+      </w:r>
+      <w:r>
+        <w:br/>
+      </w:r>
+      <w:r>
+        <w:rPr>
+          <w:rStyle w:val="HTMLCode"/>
+        </w:rPr>
         <w:t xml:space="preserve">    </w:t>
       </w:r>
       <w:r>
@@ -17066,7 +18475,31 @@
         <w:rPr>
           <w:rStyle w:val="HTMLCode"/>
         </w:rPr>
-        <w:t>page$</w:t>
+        <w:t xml:space="preserve">products </w:t>
+      </w:r>
+      <w:r>
+        <w:rPr>
+          <w:rStyle w:val="g"/>
+        </w:rPr>
+        <w:t>=</w:t>
+      </w:r>
+      <w:r>
+        <w:rPr>
+          <w:rStyle w:val="HTMLCode"/>
+        </w:rPr>
+        <w:t xml:space="preserve"> </w:t>
+      </w:r>
+      <w:r>
+        <w:rPr>
+          <w:rStyle w:val="m"/>
+        </w:rPr>
+        <w:t>res</w:t>
+      </w:r>
+      <w:r>
+        <w:rPr>
+          <w:rStyle w:val="HTMLCode"/>
+        </w:rPr>
+        <w:t>;</w:t>
       </w:r>
       <w:r>
         <w:br/>
@@ -17075,55 +18508,7 @@
         <w:rPr>
           <w:rStyle w:val="HTMLCode"/>
         </w:rPr>
-        <w:t xml:space="preserve">  ])</w:t>
-      </w:r>
-      <w:r>
-        <w:rPr>
-          <w:rStyle w:val="g"/>
-        </w:rPr>
-        <w:t>.</w:t>
-      </w:r>
-      <w:r>
-        <w:rPr>
-          <w:rStyle w:val="HTMLCode"/>
-        </w:rPr>
-        <w:t>subscribe(([</w:t>
-      </w:r>
-      <w:r>
-        <w:rPr>
-          <w:rStyle w:val="m"/>
-        </w:rPr>
-        <w:t>search</w:t>
-      </w:r>
-      <w:r>
-        <w:rPr>
-          <w:rStyle w:val="HTMLCode"/>
-        </w:rPr>
-        <w:t xml:space="preserve">, </w:t>
-      </w:r>
-      <w:r>
-        <w:rPr>
-          <w:rStyle w:val="m"/>
-        </w:rPr>
-        <w:t>category</w:t>
-      </w:r>
-      <w:r>
-        <w:rPr>
-          <w:rStyle w:val="HTMLCode"/>
-        </w:rPr>
-        <w:t xml:space="preserve">, </w:t>
-      </w:r>
-      <w:r>
-        <w:rPr>
-          <w:rStyle w:val="m"/>
-        </w:rPr>
-        <w:t>page</w:t>
-      </w:r>
-      <w:r>
-        <w:rPr>
-          <w:rStyle w:val="HTMLCode"/>
-        </w:rPr>
-        <w:t>]) =&gt; {</w:t>
+        <w:t xml:space="preserve">  });</w:t>
       </w:r>
       <w:r>
         <w:br/>
@@ -17135,371 +18520,11 @@
         <w:rPr>
           <w:rStyle w:val="HTMLCode"/>
         </w:rPr>
-        <w:t xml:space="preserve">    </w:t>
-      </w:r>
-      <w:r>
-        <w:rPr>
-          <w:rStyle w:val="j"/>
-        </w:rPr>
-        <w:t>this</w:t>
-      </w:r>
-      <w:r>
-        <w:rPr>
-          <w:rStyle w:val="g"/>
-        </w:rPr>
-        <w:t>.</w:t>
-      </w:r>
-      <w:r>
-        <w:rPr>
-          <w:rStyle w:val="HTMLCode"/>
-        </w:rPr>
-        <w:t>loadProducts(</w:t>
-      </w:r>
-      <w:r>
-        <w:rPr>
-          <w:rStyle w:val="m"/>
-        </w:rPr>
-        <w:t>search</w:t>
-      </w:r>
-      <w:r>
-        <w:rPr>
-          <w:rStyle w:val="HTMLCode"/>
-        </w:rPr>
-        <w:t xml:space="preserve">, </w:t>
-      </w:r>
-      <w:r>
-        <w:rPr>
-          <w:rStyle w:val="m"/>
-        </w:rPr>
-        <w:t>category</w:t>
-      </w:r>
-      <w:r>
-        <w:rPr>
-          <w:rStyle w:val="HTMLCode"/>
-        </w:rPr>
-        <w:t xml:space="preserve">, </w:t>
-      </w:r>
-      <w:r>
-        <w:rPr>
-          <w:rStyle w:val="m"/>
-        </w:rPr>
-        <w:t>page</w:t>
-      </w:r>
-      <w:r>
-        <w:rPr>
-          <w:rStyle w:val="HTMLCode"/>
-        </w:rPr>
-        <w:t>);</w:t>
-      </w:r>
-      <w:r>
-        <w:br/>
-      </w:r>
-      <w:r>
-        <w:br/>
-      </w:r>
-      <w:r>
-        <w:rPr>
-          <w:rStyle w:val="HTMLCode"/>
-        </w:rPr>
-        <w:t xml:space="preserve">  });</w:t>
-      </w:r>
-      <w:r>
-        <w:br/>
-      </w:r>
-      <w:r>
-        <w:rPr>
-          <w:rStyle w:val="HTMLCode"/>
-        </w:rPr>
         <w:t>}</w:t>
       </w:r>
     </w:p>
     <w:p>
       <w:pPr>
-        <w:pStyle w:val="code"/>
-      </w:pPr>
-      <w:r>
-        <w:pict>
-          <v:rect id="_x0000_i1132" style="width:0;height:1.5pt" o:hralign="center" o:hrstd="t" o:hr="t" fillcolor="#a0a0a0" stroked="f"/>
-        </w:pict>
-      </w:r>
-    </w:p>
-    <w:p>
-      <w:pPr>
-        <w:pStyle w:val="Heading2"/>
-        <w:rPr>
-          <w:rFonts w:asciiTheme="minorHAnsi" w:hAnsiTheme="minorHAnsi" w:cstheme="minorHAnsi"/>
-          <w:sz w:val="20"/>
-          <w:szCs w:val="20"/>
-        </w:rPr>
-      </w:pPr>
-      <w:r>
-        <w:rPr>
-          <w:rFonts w:asciiTheme="minorHAnsi" w:hAnsiTheme="minorHAnsi" w:cstheme="minorHAnsi"/>
-          <w:sz w:val="20"/>
-          <w:szCs w:val="20"/>
-        </w:rPr>
-        <w:t>API Call</w:t>
-      </w:r>
-    </w:p>
-    <w:p>
-      <w:pPr>
-        <w:pStyle w:val="code"/>
-      </w:pPr>
-      <w:r>
-        <w:rPr>
-          <w:rStyle w:val="m"/>
-        </w:rPr>
-        <w:t>loadProducts</w:t>
-      </w:r>
-      <w:r>
-        <w:rPr>
-          <w:rStyle w:val="HTMLCode"/>
-        </w:rPr>
-        <w:t>(</w:t>
-      </w:r>
-      <w:r>
-        <w:rPr>
-          <w:rStyle w:val="m"/>
-        </w:rPr>
-        <w:t>search</w:t>
-      </w:r>
-      <w:r>
-        <w:rPr>
-          <w:rStyle w:val="HTMLCode"/>
-        </w:rPr>
-        <w:t xml:space="preserve">: string, </w:t>
-      </w:r>
-      <w:r>
-        <w:rPr>
-          <w:rStyle w:val="m"/>
-        </w:rPr>
-        <w:t>category</w:t>
-      </w:r>
-      <w:r>
-        <w:rPr>
-          <w:rStyle w:val="HTMLCode"/>
-        </w:rPr>
-        <w:t xml:space="preserve">: string, </w:t>
-      </w:r>
-      <w:r>
-        <w:rPr>
-          <w:rStyle w:val="m"/>
-        </w:rPr>
-        <w:t>page</w:t>
-      </w:r>
-      <w:r>
-        <w:rPr>
-          <w:rStyle w:val="HTMLCode"/>
-        </w:rPr>
-        <w:t>: number) {</w:t>
-      </w:r>
-      <w:r>
-        <w:br/>
-      </w:r>
-      <w:r>
-        <w:br/>
-      </w:r>
-      <w:r>
-        <w:rPr>
-          <w:rStyle w:val="HTMLCode"/>
-        </w:rPr>
-        <w:t xml:space="preserve">  </w:t>
-      </w:r>
-      <w:r>
-        <w:rPr>
-          <w:rStyle w:val="j"/>
-        </w:rPr>
-        <w:t>this</w:t>
-      </w:r>
-      <w:r>
-        <w:rPr>
-          <w:rStyle w:val="g"/>
-        </w:rPr>
-        <w:t>.</w:t>
-      </w:r>
-      <w:r>
-        <w:rPr>
-          <w:rStyle w:val="HTMLCode"/>
-        </w:rPr>
-        <w:t>http</w:t>
-      </w:r>
-      <w:r>
-        <w:rPr>
-          <w:rStyle w:val="g"/>
-        </w:rPr>
-        <w:t>.</w:t>
-      </w:r>
-      <w:r>
-        <w:rPr>
-          <w:rStyle w:val="HTMLCode"/>
-        </w:rPr>
-        <w:t>get(</w:t>
-      </w:r>
-      <w:r>
-        <w:rPr>
-          <w:rStyle w:val="k"/>
-        </w:rPr>
-        <w:t>'/api/products'</w:t>
-      </w:r>
-      <w:r>
-        <w:rPr>
-          <w:rStyle w:val="HTMLCode"/>
-        </w:rPr>
-        <w:t>, {</w:t>
-      </w:r>
-      <w:r>
-        <w:br/>
-      </w:r>
-      <w:r>
-        <w:rPr>
-          <w:rStyle w:val="HTMLCode"/>
-        </w:rPr>
-        <w:t xml:space="preserve">    params: {</w:t>
-      </w:r>
-      <w:r>
-        <w:br/>
-      </w:r>
-      <w:r>
-        <w:rPr>
-          <w:rStyle w:val="HTMLCode"/>
-        </w:rPr>
-        <w:t xml:space="preserve">      search,</w:t>
-      </w:r>
-      <w:r>
-        <w:br/>
-      </w:r>
-      <w:r>
-        <w:rPr>
-          <w:rStyle w:val="HTMLCode"/>
-        </w:rPr>
-        <w:t xml:space="preserve">      category,</w:t>
-      </w:r>
-      <w:r>
-        <w:br/>
-      </w:r>
-      <w:r>
-        <w:rPr>
-          <w:rStyle w:val="HTMLCode"/>
-        </w:rPr>
-        <w:t xml:space="preserve">      page</w:t>
-      </w:r>
-      <w:r>
-        <w:br/>
-      </w:r>
-      <w:r>
-        <w:rPr>
-          <w:rStyle w:val="HTMLCode"/>
-        </w:rPr>
-        <w:t xml:space="preserve">    }</w:t>
-      </w:r>
-      <w:r>
-        <w:br/>
-      </w:r>
-      <w:r>
-        <w:rPr>
-          <w:rStyle w:val="HTMLCode"/>
-        </w:rPr>
-        <w:t xml:space="preserve">  })</w:t>
-      </w:r>
-      <w:r>
-        <w:rPr>
-          <w:rStyle w:val="g"/>
-        </w:rPr>
-        <w:t>.</w:t>
-      </w:r>
-      <w:r>
-        <w:rPr>
-          <w:rStyle w:val="HTMLCode"/>
-        </w:rPr>
-        <w:t>subscribe(</w:t>
-      </w:r>
-      <w:r>
-        <w:rPr>
-          <w:rStyle w:val="m"/>
-        </w:rPr>
-        <w:t>res</w:t>
-      </w:r>
-      <w:r>
-        <w:rPr>
-          <w:rStyle w:val="HTMLCode"/>
-        </w:rPr>
-        <w:t xml:space="preserve"> =&gt; {</w:t>
-      </w:r>
-      <w:r>
-        <w:br/>
-      </w:r>
-      <w:r>
-        <w:rPr>
-          <w:rStyle w:val="HTMLCode"/>
-        </w:rPr>
-        <w:t xml:space="preserve">    </w:t>
-      </w:r>
-      <w:r>
-        <w:rPr>
-          <w:rStyle w:val="j"/>
-        </w:rPr>
-        <w:t>this</w:t>
-      </w:r>
-      <w:r>
-        <w:rPr>
-          <w:rStyle w:val="g"/>
-        </w:rPr>
-        <w:t>.</w:t>
-      </w:r>
-      <w:r>
-        <w:rPr>
-          <w:rStyle w:val="HTMLCode"/>
-        </w:rPr>
-        <w:t xml:space="preserve">products </w:t>
-      </w:r>
-      <w:r>
-        <w:rPr>
-          <w:rStyle w:val="g"/>
-        </w:rPr>
-        <w:t>=</w:t>
-      </w:r>
-      <w:r>
-        <w:rPr>
-          <w:rStyle w:val="HTMLCode"/>
-        </w:rPr>
-        <w:t xml:space="preserve"> </w:t>
-      </w:r>
-      <w:r>
-        <w:rPr>
-          <w:rStyle w:val="m"/>
-        </w:rPr>
-        <w:t>res</w:t>
-      </w:r>
-      <w:r>
-        <w:rPr>
-          <w:rStyle w:val="HTMLCode"/>
-        </w:rPr>
-        <w:t>;</w:t>
-      </w:r>
-      <w:r>
-        <w:br/>
-      </w:r>
-      <w:r>
-        <w:rPr>
-          <w:rStyle w:val="HTMLCode"/>
-        </w:rPr>
-        <w:t xml:space="preserve">  });</w:t>
-      </w:r>
-      <w:r>
-        <w:br/>
-      </w:r>
-      <w:r>
-        <w:br/>
-      </w:r>
-      <w:r>
-        <w:rPr>
-          <w:rStyle w:val="HTMLCode"/>
-        </w:rPr>
-        <w:t>}</w:t>
-      </w:r>
-    </w:p>
-    <w:p>
-      <w:pPr>
         <w:rPr>
           <w:rFonts w:cstheme="minorHAnsi"/>
           <w:sz w:val="20"/>
@@ -17512,8 +18537,8 @@
           <w:sz w:val="20"/>
           <w:szCs w:val="20"/>
         </w:rPr>
-        <w:pict>
-          <v:rect id="_x0000_i1050" style="width:0;height:1.5pt" o:hralign="center" o:hrstd="t" o:hr="t" fillcolor="#a0a0a0" stroked="f"/>
+        <w:pict w14:anchorId="2D4AF851">
+          <v:rect id="_x0000_i1035" style="width:0;height:1.5pt" o:hralign="center" o:hrstd="t" o:hr="t" fillcolor="#a0a0a0" stroked="f"/>
         </w:pict>
       </w:r>
     </w:p>
@@ -17641,8 +18666,8 @@
           <w:sz w:val="20"/>
           <w:szCs w:val="20"/>
         </w:rPr>
-        <w:pict>
-          <v:rect id="_x0000_i1051" style="width:0;height:1.5pt" o:hralign="center" o:hrstd="t" o:hr="t" fillcolor="#a0a0a0" stroked="f"/>
+        <w:pict w14:anchorId="3024F3EC">
+          <v:rect id="_x0000_i1036" style="width:0;height:1.5pt" o:hralign="center" o:hrstd="t" o:hr="t" fillcolor="#a0a0a0" stroked="f"/>
         </w:pict>
       </w:r>
     </w:p>
@@ -17803,8 +18828,8 @@
           <w:sz w:val="20"/>
           <w:szCs w:val="20"/>
         </w:rPr>
-        <w:pict>
-          <v:rect id="_x0000_i1052" style="width:0;height:1.5pt" o:hralign="center" o:hrstd="t" o:hr="t" fillcolor="#a0a0a0" stroked="f"/>
+        <w:pict w14:anchorId="14AE7CEE">
+          <v:rect id="_x0000_i1037" style="width:0;height:1.5pt" o:hralign="center" o:hrstd="t" o:hr="t" fillcolor="#a0a0a0" stroked="f"/>
         </w:pict>
       </w:r>
     </w:p>
@@ -18287,8 +19312,50 @@
         <w:rPr>
           <w:rStyle w:val="HTMLCode"/>
         </w:rPr>
+        <w:t xml:space="preserve">  }));</w:t>
+      </w:r>
+      <w:r>
+        <w:br/>
+      </w:r>
+      <w:r>
+        <w:br/>
+      </w:r>
+      <w:r>
+        <w:rPr>
+          <w:rStyle w:val="HTMLCode"/>
+        </w:rPr>
         <w:lastRenderedPageBreak/>
-        <w:t xml:space="preserve">  }));</w:t>
+        <w:t xml:space="preserve">  </w:t>
+      </w:r>
+      <w:r>
+        <w:rPr>
+          <w:rStyle w:val="m"/>
+        </w:rPr>
+        <w:t>console</w:t>
+      </w:r>
+      <w:r>
+        <w:rPr>
+          <w:rStyle w:val="g"/>
+        </w:rPr>
+        <w:t>.</w:t>
+      </w:r>
+      <w:r>
+        <w:rPr>
+          <w:rStyle w:val="HTMLCode"/>
+        </w:rPr>
+        <w:t>log(</w:t>
+      </w:r>
+      <w:r>
+        <w:rPr>
+          <w:rStyle w:val="m"/>
+        </w:rPr>
+        <w:t>result</w:t>
+      </w:r>
+      <w:r>
+        <w:rPr>
+          <w:rStyle w:val="HTMLCode"/>
+        </w:rPr>
+        <w:t>);</w:t>
       </w:r>
       <w:r>
         <w:br/>
@@ -18300,48 +19367,6 @@
         <w:rPr>
           <w:rStyle w:val="HTMLCode"/>
         </w:rPr>
-        <w:t xml:space="preserve">  </w:t>
-      </w:r>
-      <w:r>
-        <w:rPr>
-          <w:rStyle w:val="m"/>
-        </w:rPr>
-        <w:t>console</w:t>
-      </w:r>
-      <w:r>
-        <w:rPr>
-          <w:rStyle w:val="g"/>
-        </w:rPr>
-        <w:t>.</w:t>
-      </w:r>
-      <w:r>
-        <w:rPr>
-          <w:rStyle w:val="HTMLCode"/>
-        </w:rPr>
-        <w:t>log(</w:t>
-      </w:r>
-      <w:r>
-        <w:rPr>
-          <w:rStyle w:val="m"/>
-        </w:rPr>
-        <w:t>result</w:t>
-      </w:r>
-      <w:r>
-        <w:rPr>
-          <w:rStyle w:val="HTMLCode"/>
-        </w:rPr>
-        <w:t>);</w:t>
-      </w:r>
-      <w:r>
-        <w:br/>
-      </w:r>
-      <w:r>
-        <w:br/>
-      </w:r>
-      <w:r>
-        <w:rPr>
-          <w:rStyle w:val="HTMLCode"/>
-        </w:rPr>
         <w:t>});</w:t>
       </w:r>
     </w:p>
@@ -18359,8 +19384,8 @@
           <w:sz w:val="20"/>
           <w:szCs w:val="20"/>
         </w:rPr>
-        <w:pict>
-          <v:rect id="_x0000_i1053" style="width:0;height:1.5pt" o:hralign="center" o:hrstd="t" o:hr="t" fillcolor="#a0a0a0" stroked="f"/>
+        <w:pict w14:anchorId="04FB61EC">
+          <v:rect id="_x0000_i1038" style="width:0;height:1.5pt" o:hralign="center" o:hrstd="t" o:hr="t" fillcolor="#a0a0a0" stroked="f"/>
         </w:pict>
       </w:r>
     </w:p>
@@ -18635,8 +19660,8 @@
           <w:sz w:val="20"/>
           <w:szCs w:val="20"/>
         </w:rPr>
-        <w:pict>
-          <v:rect id="_x0000_i1054" style="width:0;height:1.5pt" o:hralign="center" o:hrstd="t" o:hr="t" fillcolor="#a0a0a0" stroked="f"/>
+        <w:pict w14:anchorId="3AE85BB3">
+          <v:rect id="_x0000_i1039" style="width:0;height:1.5pt" o:hralign="center" o:hrstd="t" o:hr="t" fillcolor="#a0a0a0" stroked="f"/>
         </w:pict>
       </w:r>
     </w:p>
@@ -18717,8 +19742,8 @@
           <w:sz w:val="20"/>
           <w:szCs w:val="20"/>
         </w:rPr>
-        <w:pict>
-          <v:rect id="_x0000_i1055" style="width:0;height:1.5pt" o:hralign="center" o:hrstd="t" o:hr="t" fillcolor="#a0a0a0" stroked="f"/>
+        <w:pict w14:anchorId="7F12A802">
+          <v:rect id="_x0000_i1040" style="width:0;height:1.5pt" o:hralign="center" o:hrstd="t" o:hr="t" fillcolor="#a0a0a0" stroked="f"/>
         </w:pict>
       </w:r>
     </w:p>
@@ -18779,8 +19804,8 @@
           <w:sz w:val="20"/>
           <w:szCs w:val="20"/>
         </w:rPr>
-        <w:pict>
-          <v:rect id="_x0000_i1056" style="width:0;height:1.5pt" o:hralign="center" o:hrstd="t" o:hr="t" fillcolor="#a0a0a0" stroked="f"/>
+        <w:pict w14:anchorId="09C44798">
+          <v:rect id="_x0000_i1041" style="width:0;height:1.5pt" o:hralign="center" o:hrstd="t" o:hr="t" fillcolor="#a0a0a0" stroked="f"/>
         </w:pict>
       </w:r>
     </w:p>
@@ -18841,8 +19866,8 @@
           <w:sz w:val="20"/>
           <w:szCs w:val="20"/>
         </w:rPr>
-        <w:pict>
-          <v:rect id="_x0000_i1057" style="width:0;height:1.5pt" o:hralign="center" o:hrstd="t" o:hr="t" fillcolor="#a0a0a0" stroked="f"/>
+        <w:pict w14:anchorId="49FB573A">
+          <v:rect id="_x0000_i1042" style="width:0;height:1.5pt" o:hralign="center" o:hrstd="t" o:hr="t" fillcolor="#a0a0a0" stroked="f"/>
         </w:pict>
       </w:r>
     </w:p>
@@ -19348,7 +20373,6 @@
           <w:sz w:val="20"/>
           <w:szCs w:val="20"/>
         </w:rPr>
-        <w:lastRenderedPageBreak/>
         <w:t xml:space="preserve">Route changes </w:t>
       </w:r>
     </w:p>
@@ -19393,6 +20417,7 @@
           <w:sz w:val="20"/>
           <w:szCs w:val="20"/>
         </w:rPr>
+        <w:lastRenderedPageBreak/>
         <w:t xml:space="preserve">Typeahead </w:t>
       </w:r>
     </w:p>
@@ -19411,8 +20436,8 @@
           <w:sz w:val="20"/>
           <w:szCs w:val="20"/>
         </w:rPr>
-        <w:pict>
-          <v:rect id="_x0000_i1135" style="width:0;height:1.5pt" o:hralign="center" o:hrstd="t" o:hr="t" fillcolor="#a0a0a0" stroked="f"/>
+        <w:pict w14:anchorId="4A4E3113">
+          <v:rect id="_x0000_i1043" style="width:0;height:1.5pt" o:hralign="center" o:hrstd="t" o:hr="t" fillcolor="#a0a0a0" stroked="f"/>
         </w:pict>
       </w:r>
     </w:p>
@@ -19607,8 +20632,8 @@
           <w:sz w:val="20"/>
           <w:szCs w:val="20"/>
         </w:rPr>
-        <w:pict>
-          <v:rect id="_x0000_i1136" style="width:0;height:1.5pt" o:hralign="center" o:hrstd="t" o:hr="t" fillcolor="#a0a0a0" stroked="f"/>
+        <w:pict w14:anchorId="34BD7A0C">
+          <v:rect id="_x0000_i1044" style="width:0;height:1.5pt" o:hralign="center" o:hrstd="t" o:hr="t" fillcolor="#a0a0a0" stroked="f"/>
         </w:pict>
       </w:r>
     </w:p>
@@ -20534,8 +21559,8 @@
         <w:pStyle w:val="code"/>
       </w:pPr>
       <w:r>
-        <w:pict>
-          <v:rect id="_x0000_i1137" style="width:0;height:1.5pt" o:hralign="center" o:hrstd="t" o:hr="t" fillcolor="#a0a0a0" stroked="f"/>
+        <w:pict w14:anchorId="63FFF786">
+          <v:rect id="_x0000_i1045" style="width:0;height:1.5pt" o:hralign="center" o:hrstd="t" o:hr="t" fillcolor="#a0a0a0" stroked="f"/>
         </w:pict>
       </w:r>
     </w:p>
@@ -20721,8 +21746,8 @@
           <w:sz w:val="20"/>
           <w:szCs w:val="20"/>
         </w:rPr>
-        <w:pict>
-          <v:rect id="_x0000_i1138" style="width:0;height:1.5pt" o:hralign="center" o:hrstd="t" o:hr="t" fillcolor="#a0a0a0" stroked="f"/>
+        <w:pict w14:anchorId="6DC7AF5C">
+          <v:rect id="_x0000_i1046" style="width:0;height:1.5pt" o:hralign="center" o:hrstd="t" o:hr="t" fillcolor="#a0a0a0" stroked="f"/>
         </w:pict>
       </w:r>
     </w:p>
@@ -20836,8 +21861,8 @@
           <w:sz w:val="20"/>
           <w:szCs w:val="20"/>
         </w:rPr>
-        <w:pict>
-          <v:rect id="_x0000_i1139" style="width:0;height:1.5pt" o:hralign="center" o:hrstd="t" o:hr="t" fillcolor="#a0a0a0" stroked="f"/>
+        <w:pict w14:anchorId="209F5AE7">
+          <v:rect id="_x0000_i1047" style="width:0;height:1.5pt" o:hralign="center" o:hrstd="t" o:hr="t" fillcolor="#a0a0a0" stroked="f"/>
         </w:pict>
       </w:r>
     </w:p>
@@ -21046,8 +22071,8 @@
           <w:sz w:val="20"/>
           <w:szCs w:val="20"/>
         </w:rPr>
-        <w:pict>
-          <v:rect id="_x0000_i1140" style="width:0;height:1.5pt" o:hralign="center" o:hrstd="t" o:hr="t" fillcolor="#a0a0a0" stroked="f"/>
+        <w:pict w14:anchorId="1C6F1AC6">
+          <v:rect id="_x0000_i1048" style="width:0;height:1.5pt" o:hralign="center" o:hrstd="t" o:hr="t" fillcolor="#a0a0a0" stroked="f"/>
         </w:pict>
       </w:r>
     </w:p>
@@ -21205,8 +22230,8 @@
           <w:sz w:val="20"/>
           <w:szCs w:val="20"/>
         </w:rPr>
-        <w:pict>
-          <v:rect id="_x0000_i1141" style="width:0;height:1.5pt" o:hralign="center" o:hrstd="t" o:hr="t" fillcolor="#a0a0a0" stroked="f"/>
+        <w:pict w14:anchorId="6D62E303">
+          <v:rect id="_x0000_i1049" style="width:0;height:1.5pt" o:hralign="center" o:hrstd="t" o:hr="t" fillcolor="#a0a0a0" stroked="f"/>
         </w:pict>
       </w:r>
     </w:p>
@@ -21760,8 +22785,8 @@
         <w:pStyle w:val="code"/>
       </w:pPr>
       <w:r>
-        <w:pict>
-          <v:rect id="_x0000_i1142" style="width:0;height:1.5pt" o:hralign="center" o:hrstd="t" o:hr="t" fillcolor="#a0a0a0" stroked="f"/>
+        <w:pict w14:anchorId="05ABD611">
+          <v:rect id="_x0000_i1050" style="width:0;height:1.5pt" o:hralign="center" o:hrstd="t" o:hr="t" fillcolor="#a0a0a0" stroked="f"/>
         </w:pict>
       </w:r>
     </w:p>
@@ -21857,8 +22882,8 @@
           <w:sz w:val="20"/>
           <w:szCs w:val="20"/>
         </w:rPr>
-        <w:pict>
-          <v:rect id="_x0000_i1143" style="width:0;height:1.5pt" o:hralign="center" o:hrstd="t" o:hr="t" fillcolor="#a0a0a0" stroked="f"/>
+        <w:pict w14:anchorId="2C3FF3EA">
+          <v:rect id="_x0000_i1051" style="width:0;height:1.5pt" o:hralign="center" o:hrstd="t" o:hr="t" fillcolor="#a0a0a0" stroked="f"/>
         </w:pict>
       </w:r>
     </w:p>
@@ -22064,8 +23089,8 @@
           <w:sz w:val="20"/>
           <w:szCs w:val="20"/>
         </w:rPr>
-        <w:pict>
-          <v:rect id="_x0000_i1144" style="width:0;height:1.5pt" o:hralign="center" o:hrstd="t" o:hr="t" fillcolor="#a0a0a0" stroked="f"/>
+        <w:pict w14:anchorId="2C7D1227">
+          <v:rect id="_x0000_i1052" style="width:0;height:1.5pt" o:hralign="center" o:hrstd="t" o:hr="t" fillcolor="#a0a0a0" stroked="f"/>
         </w:pict>
       </w:r>
     </w:p>
@@ -22223,8 +23248,8 @@
           <w:sz w:val="20"/>
           <w:szCs w:val="20"/>
         </w:rPr>
-        <w:pict>
-          <v:rect id="_x0000_i1145" style="width:0;height:1.5pt" o:hralign="center" o:hrstd="t" o:hr="t" fillcolor="#a0a0a0" stroked="f"/>
+        <w:pict w14:anchorId="552E3A35">
+          <v:rect id="_x0000_i1053" style="width:0;height:1.5pt" o:hralign="center" o:hrstd="t" o:hr="t" fillcolor="#a0a0a0" stroked="f"/>
         </w:pict>
       </w:r>
     </w:p>
@@ -22700,8 +23725,8 @@
           <w:sz w:val="20"/>
           <w:szCs w:val="20"/>
         </w:rPr>
-        <w:pict>
-          <v:rect id="_x0000_i1146" style="width:0;height:1.5pt" o:hralign="center" o:hrstd="t" o:hr="t" fillcolor="#a0a0a0" stroked="f"/>
+        <w:pict w14:anchorId="697BED80">
+          <v:rect id="_x0000_i1054" style="width:0;height:1.5pt" o:hralign="center" o:hrstd="t" o:hr="t" fillcolor="#a0a0a0" stroked="f"/>
         </w:pict>
       </w:r>
     </w:p>
@@ -22774,8 +23799,8 @@
           <w:szCs w:val="20"/>
         </w:rPr>
         <w:lastRenderedPageBreak/>
-        <w:pict>
-          <v:rect id="_x0000_i1147" style="width:0;height:1.5pt" o:hralign="center" o:hrstd="t" o:hr="t" fillcolor="#a0a0a0" stroked="f"/>
+        <w:pict w14:anchorId="52533711">
+          <v:rect id="_x0000_i1055" style="width:0;height:1.5pt" o:hralign="center" o:hrstd="t" o:hr="t" fillcolor="#a0a0a0" stroked="f"/>
         </w:pict>
       </w:r>
     </w:p>
@@ -23262,8 +24287,8 @@
           <w:sz w:val="20"/>
           <w:szCs w:val="20"/>
         </w:rPr>
-        <w:pict>
-          <v:rect id="_x0000_i1148" style="width:0;height:1.5pt" o:hralign="center" o:hrstd="t" o:hr="t" fillcolor="#a0a0a0" stroked="f"/>
+        <w:pict w14:anchorId="5D7472C5">
+          <v:rect id="_x0000_i1056" style="width:0;height:1.5pt" o:hralign="center" o:hrstd="t" o:hr="t" fillcolor="#a0a0a0" stroked="f"/>
         </w:pict>
       </w:r>
     </w:p>
@@ -23452,8 +24477,8 @@
           <w:sz w:val="20"/>
           <w:szCs w:val="20"/>
         </w:rPr>
-        <w:pict>
-          <v:rect id="_x0000_i1149" style="width:0;height:1.5pt" o:hralign="center" o:hrstd="t" o:hr="t" fillcolor="#a0a0a0" stroked="f"/>
+        <w:pict w14:anchorId="5763E979">
+          <v:rect id="_x0000_i1057" style="width:0;height:1.5pt" o:hralign="center" o:hrstd="t" o:hr="t" fillcolor="#a0a0a0" stroked="f"/>
         </w:pict>
       </w:r>
     </w:p>
@@ -23710,8 +24735,8 @@
           <w:sz w:val="20"/>
           <w:szCs w:val="20"/>
         </w:rPr>
-        <w:pict>
-          <v:rect id="_x0000_i1150" style="width:0;height:1.5pt" o:hralign="center" o:hrstd="t" o:hr="t" fillcolor="#a0a0a0" stroked="f"/>
+        <w:pict w14:anchorId="2F00B51A">
+          <v:rect id="_x0000_i1058" style="width:0;height:1.5pt" o:hralign="center" o:hrstd="t" o:hr="t" fillcolor="#a0a0a0" stroked="f"/>
         </w:pict>
       </w:r>
     </w:p>
@@ -24101,8 +25126,8 @@
           <w:sz w:val="20"/>
           <w:szCs w:val="20"/>
         </w:rPr>
-        <w:pict>
-          <v:rect id="_x0000_i1151" style="width:0;height:1.5pt" o:hralign="center" o:hrstd="t" o:hr="t" fillcolor="#a0a0a0" stroked="f"/>
+        <w:pict w14:anchorId="493080BC">
+          <v:rect id="_x0000_i1059" style="width:0;height:1.5pt" o:hralign="center" o:hrstd="t" o:hr="t" fillcolor="#a0a0a0" stroked="f"/>
         </w:pict>
       </w:r>
     </w:p>
@@ -24237,8 +25262,8 @@
           <w:sz w:val="20"/>
           <w:szCs w:val="20"/>
         </w:rPr>
-        <w:pict>
-          <v:rect id="_x0000_i1152" style="width:0;height:1.5pt" o:hralign="center" o:hrstd="t" o:hr="t" fillcolor="#a0a0a0" stroked="f"/>
+        <w:pict w14:anchorId="64C7816A">
+          <v:rect id="_x0000_i1060" style="width:0;height:1.5pt" o:hralign="center" o:hrstd="t" o:hr="t" fillcolor="#a0a0a0" stroked="f"/>
         </w:pict>
       </w:r>
     </w:p>
@@ -24372,8 +25397,8 @@
           <w:sz w:val="20"/>
           <w:szCs w:val="20"/>
         </w:rPr>
-        <w:pict>
-          <v:rect id="_x0000_i1153" style="width:0;height:1.5pt" o:hralign="center" o:hrstd="t" o:hr="t" fillcolor="#a0a0a0" stroked="f"/>
+        <w:pict w14:anchorId="54BCA689">
+          <v:rect id="_x0000_i1061" style="width:0;height:1.5pt" o:hralign="center" o:hrstd="t" o:hr="t" fillcolor="#a0a0a0" stroked="f"/>
         </w:pict>
       </w:r>
     </w:p>
@@ -24459,8 +25484,8 @@
           <w:sz w:val="20"/>
           <w:szCs w:val="20"/>
         </w:rPr>
-        <w:pict>
-          <v:rect id="_x0000_i1154" style="width:0;height:1.5pt" o:hralign="center" o:hrstd="t" o:hr="t" fillcolor="#a0a0a0" stroked="f"/>
+        <w:pict w14:anchorId="644DA63E">
+          <v:rect id="_x0000_i1062" style="width:0;height:1.5pt" o:hralign="center" o:hrstd="t" o:hr="t" fillcolor="#a0a0a0" stroked="f"/>
         </w:pict>
       </w:r>
     </w:p>
@@ -24578,8 +25603,8 @@
           <w:sz w:val="20"/>
           <w:szCs w:val="20"/>
         </w:rPr>
-        <w:pict>
-          <v:rect id="_x0000_i1155" style="width:0;height:1.5pt" o:hralign="center" o:hrstd="t" o:hr="t" fillcolor="#a0a0a0" stroked="f"/>
+        <w:pict w14:anchorId="11EF7583">
+          <v:rect id="_x0000_i1063" style="width:0;height:1.5pt" o:hralign="center" o:hrstd="t" o:hr="t" fillcolor="#a0a0a0" stroked="f"/>
         </w:pict>
       </w:r>
     </w:p>
@@ -24749,8 +25774,8 @@
           <w:sz w:val="20"/>
           <w:szCs w:val="20"/>
         </w:rPr>
-        <w:pict>
-          <v:rect id="_x0000_i1156" style="width:0;height:1.5pt" o:hralign="center" o:hrstd="t" o:hr="t" fillcolor="#a0a0a0" stroked="f"/>
+        <w:pict w14:anchorId="2A7BE607">
+          <v:rect id="_x0000_i1064" style="width:0;height:1.5pt" o:hralign="center" o:hrstd="t" o:hr="t" fillcolor="#a0a0a0" stroked="f"/>
         </w:pict>
       </w:r>
     </w:p>
@@ -25198,8 +26223,8 @@
         <w:pStyle w:val="code"/>
       </w:pPr>
       <w:r>
-        <w:pict>
-          <v:rect id="_x0000_i1157" style="width:0;height:1.5pt" o:hralign="center" o:hrstd="t" o:hr="t" fillcolor="#a0a0a0" stroked="f"/>
+        <w:pict w14:anchorId="6E34604C">
+          <v:rect id="_x0000_i1065" style="width:0;height:1.5pt" o:hralign="center" o:hrstd="t" o:hr="t" fillcolor="#a0a0a0" stroked="f"/>
         </w:pict>
       </w:r>
     </w:p>
@@ -25356,8 +26381,8 @@
           <w:sz w:val="20"/>
           <w:szCs w:val="20"/>
         </w:rPr>
-        <w:pict>
-          <v:rect id="_x0000_i1158" style="width:0;height:1.5pt" o:hralign="center" o:hrstd="t" o:hr="t" fillcolor="#a0a0a0" stroked="f"/>
+        <w:pict w14:anchorId="6A5F47EE">
+          <v:rect id="_x0000_i1066" style="width:0;height:1.5pt" o:hralign="center" o:hrstd="t" o:hr="t" fillcolor="#a0a0a0" stroked="f"/>
         </w:pict>
       </w:r>
     </w:p>
@@ -25670,8 +26695,6 @@
         </w:rPr>
         <w:t xml:space="preserve">  ),</w:t>
       </w:r>
-      <w:bookmarkStart w:id="0" w:name="_GoBack"/>
-      <w:bookmarkEnd w:id="0"/>
       <w:r>
         <w:br/>
       </w:r>
@@ -25747,8 +26770,8 @@
           <w:sz w:val="20"/>
           <w:szCs w:val="20"/>
         </w:rPr>
-        <w:pict>
-          <v:rect id="_x0000_i1159" style="width:0;height:1.5pt" o:hralign="center" o:hrstd="t" o:hr="t" fillcolor="#a0a0a0" stroked="f"/>
+        <w:pict w14:anchorId="64576D45">
+          <v:rect id="_x0000_i1067" style="width:0;height:1.5pt" o:hralign="center" o:hrstd="t" o:hr="t" fillcolor="#a0a0a0" stroked="f"/>
         </w:pict>
       </w:r>
     </w:p>
@@ -25848,8 +26871,8 @@
           <w:sz w:val="20"/>
           <w:szCs w:val="20"/>
         </w:rPr>
-        <w:pict>
-          <v:rect id="_x0000_i1160" style="width:0;height:1.5pt" o:hralign="center" o:hrstd="t" o:hr="t" fillcolor="#a0a0a0" stroked="f"/>
+        <w:pict w14:anchorId="0907DAEB">
+          <v:rect id="_x0000_i1068" style="width:0;height:1.5pt" o:hralign="center" o:hrstd="t" o:hr="t" fillcolor="#a0a0a0" stroked="f"/>
         </w:pict>
       </w:r>
     </w:p>
@@ -25929,8 +26952,8 @@
           <w:sz w:val="20"/>
           <w:szCs w:val="20"/>
         </w:rPr>
-        <w:pict>
-          <v:rect id="_x0000_i1161" style="width:0;height:1.5pt" o:hralign="center" o:hrstd="t" o:hr="t" fillcolor="#a0a0a0" stroked="f"/>
+        <w:pict w14:anchorId="0D661D99">
+          <v:rect id="_x0000_i1069" style="width:0;height:1.5pt" o:hralign="center" o:hrstd="t" o:hr="t" fillcolor="#a0a0a0" stroked="f"/>
         </w:pict>
       </w:r>
     </w:p>
@@ -26010,8 +27033,8 @@
           <w:sz w:val="20"/>
           <w:szCs w:val="20"/>
         </w:rPr>
-        <w:pict>
-          <v:rect id="_x0000_i1162" style="width:0;height:1.5pt" o:hralign="center" o:hrstd="t" o:hr="t" fillcolor="#a0a0a0" stroked="f"/>
+        <w:pict w14:anchorId="218A4136">
+          <v:rect id="_x0000_i1070" style="width:0;height:1.5pt" o:hralign="center" o:hrstd="t" o:hr="t" fillcolor="#a0a0a0" stroked="f"/>
         </w:pict>
       </w:r>
     </w:p>
@@ -26091,8 +27114,8 @@
           <w:sz w:val="20"/>
           <w:szCs w:val="20"/>
         </w:rPr>
-        <w:pict>
-          <v:rect id="_x0000_i1163" style="width:0;height:1.5pt" o:hralign="center" o:hrstd="t" o:hr="t" fillcolor="#a0a0a0" stroked="f"/>
+        <w:pict w14:anchorId="4FF48B29">
+          <v:rect id="_x0000_i1071" style="width:0;height:1.5pt" o:hralign="center" o:hrstd="t" o:hr="t" fillcolor="#a0a0a0" stroked="f"/>
         </w:pict>
       </w:r>
     </w:p>
@@ -26173,8 +27196,8 @@
           <w:sz w:val="20"/>
           <w:szCs w:val="20"/>
         </w:rPr>
-        <w:pict>
-          <v:rect id="_x0000_i1164" style="width:0;height:1.5pt" o:hralign="center" o:hrstd="t" o:hr="t" fillcolor="#a0a0a0" stroked="f"/>
+        <w:pict w14:anchorId="738B75DD">
+          <v:rect id="_x0000_i1072" style="width:0;height:1.5pt" o:hralign="center" o:hrstd="t" o:hr="t" fillcolor="#a0a0a0" stroked="f"/>
         </w:pict>
       </w:r>
     </w:p>
@@ -26852,7 +27875,7 @@
 </file>
 
 <file path=word/numbering.xml><?xml version="1.0" encoding="utf-8"?>
-<w:numbering xmlns:wpc="http://schemas.microsoft.com/office/word/2010/wordprocessingCanvas" xmlns:cx="http://schemas.microsoft.com/office/drawing/2014/chartex" xmlns:cx1="http://schemas.microsoft.com/office/drawing/2015/9/8/chartex" xmlns:mc="http://schemas.openxmlformats.org/markup-compatibility/2006" xmlns:o="urn:schemas-microsoft-com:office:office" xmlns:r="http://schemas.openxmlformats.org/officeDocument/2006/relationships" xmlns:m="http://schemas.openxmlformats.org/officeDocument/2006/math" xmlns:v="urn:schemas-microsoft-com:vml" xmlns:wp14="http://schemas.microsoft.com/office/word/2010/wordprocessingDrawing" xmlns:wp="http://schemas.openxmlformats.org/drawingml/2006/wordprocessingDrawing" xmlns:w10="urn:schemas-microsoft-com:office:word" xmlns:w="http://schemas.openxmlformats.org/wordprocessingml/2006/main" xmlns:w14="http://schemas.microsoft.com/office/word/2010/wordml" xmlns:w15="http://schemas.microsoft.com/office/word/2012/wordml" xmlns:w16se="http://schemas.microsoft.com/office/word/2015/wordml/symex" xmlns:wpg="http://schemas.microsoft.com/office/word/2010/wordprocessingGroup" xmlns:wpi="http://schemas.microsoft.com/office/word/2010/wordprocessingInk" xmlns:wne="http://schemas.microsoft.com/office/word/2006/wordml" xmlns:wps="http://schemas.microsoft.com/office/word/2010/wordprocessingShape" mc:Ignorable="w14 w15 w16se wp14">
+<w:numbering xmlns:wpc="http://schemas.microsoft.com/office/word/2010/wordprocessingCanvas" xmlns:cx="http://schemas.microsoft.com/office/drawing/2014/chartex" xmlns:cx1="http://schemas.microsoft.com/office/drawing/2015/9/8/chartex" xmlns:cx2="http://schemas.microsoft.com/office/drawing/2015/10/21/chartex" xmlns:cx3="http://schemas.microsoft.com/office/drawing/2016/5/9/chartex" xmlns:cx4="http://schemas.microsoft.com/office/drawing/2016/5/10/chartex" xmlns:cx5="http://schemas.microsoft.com/office/drawing/2016/5/11/chartex" xmlns:cx6="http://schemas.microsoft.com/office/drawing/2016/5/12/chartex" xmlns:cx7="http://schemas.microsoft.com/office/drawing/2016/5/13/chartex" xmlns:cx8="http://schemas.microsoft.com/office/drawing/2016/5/14/chartex" xmlns:mc="http://schemas.openxmlformats.org/markup-compatibility/2006" xmlns:aink="http://schemas.microsoft.com/office/drawing/2016/ink" xmlns:am3d="http://schemas.microsoft.com/office/drawing/2017/model3d" xmlns:o="urn:schemas-microsoft-com:office:office" xmlns:oel="http://schemas.microsoft.com/office/2019/extlst" xmlns:r="http://schemas.openxmlformats.org/officeDocument/2006/relationships" xmlns:m="http://schemas.openxmlformats.org/officeDocument/2006/math" xmlns:v="urn:schemas-microsoft-com:vml" xmlns:wp14="http://schemas.microsoft.com/office/word/2010/wordprocessingDrawing" xmlns:wp="http://schemas.openxmlformats.org/drawingml/2006/wordprocessingDrawing" xmlns:w10="urn:schemas-microsoft-com:office:word" xmlns:w="http://schemas.openxmlformats.org/wordprocessingml/2006/main" xmlns:w14="http://schemas.microsoft.com/office/word/2010/wordml" xmlns:w15="http://schemas.microsoft.com/office/word/2012/wordml" xmlns:w16cex="http://schemas.microsoft.com/office/word/2018/wordml/cex" xmlns:w16cid="http://schemas.microsoft.com/office/word/2016/wordml/cid" xmlns:w16="http://schemas.microsoft.com/office/word/2018/wordml" xmlns:w16du="http://schemas.microsoft.com/office/word/2023/wordml/word16du" xmlns:w16sdtdh="http://schemas.microsoft.com/office/word/2020/wordml/sdtdatahash" xmlns:w16sdtfl="http://schemas.microsoft.com/office/word/2024/wordml/sdtformatlock" xmlns:w16se="http://schemas.microsoft.com/office/word/2015/wordml/symex" xmlns:wpg="http://schemas.microsoft.com/office/word/2010/wordprocessingGroup" xmlns:wpi="http://schemas.microsoft.com/office/word/2010/wordprocessingInk" xmlns:wne="http://schemas.microsoft.com/office/word/2006/wordml" xmlns:wps="http://schemas.microsoft.com/office/word/2010/wordprocessingShape" mc:Ignorable="w14 w15 w16se w16cid w16 w16cex w16sdtdh w16sdtfl w16du wp14">
   <w:abstractNum w:abstractNumId="0" w15:restartNumberingAfterBreak="0">
     <w:nsid w:val="014433D3"/>
     <w:multiLevelType w:val="multilevel"/>
@@ -29432,6 +30455,268 @@
     </w:lvl>
   </w:abstractNum>
   <w:abstractNum w:abstractNumId="19" w15:restartNumberingAfterBreak="0">
+    <w:nsid w:val="4D493F38"/>
+    <w:multiLevelType w:val="multilevel"/>
+    <w:tmpl w:val="FC003742"/>
+    <w:lvl w:ilvl="0">
+      <w:start w:val="1"/>
+      <w:numFmt w:val="bullet"/>
+      <w:lvlText w:val=""/>
+      <w:lvlJc w:val="left"/>
+      <w:pPr>
+        <w:tabs>
+          <w:tab w:val="num" w:pos="720"/>
+        </w:tabs>
+        <w:ind w:left="720" w:hanging="360"/>
+      </w:pPr>
+      <w:rPr>
+        <w:rFonts w:ascii="Symbol" w:hAnsi="Symbol" w:hint="default"/>
+        <w:sz w:val="20"/>
+      </w:rPr>
+    </w:lvl>
+    <w:lvl w:ilvl="1">
+      <w:start w:val="1"/>
+      <w:numFmt w:val="bullet"/>
+      <w:lvlText w:val="o"/>
+      <w:lvlJc w:val="left"/>
+      <w:pPr>
+        <w:tabs>
+          <w:tab w:val="num" w:pos="1440"/>
+        </w:tabs>
+        <w:ind w:left="1440" w:hanging="360"/>
+      </w:pPr>
+      <w:rPr>
+        <w:rFonts w:ascii="Courier New" w:hAnsi="Courier New" w:hint="default"/>
+        <w:sz w:val="20"/>
+      </w:rPr>
+    </w:lvl>
+    <w:lvl w:ilvl="2" w:tentative="1">
+      <w:start w:val="1"/>
+      <w:numFmt w:val="bullet"/>
+      <w:lvlText w:val=""/>
+      <w:lvlJc w:val="left"/>
+      <w:pPr>
+        <w:tabs>
+          <w:tab w:val="num" w:pos="2160"/>
+        </w:tabs>
+        <w:ind w:left="2160" w:hanging="360"/>
+      </w:pPr>
+      <w:rPr>
+        <w:rFonts w:ascii="Wingdings" w:hAnsi="Wingdings" w:hint="default"/>
+        <w:sz w:val="20"/>
+      </w:rPr>
+    </w:lvl>
+    <w:lvl w:ilvl="3" w:tentative="1">
+      <w:start w:val="1"/>
+      <w:numFmt w:val="bullet"/>
+      <w:lvlText w:val=""/>
+      <w:lvlJc w:val="left"/>
+      <w:pPr>
+        <w:tabs>
+          <w:tab w:val="num" w:pos="2880"/>
+        </w:tabs>
+        <w:ind w:left="2880" w:hanging="360"/>
+      </w:pPr>
+      <w:rPr>
+        <w:rFonts w:ascii="Wingdings" w:hAnsi="Wingdings" w:hint="default"/>
+        <w:sz w:val="20"/>
+      </w:rPr>
+    </w:lvl>
+    <w:lvl w:ilvl="4" w:tentative="1">
+      <w:start w:val="1"/>
+      <w:numFmt w:val="bullet"/>
+      <w:lvlText w:val=""/>
+      <w:lvlJc w:val="left"/>
+      <w:pPr>
+        <w:tabs>
+          <w:tab w:val="num" w:pos="3600"/>
+        </w:tabs>
+        <w:ind w:left="3600" w:hanging="360"/>
+      </w:pPr>
+      <w:rPr>
+        <w:rFonts w:ascii="Wingdings" w:hAnsi="Wingdings" w:hint="default"/>
+        <w:sz w:val="20"/>
+      </w:rPr>
+    </w:lvl>
+    <w:lvl w:ilvl="5" w:tentative="1">
+      <w:start w:val="1"/>
+      <w:numFmt w:val="bullet"/>
+      <w:lvlText w:val=""/>
+      <w:lvlJc w:val="left"/>
+      <w:pPr>
+        <w:tabs>
+          <w:tab w:val="num" w:pos="4320"/>
+        </w:tabs>
+        <w:ind w:left="4320" w:hanging="360"/>
+      </w:pPr>
+      <w:rPr>
+        <w:rFonts w:ascii="Wingdings" w:hAnsi="Wingdings" w:hint="default"/>
+        <w:sz w:val="20"/>
+      </w:rPr>
+    </w:lvl>
+    <w:lvl w:ilvl="6" w:tentative="1">
+      <w:start w:val="1"/>
+      <w:numFmt w:val="bullet"/>
+      <w:lvlText w:val=""/>
+      <w:lvlJc w:val="left"/>
+      <w:pPr>
+        <w:tabs>
+          <w:tab w:val="num" w:pos="5040"/>
+        </w:tabs>
+        <w:ind w:left="5040" w:hanging="360"/>
+      </w:pPr>
+      <w:rPr>
+        <w:rFonts w:ascii="Wingdings" w:hAnsi="Wingdings" w:hint="default"/>
+        <w:sz w:val="20"/>
+      </w:rPr>
+    </w:lvl>
+    <w:lvl w:ilvl="7" w:tentative="1">
+      <w:start w:val="1"/>
+      <w:numFmt w:val="bullet"/>
+      <w:lvlText w:val=""/>
+      <w:lvlJc w:val="left"/>
+      <w:pPr>
+        <w:tabs>
+          <w:tab w:val="num" w:pos="5760"/>
+        </w:tabs>
+        <w:ind w:left="5760" w:hanging="360"/>
+      </w:pPr>
+      <w:rPr>
+        <w:rFonts w:ascii="Wingdings" w:hAnsi="Wingdings" w:hint="default"/>
+        <w:sz w:val="20"/>
+      </w:rPr>
+    </w:lvl>
+    <w:lvl w:ilvl="8" w:tentative="1">
+      <w:start w:val="1"/>
+      <w:numFmt w:val="bullet"/>
+      <w:lvlText w:val=""/>
+      <w:lvlJc w:val="left"/>
+      <w:pPr>
+        <w:tabs>
+          <w:tab w:val="num" w:pos="6480"/>
+        </w:tabs>
+        <w:ind w:left="6480" w:hanging="360"/>
+      </w:pPr>
+      <w:rPr>
+        <w:rFonts w:ascii="Wingdings" w:hAnsi="Wingdings" w:hint="default"/>
+        <w:sz w:val="20"/>
+      </w:rPr>
+    </w:lvl>
+  </w:abstractNum>
+  <w:abstractNum w:abstractNumId="20" w15:restartNumberingAfterBreak="0">
+    <w:nsid w:val="535F1DDD"/>
+    <w:multiLevelType w:val="multilevel"/>
+    <w:tmpl w:val="B9D81788"/>
+    <w:lvl w:ilvl="0">
+      <w:start w:val="1"/>
+      <w:numFmt w:val="decimal"/>
+      <w:lvlText w:val="%1."/>
+      <w:lvlJc w:val="left"/>
+      <w:pPr>
+        <w:tabs>
+          <w:tab w:val="num" w:pos="720"/>
+        </w:tabs>
+        <w:ind w:left="720" w:hanging="360"/>
+      </w:pPr>
+    </w:lvl>
+    <w:lvl w:ilvl="1" w:tentative="1">
+      <w:start w:val="1"/>
+      <w:numFmt w:val="decimal"/>
+      <w:lvlText w:val="%2."/>
+      <w:lvlJc w:val="left"/>
+      <w:pPr>
+        <w:tabs>
+          <w:tab w:val="num" w:pos="1440"/>
+        </w:tabs>
+        <w:ind w:left="1440" w:hanging="360"/>
+      </w:pPr>
+    </w:lvl>
+    <w:lvl w:ilvl="2" w:tentative="1">
+      <w:start w:val="1"/>
+      <w:numFmt w:val="decimal"/>
+      <w:lvlText w:val="%3."/>
+      <w:lvlJc w:val="left"/>
+      <w:pPr>
+        <w:tabs>
+          <w:tab w:val="num" w:pos="2160"/>
+        </w:tabs>
+        <w:ind w:left="2160" w:hanging="360"/>
+      </w:pPr>
+    </w:lvl>
+    <w:lvl w:ilvl="3" w:tentative="1">
+      <w:start w:val="1"/>
+      <w:numFmt w:val="decimal"/>
+      <w:lvlText w:val="%4."/>
+      <w:lvlJc w:val="left"/>
+      <w:pPr>
+        <w:tabs>
+          <w:tab w:val="num" w:pos="2880"/>
+        </w:tabs>
+        <w:ind w:left="2880" w:hanging="360"/>
+      </w:pPr>
+    </w:lvl>
+    <w:lvl w:ilvl="4" w:tentative="1">
+      <w:start w:val="1"/>
+      <w:numFmt w:val="decimal"/>
+      <w:lvlText w:val="%5."/>
+      <w:lvlJc w:val="left"/>
+      <w:pPr>
+        <w:tabs>
+          <w:tab w:val="num" w:pos="3600"/>
+        </w:tabs>
+        <w:ind w:left="3600" w:hanging="360"/>
+      </w:pPr>
+    </w:lvl>
+    <w:lvl w:ilvl="5" w:tentative="1">
+      <w:start w:val="1"/>
+      <w:numFmt w:val="decimal"/>
+      <w:lvlText w:val="%6."/>
+      <w:lvlJc w:val="left"/>
+      <w:pPr>
+        <w:tabs>
+          <w:tab w:val="num" w:pos="4320"/>
+        </w:tabs>
+        <w:ind w:left="4320" w:hanging="360"/>
+      </w:pPr>
+    </w:lvl>
+    <w:lvl w:ilvl="6" w:tentative="1">
+      <w:start w:val="1"/>
+      <w:numFmt w:val="decimal"/>
+      <w:lvlText w:val="%7."/>
+      <w:lvlJc w:val="left"/>
+      <w:pPr>
+        <w:tabs>
+          <w:tab w:val="num" w:pos="5040"/>
+        </w:tabs>
+        <w:ind w:left="5040" w:hanging="360"/>
+      </w:pPr>
+    </w:lvl>
+    <w:lvl w:ilvl="7" w:tentative="1">
+      <w:start w:val="1"/>
+      <w:numFmt w:val="decimal"/>
+      <w:lvlText w:val="%8."/>
+      <w:lvlJc w:val="left"/>
+      <w:pPr>
+        <w:tabs>
+          <w:tab w:val="num" w:pos="5760"/>
+        </w:tabs>
+        <w:ind w:left="5760" w:hanging="360"/>
+      </w:pPr>
+    </w:lvl>
+    <w:lvl w:ilvl="8" w:tentative="1">
+      <w:start w:val="1"/>
+      <w:numFmt w:val="decimal"/>
+      <w:lvlText w:val="%9."/>
+      <w:lvlJc w:val="left"/>
+      <w:pPr>
+        <w:tabs>
+          <w:tab w:val="num" w:pos="6480"/>
+        </w:tabs>
+        <w:ind w:left="6480" w:hanging="360"/>
+      </w:pPr>
+    </w:lvl>
+  </w:abstractNum>
+  <w:abstractNum w:abstractNumId="21" w15:restartNumberingAfterBreak="0">
     <w:nsid w:val="57B61FB9"/>
     <w:multiLevelType w:val="multilevel"/>
     <w:tmpl w:val="83C82A48"/>
@@ -29580,7 +30865,7 @@
       </w:rPr>
     </w:lvl>
   </w:abstractNum>
-  <w:abstractNum w:abstractNumId="20" w15:restartNumberingAfterBreak="0">
+  <w:abstractNum w:abstractNumId="22" w15:restartNumberingAfterBreak="0">
     <w:nsid w:val="5B1D411F"/>
     <w:multiLevelType w:val="multilevel"/>
     <w:tmpl w:val="EECCAFC2"/>
@@ -29729,7 +31014,7 @@
       </w:rPr>
     </w:lvl>
   </w:abstractNum>
-  <w:abstractNum w:abstractNumId="21" w15:restartNumberingAfterBreak="0">
+  <w:abstractNum w:abstractNumId="23" w15:restartNumberingAfterBreak="0">
     <w:nsid w:val="67003925"/>
     <w:multiLevelType w:val="multilevel"/>
     <w:tmpl w:val="20B06364"/>
@@ -29878,7 +31163,7 @@
       </w:rPr>
     </w:lvl>
   </w:abstractNum>
-  <w:abstractNum w:abstractNumId="22" w15:restartNumberingAfterBreak="0">
+  <w:abstractNum w:abstractNumId="24" w15:restartNumberingAfterBreak="0">
     <w:nsid w:val="67E21260"/>
     <w:multiLevelType w:val="multilevel"/>
     <w:tmpl w:val="270A11BA"/>
@@ -30027,7 +31312,7 @@
       </w:rPr>
     </w:lvl>
   </w:abstractNum>
-  <w:abstractNum w:abstractNumId="23" w15:restartNumberingAfterBreak="0">
+  <w:abstractNum w:abstractNumId="25" w15:restartNumberingAfterBreak="0">
     <w:nsid w:val="6D797D16"/>
     <w:multiLevelType w:val="multilevel"/>
     <w:tmpl w:val="1E7CF726"/>
@@ -30176,7 +31461,7 @@
       </w:rPr>
     </w:lvl>
   </w:abstractNum>
-  <w:abstractNum w:abstractNumId="24" w15:restartNumberingAfterBreak="0">
+  <w:abstractNum w:abstractNumId="26" w15:restartNumberingAfterBreak="0">
     <w:nsid w:val="708C7DEE"/>
     <w:multiLevelType w:val="multilevel"/>
     <w:tmpl w:val="E7F43726"/>
@@ -30325,10 +31610,10 @@
       </w:rPr>
     </w:lvl>
   </w:abstractNum>
-  <w:abstractNum w:abstractNumId="25" w15:restartNumberingAfterBreak="0">
-    <w:nsid w:val="7132628C"/>
+  <w:abstractNum w:abstractNumId="27" w15:restartNumberingAfterBreak="0">
+    <w:nsid w:val="7107792B"/>
     <w:multiLevelType w:val="multilevel"/>
-    <w:tmpl w:val="B7B674E6"/>
+    <w:tmpl w:val="9530B750"/>
     <w:lvl w:ilvl="0">
       <w:start w:val="1"/>
       <w:numFmt w:val="bullet"/>
@@ -30474,10 +31759,10 @@
       </w:rPr>
     </w:lvl>
   </w:abstractNum>
-  <w:abstractNum w:abstractNumId="26" w15:restartNumberingAfterBreak="0">
-    <w:nsid w:val="754D67CC"/>
+  <w:abstractNum w:abstractNumId="28" w15:restartNumberingAfterBreak="0">
+    <w:nsid w:val="7132628C"/>
     <w:multiLevelType w:val="multilevel"/>
-    <w:tmpl w:val="AFBC3D56"/>
+    <w:tmpl w:val="B7B674E6"/>
     <w:lvl w:ilvl="0">
       <w:start w:val="1"/>
       <w:numFmt w:val="bullet"/>
@@ -30623,10 +31908,10 @@
       </w:rPr>
     </w:lvl>
   </w:abstractNum>
-  <w:abstractNum w:abstractNumId="27" w15:restartNumberingAfterBreak="0">
-    <w:nsid w:val="773E5007"/>
+  <w:abstractNum w:abstractNumId="29" w15:restartNumberingAfterBreak="0">
+    <w:nsid w:val="754D67CC"/>
     <w:multiLevelType w:val="multilevel"/>
-    <w:tmpl w:val="A3A2F0B8"/>
+    <w:tmpl w:val="AFBC3D56"/>
     <w:lvl w:ilvl="0">
       <w:start w:val="1"/>
       <w:numFmt w:val="bullet"/>
@@ -30772,188 +32057,10 @@
       </w:rPr>
     </w:lvl>
   </w:abstractNum>
-  <w:abstractNum w:abstractNumId="28" w15:restartNumberingAfterBreak="0">
-    <w:nsid w:val="783C6DCD"/>
-    <w:multiLevelType w:val="hybridMultilevel"/>
-    <w:tmpl w:val="1D86F63E"/>
-    <w:lvl w:ilvl="0" w:tplc="0409000F">
-      <w:start w:val="1"/>
-      <w:numFmt w:val="decimal"/>
-      <w:lvlText w:val="%1."/>
-      <w:lvlJc w:val="left"/>
-      <w:pPr>
-        <w:ind w:left="720" w:hanging="360"/>
-      </w:pPr>
-      <w:rPr>
-        <w:rFonts w:hint="default"/>
-      </w:rPr>
-    </w:lvl>
-    <w:lvl w:ilvl="1" w:tplc="04090019" w:tentative="1">
-      <w:start w:val="1"/>
-      <w:numFmt w:val="lowerLetter"/>
-      <w:lvlText w:val="%2."/>
-      <w:lvlJc w:val="left"/>
-      <w:pPr>
-        <w:ind w:left="1440" w:hanging="360"/>
-      </w:pPr>
-    </w:lvl>
-    <w:lvl w:ilvl="2" w:tplc="0409001B" w:tentative="1">
-      <w:start w:val="1"/>
-      <w:numFmt w:val="lowerRoman"/>
-      <w:lvlText w:val="%3."/>
-      <w:lvlJc w:val="right"/>
-      <w:pPr>
-        <w:ind w:left="2160" w:hanging="180"/>
-      </w:pPr>
-    </w:lvl>
-    <w:lvl w:ilvl="3" w:tplc="0409000F" w:tentative="1">
-      <w:start w:val="1"/>
-      <w:numFmt w:val="decimal"/>
-      <w:lvlText w:val="%4."/>
-      <w:lvlJc w:val="left"/>
-      <w:pPr>
-        <w:ind w:left="2880" w:hanging="360"/>
-      </w:pPr>
-    </w:lvl>
-    <w:lvl w:ilvl="4" w:tplc="04090019" w:tentative="1">
-      <w:start w:val="1"/>
-      <w:numFmt w:val="lowerLetter"/>
-      <w:lvlText w:val="%5."/>
-      <w:lvlJc w:val="left"/>
-      <w:pPr>
-        <w:ind w:left="3600" w:hanging="360"/>
-      </w:pPr>
-    </w:lvl>
-    <w:lvl w:ilvl="5" w:tplc="0409001B" w:tentative="1">
-      <w:start w:val="1"/>
-      <w:numFmt w:val="lowerRoman"/>
-      <w:lvlText w:val="%6."/>
-      <w:lvlJc w:val="right"/>
-      <w:pPr>
-        <w:ind w:left="4320" w:hanging="180"/>
-      </w:pPr>
-    </w:lvl>
-    <w:lvl w:ilvl="6" w:tplc="0409000F" w:tentative="1">
-      <w:start w:val="1"/>
-      <w:numFmt w:val="decimal"/>
-      <w:lvlText w:val="%7."/>
-      <w:lvlJc w:val="left"/>
-      <w:pPr>
-        <w:ind w:left="5040" w:hanging="360"/>
-      </w:pPr>
-    </w:lvl>
-    <w:lvl w:ilvl="7" w:tplc="04090019" w:tentative="1">
-      <w:start w:val="1"/>
-      <w:numFmt w:val="lowerLetter"/>
-      <w:lvlText w:val="%8."/>
-      <w:lvlJc w:val="left"/>
-      <w:pPr>
-        <w:ind w:left="5760" w:hanging="360"/>
-      </w:pPr>
-    </w:lvl>
-    <w:lvl w:ilvl="8" w:tplc="0409001B" w:tentative="1">
-      <w:start w:val="1"/>
-      <w:numFmt w:val="lowerRoman"/>
-      <w:lvlText w:val="%9."/>
-      <w:lvlJc w:val="right"/>
-      <w:pPr>
-        <w:ind w:left="6480" w:hanging="180"/>
-      </w:pPr>
-    </w:lvl>
-  </w:abstractNum>
-  <w:abstractNum w:abstractNumId="29" w15:restartNumberingAfterBreak="0">
-    <w:nsid w:val="7BD8647F"/>
-    <w:multiLevelType w:val="hybridMultilevel"/>
-    <w:tmpl w:val="B30A228C"/>
-    <w:lvl w:ilvl="0" w:tplc="0409000F">
-      <w:start w:val="1"/>
-      <w:numFmt w:val="decimal"/>
-      <w:lvlText w:val="%1."/>
-      <w:lvlJc w:val="left"/>
-      <w:pPr>
-        <w:ind w:left="720" w:hanging="360"/>
-      </w:pPr>
-      <w:rPr>
-        <w:rFonts w:hint="default"/>
-      </w:rPr>
-    </w:lvl>
-    <w:lvl w:ilvl="1" w:tplc="04090019" w:tentative="1">
-      <w:start w:val="1"/>
-      <w:numFmt w:val="lowerLetter"/>
-      <w:lvlText w:val="%2."/>
-      <w:lvlJc w:val="left"/>
-      <w:pPr>
-        <w:ind w:left="1440" w:hanging="360"/>
-      </w:pPr>
-    </w:lvl>
-    <w:lvl w:ilvl="2" w:tplc="0409001B" w:tentative="1">
-      <w:start w:val="1"/>
-      <w:numFmt w:val="lowerRoman"/>
-      <w:lvlText w:val="%3."/>
-      <w:lvlJc w:val="right"/>
-      <w:pPr>
-        <w:ind w:left="2160" w:hanging="180"/>
-      </w:pPr>
-    </w:lvl>
-    <w:lvl w:ilvl="3" w:tplc="0409000F" w:tentative="1">
-      <w:start w:val="1"/>
-      <w:numFmt w:val="decimal"/>
-      <w:lvlText w:val="%4."/>
-      <w:lvlJc w:val="left"/>
-      <w:pPr>
-        <w:ind w:left="2880" w:hanging="360"/>
-      </w:pPr>
-    </w:lvl>
-    <w:lvl w:ilvl="4" w:tplc="04090019" w:tentative="1">
-      <w:start w:val="1"/>
-      <w:numFmt w:val="lowerLetter"/>
-      <w:lvlText w:val="%5."/>
-      <w:lvlJc w:val="left"/>
-      <w:pPr>
-        <w:ind w:left="3600" w:hanging="360"/>
-      </w:pPr>
-    </w:lvl>
-    <w:lvl w:ilvl="5" w:tplc="0409001B" w:tentative="1">
-      <w:start w:val="1"/>
-      <w:numFmt w:val="lowerRoman"/>
-      <w:lvlText w:val="%6."/>
-      <w:lvlJc w:val="right"/>
-      <w:pPr>
-        <w:ind w:left="4320" w:hanging="180"/>
-      </w:pPr>
-    </w:lvl>
-    <w:lvl w:ilvl="6" w:tplc="0409000F" w:tentative="1">
-      <w:start w:val="1"/>
-      <w:numFmt w:val="decimal"/>
-      <w:lvlText w:val="%7."/>
-      <w:lvlJc w:val="left"/>
-      <w:pPr>
-        <w:ind w:left="5040" w:hanging="360"/>
-      </w:pPr>
-    </w:lvl>
-    <w:lvl w:ilvl="7" w:tplc="04090019" w:tentative="1">
-      <w:start w:val="1"/>
-      <w:numFmt w:val="lowerLetter"/>
-      <w:lvlText w:val="%8."/>
-      <w:lvlJc w:val="left"/>
-      <w:pPr>
-        <w:ind w:left="5760" w:hanging="360"/>
-      </w:pPr>
-    </w:lvl>
-    <w:lvl w:ilvl="8" w:tplc="0409001B" w:tentative="1">
-      <w:start w:val="1"/>
-      <w:numFmt w:val="lowerRoman"/>
-      <w:lvlText w:val="%9."/>
-      <w:lvlJc w:val="right"/>
-      <w:pPr>
-        <w:ind w:left="6480" w:hanging="180"/>
-      </w:pPr>
-    </w:lvl>
-  </w:abstractNum>
   <w:abstractNum w:abstractNumId="30" w15:restartNumberingAfterBreak="0">
-    <w:nsid w:val="7C6B5DC4"/>
+    <w:nsid w:val="773E5007"/>
     <w:multiLevelType w:val="multilevel"/>
-    <w:tmpl w:val="CD42056C"/>
+    <w:tmpl w:val="A3A2F0B8"/>
     <w:lvl w:ilvl="0">
       <w:start w:val="1"/>
       <w:numFmt w:val="bullet"/>
@@ -31099,104 +32206,440 @@
       </w:rPr>
     </w:lvl>
   </w:abstractNum>
-  <w:num w:numId="1">
+  <w:abstractNum w:abstractNumId="31" w15:restartNumberingAfterBreak="0">
+    <w:nsid w:val="783C6DCD"/>
+    <w:multiLevelType w:val="hybridMultilevel"/>
+    <w:tmpl w:val="1D86F63E"/>
+    <w:lvl w:ilvl="0" w:tplc="0409000F">
+      <w:start w:val="1"/>
+      <w:numFmt w:val="decimal"/>
+      <w:lvlText w:val="%1."/>
+      <w:lvlJc w:val="left"/>
+      <w:pPr>
+        <w:ind w:left="720" w:hanging="360"/>
+      </w:pPr>
+      <w:rPr>
+        <w:rFonts w:hint="default"/>
+      </w:rPr>
+    </w:lvl>
+    <w:lvl w:ilvl="1" w:tplc="04090019" w:tentative="1">
+      <w:start w:val="1"/>
+      <w:numFmt w:val="lowerLetter"/>
+      <w:lvlText w:val="%2."/>
+      <w:lvlJc w:val="left"/>
+      <w:pPr>
+        <w:ind w:left="1440" w:hanging="360"/>
+      </w:pPr>
+    </w:lvl>
+    <w:lvl w:ilvl="2" w:tplc="0409001B" w:tentative="1">
+      <w:start w:val="1"/>
+      <w:numFmt w:val="lowerRoman"/>
+      <w:lvlText w:val="%3."/>
+      <w:lvlJc w:val="right"/>
+      <w:pPr>
+        <w:ind w:left="2160" w:hanging="180"/>
+      </w:pPr>
+    </w:lvl>
+    <w:lvl w:ilvl="3" w:tplc="0409000F" w:tentative="1">
+      <w:start w:val="1"/>
+      <w:numFmt w:val="decimal"/>
+      <w:lvlText w:val="%4."/>
+      <w:lvlJc w:val="left"/>
+      <w:pPr>
+        <w:ind w:left="2880" w:hanging="360"/>
+      </w:pPr>
+    </w:lvl>
+    <w:lvl w:ilvl="4" w:tplc="04090019" w:tentative="1">
+      <w:start w:val="1"/>
+      <w:numFmt w:val="lowerLetter"/>
+      <w:lvlText w:val="%5."/>
+      <w:lvlJc w:val="left"/>
+      <w:pPr>
+        <w:ind w:left="3600" w:hanging="360"/>
+      </w:pPr>
+    </w:lvl>
+    <w:lvl w:ilvl="5" w:tplc="0409001B" w:tentative="1">
+      <w:start w:val="1"/>
+      <w:numFmt w:val="lowerRoman"/>
+      <w:lvlText w:val="%6."/>
+      <w:lvlJc w:val="right"/>
+      <w:pPr>
+        <w:ind w:left="4320" w:hanging="180"/>
+      </w:pPr>
+    </w:lvl>
+    <w:lvl w:ilvl="6" w:tplc="0409000F" w:tentative="1">
+      <w:start w:val="1"/>
+      <w:numFmt w:val="decimal"/>
+      <w:lvlText w:val="%7."/>
+      <w:lvlJc w:val="left"/>
+      <w:pPr>
+        <w:ind w:left="5040" w:hanging="360"/>
+      </w:pPr>
+    </w:lvl>
+    <w:lvl w:ilvl="7" w:tplc="04090019" w:tentative="1">
+      <w:start w:val="1"/>
+      <w:numFmt w:val="lowerLetter"/>
+      <w:lvlText w:val="%8."/>
+      <w:lvlJc w:val="left"/>
+      <w:pPr>
+        <w:ind w:left="5760" w:hanging="360"/>
+      </w:pPr>
+    </w:lvl>
+    <w:lvl w:ilvl="8" w:tplc="0409001B" w:tentative="1">
+      <w:start w:val="1"/>
+      <w:numFmt w:val="lowerRoman"/>
+      <w:lvlText w:val="%9."/>
+      <w:lvlJc w:val="right"/>
+      <w:pPr>
+        <w:ind w:left="6480" w:hanging="180"/>
+      </w:pPr>
+    </w:lvl>
+  </w:abstractNum>
+  <w:abstractNum w:abstractNumId="32" w15:restartNumberingAfterBreak="0">
+    <w:nsid w:val="7BD8647F"/>
+    <w:multiLevelType w:val="hybridMultilevel"/>
+    <w:tmpl w:val="B30A228C"/>
+    <w:lvl w:ilvl="0" w:tplc="0409000F">
+      <w:start w:val="1"/>
+      <w:numFmt w:val="decimal"/>
+      <w:lvlText w:val="%1."/>
+      <w:lvlJc w:val="left"/>
+      <w:pPr>
+        <w:ind w:left="720" w:hanging="360"/>
+      </w:pPr>
+      <w:rPr>
+        <w:rFonts w:hint="default"/>
+      </w:rPr>
+    </w:lvl>
+    <w:lvl w:ilvl="1" w:tplc="04090019" w:tentative="1">
+      <w:start w:val="1"/>
+      <w:numFmt w:val="lowerLetter"/>
+      <w:lvlText w:val="%2."/>
+      <w:lvlJc w:val="left"/>
+      <w:pPr>
+        <w:ind w:left="1440" w:hanging="360"/>
+      </w:pPr>
+    </w:lvl>
+    <w:lvl w:ilvl="2" w:tplc="0409001B" w:tentative="1">
+      <w:start w:val="1"/>
+      <w:numFmt w:val="lowerRoman"/>
+      <w:lvlText w:val="%3."/>
+      <w:lvlJc w:val="right"/>
+      <w:pPr>
+        <w:ind w:left="2160" w:hanging="180"/>
+      </w:pPr>
+    </w:lvl>
+    <w:lvl w:ilvl="3" w:tplc="0409000F" w:tentative="1">
+      <w:start w:val="1"/>
+      <w:numFmt w:val="decimal"/>
+      <w:lvlText w:val="%4."/>
+      <w:lvlJc w:val="left"/>
+      <w:pPr>
+        <w:ind w:left="2880" w:hanging="360"/>
+      </w:pPr>
+    </w:lvl>
+    <w:lvl w:ilvl="4" w:tplc="04090019" w:tentative="1">
+      <w:start w:val="1"/>
+      <w:numFmt w:val="lowerLetter"/>
+      <w:lvlText w:val="%5."/>
+      <w:lvlJc w:val="left"/>
+      <w:pPr>
+        <w:ind w:left="3600" w:hanging="360"/>
+      </w:pPr>
+    </w:lvl>
+    <w:lvl w:ilvl="5" w:tplc="0409001B" w:tentative="1">
+      <w:start w:val="1"/>
+      <w:numFmt w:val="lowerRoman"/>
+      <w:lvlText w:val="%6."/>
+      <w:lvlJc w:val="right"/>
+      <w:pPr>
+        <w:ind w:left="4320" w:hanging="180"/>
+      </w:pPr>
+    </w:lvl>
+    <w:lvl w:ilvl="6" w:tplc="0409000F" w:tentative="1">
+      <w:start w:val="1"/>
+      <w:numFmt w:val="decimal"/>
+      <w:lvlText w:val="%7."/>
+      <w:lvlJc w:val="left"/>
+      <w:pPr>
+        <w:ind w:left="5040" w:hanging="360"/>
+      </w:pPr>
+    </w:lvl>
+    <w:lvl w:ilvl="7" w:tplc="04090019" w:tentative="1">
+      <w:start w:val="1"/>
+      <w:numFmt w:val="lowerLetter"/>
+      <w:lvlText w:val="%8."/>
+      <w:lvlJc w:val="left"/>
+      <w:pPr>
+        <w:ind w:left="5760" w:hanging="360"/>
+      </w:pPr>
+    </w:lvl>
+    <w:lvl w:ilvl="8" w:tplc="0409001B" w:tentative="1">
+      <w:start w:val="1"/>
+      <w:numFmt w:val="lowerRoman"/>
+      <w:lvlText w:val="%9."/>
+      <w:lvlJc w:val="right"/>
+      <w:pPr>
+        <w:ind w:left="6480" w:hanging="180"/>
+      </w:pPr>
+    </w:lvl>
+  </w:abstractNum>
+  <w:abstractNum w:abstractNumId="33" w15:restartNumberingAfterBreak="0">
+    <w:nsid w:val="7C6B5DC4"/>
+    <w:multiLevelType w:val="multilevel"/>
+    <w:tmpl w:val="CD42056C"/>
+    <w:lvl w:ilvl="0">
+      <w:start w:val="1"/>
+      <w:numFmt w:val="bullet"/>
+      <w:lvlText w:val=""/>
+      <w:lvlJc w:val="left"/>
+      <w:pPr>
+        <w:tabs>
+          <w:tab w:val="num" w:pos="720"/>
+        </w:tabs>
+        <w:ind w:left="720" w:hanging="360"/>
+      </w:pPr>
+      <w:rPr>
+        <w:rFonts w:ascii="Symbol" w:hAnsi="Symbol" w:hint="default"/>
+        <w:sz w:val="20"/>
+      </w:rPr>
+    </w:lvl>
+    <w:lvl w:ilvl="1" w:tentative="1">
+      <w:start w:val="1"/>
+      <w:numFmt w:val="bullet"/>
+      <w:lvlText w:val="o"/>
+      <w:lvlJc w:val="left"/>
+      <w:pPr>
+        <w:tabs>
+          <w:tab w:val="num" w:pos="1440"/>
+        </w:tabs>
+        <w:ind w:left="1440" w:hanging="360"/>
+      </w:pPr>
+      <w:rPr>
+        <w:rFonts w:ascii="Courier New" w:hAnsi="Courier New" w:hint="default"/>
+        <w:sz w:val="20"/>
+      </w:rPr>
+    </w:lvl>
+    <w:lvl w:ilvl="2" w:tentative="1">
+      <w:start w:val="1"/>
+      <w:numFmt w:val="bullet"/>
+      <w:lvlText w:val=""/>
+      <w:lvlJc w:val="left"/>
+      <w:pPr>
+        <w:tabs>
+          <w:tab w:val="num" w:pos="2160"/>
+        </w:tabs>
+        <w:ind w:left="2160" w:hanging="360"/>
+      </w:pPr>
+      <w:rPr>
+        <w:rFonts w:ascii="Wingdings" w:hAnsi="Wingdings" w:hint="default"/>
+        <w:sz w:val="20"/>
+      </w:rPr>
+    </w:lvl>
+    <w:lvl w:ilvl="3" w:tentative="1">
+      <w:start w:val="1"/>
+      <w:numFmt w:val="bullet"/>
+      <w:lvlText w:val=""/>
+      <w:lvlJc w:val="left"/>
+      <w:pPr>
+        <w:tabs>
+          <w:tab w:val="num" w:pos="2880"/>
+        </w:tabs>
+        <w:ind w:left="2880" w:hanging="360"/>
+      </w:pPr>
+      <w:rPr>
+        <w:rFonts w:ascii="Wingdings" w:hAnsi="Wingdings" w:hint="default"/>
+        <w:sz w:val="20"/>
+      </w:rPr>
+    </w:lvl>
+    <w:lvl w:ilvl="4" w:tentative="1">
+      <w:start w:val="1"/>
+      <w:numFmt w:val="bullet"/>
+      <w:lvlText w:val=""/>
+      <w:lvlJc w:val="left"/>
+      <w:pPr>
+        <w:tabs>
+          <w:tab w:val="num" w:pos="3600"/>
+        </w:tabs>
+        <w:ind w:left="3600" w:hanging="360"/>
+      </w:pPr>
+      <w:rPr>
+        <w:rFonts w:ascii="Wingdings" w:hAnsi="Wingdings" w:hint="default"/>
+        <w:sz w:val="20"/>
+      </w:rPr>
+    </w:lvl>
+    <w:lvl w:ilvl="5" w:tentative="1">
+      <w:start w:val="1"/>
+      <w:numFmt w:val="bullet"/>
+      <w:lvlText w:val=""/>
+      <w:lvlJc w:val="left"/>
+      <w:pPr>
+        <w:tabs>
+          <w:tab w:val="num" w:pos="4320"/>
+        </w:tabs>
+        <w:ind w:left="4320" w:hanging="360"/>
+      </w:pPr>
+      <w:rPr>
+        <w:rFonts w:ascii="Wingdings" w:hAnsi="Wingdings" w:hint="default"/>
+        <w:sz w:val="20"/>
+      </w:rPr>
+    </w:lvl>
+    <w:lvl w:ilvl="6" w:tentative="1">
+      <w:start w:val="1"/>
+      <w:numFmt w:val="bullet"/>
+      <w:lvlText w:val=""/>
+      <w:lvlJc w:val="left"/>
+      <w:pPr>
+        <w:tabs>
+          <w:tab w:val="num" w:pos="5040"/>
+        </w:tabs>
+        <w:ind w:left="5040" w:hanging="360"/>
+      </w:pPr>
+      <w:rPr>
+        <w:rFonts w:ascii="Wingdings" w:hAnsi="Wingdings" w:hint="default"/>
+        <w:sz w:val="20"/>
+      </w:rPr>
+    </w:lvl>
+    <w:lvl w:ilvl="7" w:tentative="1">
+      <w:start w:val="1"/>
+      <w:numFmt w:val="bullet"/>
+      <w:lvlText w:val=""/>
+      <w:lvlJc w:val="left"/>
+      <w:pPr>
+        <w:tabs>
+          <w:tab w:val="num" w:pos="5760"/>
+        </w:tabs>
+        <w:ind w:left="5760" w:hanging="360"/>
+      </w:pPr>
+      <w:rPr>
+        <w:rFonts w:ascii="Wingdings" w:hAnsi="Wingdings" w:hint="default"/>
+        <w:sz w:val="20"/>
+      </w:rPr>
+    </w:lvl>
+    <w:lvl w:ilvl="8" w:tentative="1">
+      <w:start w:val="1"/>
+      <w:numFmt w:val="bullet"/>
+      <w:lvlText w:val=""/>
+      <w:lvlJc w:val="left"/>
+      <w:pPr>
+        <w:tabs>
+          <w:tab w:val="num" w:pos="6480"/>
+        </w:tabs>
+        <w:ind w:left="6480" w:hanging="360"/>
+      </w:pPr>
+      <w:rPr>
+        <w:rFonts w:ascii="Wingdings" w:hAnsi="Wingdings" w:hint="default"/>
+        <w:sz w:val="20"/>
+      </w:rPr>
+    </w:lvl>
+  </w:abstractNum>
+  <w:num w:numId="1" w16cid:durableId="1318149769">
     <w:abstractNumId w:val="3"/>
   </w:num>
-  <w:num w:numId="2">
+  <w:num w:numId="2" w16cid:durableId="1559971123">
     <w:abstractNumId w:val="2"/>
   </w:num>
-  <w:num w:numId="3">
+  <w:num w:numId="3" w16cid:durableId="876553652">
     <w:abstractNumId w:val="9"/>
   </w:num>
-  <w:num w:numId="4">
+  <w:num w:numId="4" w16cid:durableId="1621494835">
     <w:abstractNumId w:val="14"/>
   </w:num>
-  <w:num w:numId="5">
+  <w:num w:numId="5" w16cid:durableId="701247868">
+    <w:abstractNumId w:val="32"/>
+  </w:num>
+  <w:num w:numId="6" w16cid:durableId="468714137">
+    <w:abstractNumId w:val="31"/>
+  </w:num>
+  <w:num w:numId="7" w16cid:durableId="465321223">
+    <w:abstractNumId w:val="0"/>
+  </w:num>
+  <w:num w:numId="8" w16cid:durableId="1925794435">
+    <w:abstractNumId w:val="22"/>
+  </w:num>
+  <w:num w:numId="9" w16cid:durableId="516307081">
+    <w:abstractNumId w:val="17"/>
+  </w:num>
+  <w:num w:numId="10" w16cid:durableId="582178864">
+    <w:abstractNumId w:val="26"/>
+  </w:num>
+  <w:num w:numId="11" w16cid:durableId="1398238880">
+    <w:abstractNumId w:val="18"/>
+  </w:num>
+  <w:num w:numId="12" w16cid:durableId="1558203829">
+    <w:abstractNumId w:val="8"/>
+  </w:num>
+  <w:num w:numId="13" w16cid:durableId="907230226">
+    <w:abstractNumId w:val="4"/>
+  </w:num>
+  <w:num w:numId="14" w16cid:durableId="956376489">
+    <w:abstractNumId w:val="33"/>
+  </w:num>
+  <w:num w:numId="15" w16cid:durableId="1886747145">
+    <w:abstractNumId w:val="11"/>
+  </w:num>
+  <w:num w:numId="16" w16cid:durableId="1090736460">
+    <w:abstractNumId w:val="28"/>
+  </w:num>
+  <w:num w:numId="17" w16cid:durableId="937755173">
+    <w:abstractNumId w:val="1"/>
+  </w:num>
+  <w:num w:numId="18" w16cid:durableId="1144855330">
+    <w:abstractNumId w:val="25"/>
+  </w:num>
+  <w:num w:numId="19" w16cid:durableId="1299799509">
+    <w:abstractNumId w:val="6"/>
+  </w:num>
+  <w:num w:numId="20" w16cid:durableId="1818262770">
+    <w:abstractNumId w:val="5"/>
+  </w:num>
+  <w:num w:numId="21" w16cid:durableId="1787503899">
+    <w:abstractNumId w:val="21"/>
+  </w:num>
+  <w:num w:numId="22" w16cid:durableId="2029063002">
+    <w:abstractNumId w:val="12"/>
+  </w:num>
+  <w:num w:numId="23" w16cid:durableId="1440369360">
     <w:abstractNumId w:val="29"/>
   </w:num>
-  <w:num w:numId="6">
-    <w:abstractNumId w:val="28"/>
+  <w:num w:numId="24" w16cid:durableId="1738166794">
+    <w:abstractNumId w:val="15"/>
   </w:num>
-  <w:num w:numId="7">
-    <w:abstractNumId w:val="0"/>
+  <w:num w:numId="25" w16cid:durableId="1848134354">
+    <w:abstractNumId w:val="23"/>
   </w:num>
-  <w:num w:numId="8">
+  <w:num w:numId="26" w16cid:durableId="1474368153">
+    <w:abstractNumId w:val="10"/>
+  </w:num>
+  <w:num w:numId="27" w16cid:durableId="28385435">
+    <w:abstractNumId w:val="30"/>
+  </w:num>
+  <w:num w:numId="28" w16cid:durableId="1421020570">
+    <w:abstractNumId w:val="16"/>
+  </w:num>
+  <w:num w:numId="29" w16cid:durableId="1127311883">
+    <w:abstractNumId w:val="7"/>
+  </w:num>
+  <w:num w:numId="30" w16cid:durableId="1098409502">
+    <w:abstractNumId w:val="24"/>
+  </w:num>
+  <w:num w:numId="31" w16cid:durableId="728189744">
+    <w:abstractNumId w:val="13"/>
+  </w:num>
+  <w:num w:numId="32" w16cid:durableId="394860510">
+    <w:abstractNumId w:val="27"/>
+  </w:num>
+  <w:num w:numId="33" w16cid:durableId="118426926">
     <w:abstractNumId w:val="20"/>
   </w:num>
-  <w:num w:numId="9">
-    <w:abstractNumId w:val="17"/>
-  </w:num>
-  <w:num w:numId="10">
-    <w:abstractNumId w:val="24"/>
-  </w:num>
-  <w:num w:numId="11">
-    <w:abstractNumId w:val="18"/>
-  </w:num>
-  <w:num w:numId="12">
-    <w:abstractNumId w:val="8"/>
-  </w:num>
-  <w:num w:numId="13">
-    <w:abstractNumId w:val="4"/>
-  </w:num>
-  <w:num w:numId="14">
-    <w:abstractNumId w:val="30"/>
-  </w:num>
-  <w:num w:numId="15">
-    <w:abstractNumId w:val="11"/>
-  </w:num>
-  <w:num w:numId="16">
-    <w:abstractNumId w:val="25"/>
-  </w:num>
-  <w:num w:numId="17">
-    <w:abstractNumId w:val="1"/>
-  </w:num>
-  <w:num w:numId="18">
-    <w:abstractNumId w:val="23"/>
-  </w:num>
-  <w:num w:numId="19">
-    <w:abstractNumId w:val="6"/>
-  </w:num>
-  <w:num w:numId="20">
-    <w:abstractNumId w:val="5"/>
-  </w:num>
-  <w:num w:numId="21">
+  <w:num w:numId="34" w16cid:durableId="333529139">
     <w:abstractNumId w:val="19"/>
-  </w:num>
-  <w:num w:numId="22">
-    <w:abstractNumId w:val="12"/>
-  </w:num>
-  <w:num w:numId="23">
-    <w:abstractNumId w:val="26"/>
-  </w:num>
-  <w:num w:numId="24">
-    <w:abstractNumId w:val="15"/>
-  </w:num>
-  <w:num w:numId="25">
-    <w:abstractNumId w:val="21"/>
-  </w:num>
-  <w:num w:numId="26">
-    <w:abstractNumId w:val="10"/>
-  </w:num>
-  <w:num w:numId="27">
-    <w:abstractNumId w:val="27"/>
-  </w:num>
-  <w:num w:numId="28">
-    <w:abstractNumId w:val="16"/>
-  </w:num>
-  <w:num w:numId="29">
-    <w:abstractNumId w:val="7"/>
-  </w:num>
-  <w:num w:numId="30">
-    <w:abstractNumId w:val="22"/>
-  </w:num>
-  <w:num w:numId="31">
-    <w:abstractNumId w:val="13"/>
   </w:num>
 </w:numbering>
 </file>
 
 <file path=word/styles.xml><?xml version="1.0" encoding="utf-8"?>
-<w:styles xmlns:mc="http://schemas.openxmlformats.org/markup-compatibility/2006" xmlns:r="http://schemas.openxmlformats.org/officeDocument/2006/relationships" xmlns:w="http://schemas.openxmlformats.org/wordprocessingml/2006/main" xmlns:w14="http://schemas.microsoft.com/office/word/2010/wordml" xmlns:w15="http://schemas.microsoft.com/office/word/2012/wordml" xmlns:w16se="http://schemas.microsoft.com/office/word/2015/wordml/symex" mc:Ignorable="w14 w15 w16se">
+<w:styles xmlns:mc="http://schemas.openxmlformats.org/markup-compatibility/2006" xmlns:r="http://schemas.openxmlformats.org/officeDocument/2006/relationships" xmlns:w="http://schemas.openxmlformats.org/wordprocessingml/2006/main" xmlns:w14="http://schemas.microsoft.com/office/word/2010/wordml" xmlns:w15="http://schemas.microsoft.com/office/word/2012/wordml" xmlns:w16cex="http://schemas.microsoft.com/office/word/2018/wordml/cex" xmlns:w16cid="http://schemas.microsoft.com/office/word/2016/wordml/cid" xmlns:w16="http://schemas.microsoft.com/office/word/2018/wordml" xmlns:w16du="http://schemas.microsoft.com/office/word/2023/wordml/word16du" xmlns:w16sdtdh="http://schemas.microsoft.com/office/word/2020/wordml/sdtdatahash" xmlns:w16sdtfl="http://schemas.microsoft.com/office/word/2024/wordml/sdtformatlock" xmlns:w16se="http://schemas.microsoft.com/office/word/2015/wordml/symex" mc:Ignorable="w14 w15 w16se w16cid w16 w16cex w16sdtdh w16sdtfl w16du">
   <w:docDefaults>
     <w:rPrDefault>
       <w:rPr>
@@ -31212,7 +32655,7 @@
       </w:pPr>
     </w:pPrDefault>
   </w:docDefaults>
-  <w:latentStyles w:defLockedState="0" w:defUIPriority="99" w:defSemiHidden="0" w:defUnhideWhenUsed="0" w:defQFormat="0" w:count="371">
+  <w:latentStyles w:defLockedState="0" w:defUIPriority="99" w:defSemiHidden="0" w:defUnhideWhenUsed="0" w:defQFormat="0" w:count="376">
     <w:lsdException w:name="Normal" w:uiPriority="0" w:qFormat="1"/>
     <w:lsdException w:name="heading 1" w:uiPriority="9" w:qFormat="1"/>
     <w:lsdException w:name="heading 2" w:semiHidden="1" w:uiPriority="9" w:unhideWhenUsed="1" w:qFormat="1"/>
@@ -31584,6 +33027,11 @@
     <w:lsdException w:name="List Table 5 Dark Accent 6" w:uiPriority="50"/>
     <w:lsdException w:name="List Table 6 Colorful Accent 6" w:uiPriority="51"/>
     <w:lsdException w:name="List Table 7 Colorful Accent 6" w:uiPriority="52"/>
+    <w:lsdException w:name="Mention" w:semiHidden="1" w:unhideWhenUsed="1"/>
+    <w:lsdException w:name="Smart Hyperlink" w:semiHidden="1" w:unhideWhenUsed="1"/>
+    <w:lsdException w:name="Hashtag" w:semiHidden="1" w:unhideWhenUsed="1"/>
+    <w:lsdException w:name="Unresolved Mention" w:semiHidden="1" w:unhideWhenUsed="1"/>
+    <w:lsdException w:name="Smart Link" w:semiHidden="1" w:unhideWhenUsed="1"/>
   </w:latentStyles>
   <w:style w:type="paragraph" w:default="1" w:styleId="Normal">
     <w:name w:val="Normal"/>
@@ -31656,7 +33104,6 @@
   <w:style w:type="character" w:default="1" w:styleId="DefaultParagraphFont">
     <w:name w:val="Default Paragraph Font"/>
     <w:uiPriority w:val="1"/>
-    <w:semiHidden/>
     <w:unhideWhenUsed/>
   </w:style>
   <w:style w:type="table" w:default="1" w:styleId="TableNormal">
